--- a/42NI Nejroiformatyka/2/NI_KNT-122_Onyshchenko_19_PR2.docx
+++ b/42NI Nejroiformatyka/2/NI_KNT-122_Onyshchenko_19_PR2.docx
@@ -560,6 +560,98 @@
         <w:rPr>
           <w:lang w:val="uk-UA"/>
         </w:rPr>
+      </w:r>
+    </w:p>
+    <w:p>
+      <w:pPr>
+        <w:pStyle w:val="p11"/>
+        <w:rPr>
+          <w:lang w:val="uk-UA"/>
+        </w:rPr>
+      </w:pPr>
+      <w:r>
+        <w:rPr>
+          <w:lang w:val="uk-UA"/>
+        </w:rPr>
+        <w:t>Задача: В.2; Номер контрольних питань: 3, 13, 29, 33, 49</w:t>
+        <w:br/>
+        <w:br/>
+        <w:t>Б.2 Прогнозування надійності виробів електронної техніки</w:t>
+        <w:br/>
+        <w:br/>
+        <w:t>Вироби електронної техніки (ОСТ 11 ОДО.052.005), далі ВЕТ, являють собою ненадійні вироби, що можуть бути охарактеризовані наступними параметрами:</w:t>
+        <w:br/>
+        <w:br/>
+        <w:t>х1 – струм сітки першої зворотний, мкА;</w:t>
+        <w:br/>
+        <w:t>х2 – струм сітки першої зворотний при перегарті, мкА;</w:t>
+        <w:br/>
+        <w:t>х3 – струм анода, мА;</w:t>
+        <w:br/>
+        <w:t>х4 – струм сітки другий, мА;</w:t>
+        <w:br/>
+        <w:t>х5 – крутість характеристики, мА/В;</w:t>
+        <w:br/>
+        <w:t>х6 – крутість характеристики при недожару, мА/В;</w:t>
+        <w:br/>
+        <w:t>х7 – струм розжарення, мА;</w:t>
+        <w:br/>
+        <w:t>х8 – ємність вхідна, пф;</w:t>
+        <w:br/>
+        <w:t>х9 – ємність вихідна, пф;</w:t>
+        <w:br/>
+        <w:t>х10 – ємність прохідна, пф;</w:t>
+        <w:br/>
+        <w:t>х11 – час готовності, с;</w:t>
+        <w:br/>
+        <w:t>х12 – коефіцієнт підсилення в тріодному включенні;</w:t>
+        <w:br/>
+        <w:t>х13 – напруга контактної різниці потенціалів, В;</w:t>
+        <w:br/>
+        <w:t>х14 – відносна зміна струму анода, %;</w:t>
+        <w:br/>
+        <w:t>х15 – струм емісії при недожару, А;</w:t>
+        <w:br/>
+        <w:t>х16 – опір оксидного шару, Ом;</w:t>
+        <w:br/>
+        <w:t>х17 – струм емісії, А;</w:t>
+        <w:br/>
+        <w:t>х18 – відносна зміна крутості характеристики після іспитів на довговічність 5000 год., %.</w:t>
+        <w:br/>
+        <w:br/>
+        <w:t>Будучи піддані навантаженню в процесі експлуатації ці вироби можуть виходити з ладу в різний час. Задачею контролю якості цих виробів при завершенні виробництва, а також в експлуатації є прогнозування ресурсу (терміну служби) ВЕТ. Причому на практиці цілком достатньо якісного прогнозу, тобто досить спрогнозувати, чи зможе конкретний виріб прослужити заданий термін чи ні. Для побудови моделі якісної залежності між параметрами і класом ВЕТ можна використовувати експериментально отримані і пронормовані дані.</w:t>
+        <w:br/>
+        <w:br/>
+        <w:t>Формалізувавши задачу маємо: 18 вхідних ознак, що містять параметри ВЕТ 1 цільову ознаку - номер класу ВЕТ (1 - дефектний, 0 - гідний).</w:t>
+        <w:br/>
+        <w:br/>
+        <w:t>Кількість шарів: 2, кількість нейронів у шарах: 8-1, назва функції активації: логістична сигмоїдна.</w:t>
+      </w:r>
+    </w:p>
+    <w:p>
+      <w:pPr>
+        <w:pStyle w:val="p11"/>
+        <w:rPr>
+          <w:lang w:val="uk-UA"/>
+        </w:rPr>
+      </w:pPr>
+      <w:r>
+        <w:rPr>
+          <w:lang w:val="uk-UA"/>
+        </w:rPr>
+      </w:r>
+    </w:p>
+    <w:p>
+      <w:pPr>
+        <w:pStyle w:val="p11"/>
+        <w:rPr>
+          <w:lang w:val="uk-UA"/>
+        </w:rPr>
+      </w:pPr>
+      <w:r>
+        <w:rPr>
+          <w:lang w:val="uk-UA"/>
+        </w:rPr>
         <w:t xml:space="preserve">5. Використовуючи </w:t>
       </w:r>
       <w:r>
@@ -686,10 +778,14 @@
     <w:p>
       <w:pPr>
         <w:pStyle w:val="p11"/>
-        <w:rPr/>
-      </w:pPr>
-      <w:r>
-        <w:rPr/>
+        <w:rPr>
+          <w:lang w:val="en-US"/>
+        </w:rPr>
+      </w:pPr>
+      <w:r>
+        <w:rPr>
+          <w:lang w:val="en-US"/>
+        </w:rPr>
       </w:r>
     </w:p>
     <w:p>
@@ -704,6 +800,15 @@
     </w:p>
     <w:p>
       <w:pPr>
+        <w:pStyle w:val="p11"/>
+        <w:rPr/>
+      </w:pPr>
+      <w:r>
+        <w:rPr/>
+      </w:r>
+    </w:p>
+    <w:p>
+      <w:pPr>
         <w:pStyle w:val="h11"/>
         <w:rPr/>
       </w:pPr>
@@ -719,45 +824,7 @@
       </w:pPr>
       <w:r>
         <w:rPr/>
-        <w:t>3 Властивості штучних нейромереж.</w:t>
-      </w:r>
-    </w:p>
-    <w:p>
-      <w:pPr>
-        <w:pStyle w:val="P1"/>
-        <w:rPr/>
-      </w:pPr>
-      <w:r>
-        <w:rPr/>
-      </w:r>
-    </w:p>
-    <w:p>
-      <w:pPr>
-        <w:pStyle w:val="P1"/>
-        <w:rPr/>
-      </w:pPr>
-      <w:r>
-        <w:rPr/>
-        <w:t>Бувають одношарові або багатошарові. Складаються з нейронів. Нейрони складаються з дендритів (вхідних зв’язків) та аксона (вихідного зв’язку).</w:t>
-      </w:r>
-    </w:p>
-    <w:p>
-      <w:pPr>
-        <w:pStyle w:val="P1"/>
-        <w:rPr/>
-      </w:pPr>
-      <w:r>
-        <w:rPr/>
-        <w:t>Нейрони можуть навчатися, підлаштовуючи свої ваги на основі прикладів (навчання з учителем).</w:t>
-      </w:r>
-    </w:p>
-    <w:p>
-      <w:pPr>
-        <w:pStyle w:val="P1"/>
-        <w:rPr/>
-      </w:pPr>
-      <w:r>
-        <w:rPr/>
+        <w:t>3 Псевдоінверсне  навчальне  правило,  проективний  алгоритм настроювання ваг.</w:t>
       </w:r>
     </w:p>
     <w:p>
@@ -767,165 +834,7 @@
       </w:pPr>
       <w:r>
         <w:rPr/>
-        <w:t>13 Поняття:   формальний   нейрон,   синапс,   вага   (ваговий коефіцієнт),  поріг,  дискримінантна  (вагова)  функція,  функція активації, бажаний  і  реальний  вихід  нейромережі,  навчання нейромережі, класифікація,  апроксимація,  оцінювання,  помилка навчання / класифікації, час навчання / класифікації, цільова функція навчання.</w:t>
-      </w:r>
-    </w:p>
-    <w:p>
-      <w:pPr>
-        <w:pStyle w:val="P1"/>
-        <w:rPr/>
-      </w:pPr>
-      <w:r>
-        <w:rPr/>
-      </w:r>
-    </w:p>
-    <w:p>
-      <w:pPr>
-        <w:pStyle w:val="P1"/>
-        <w:rPr/>
-      </w:pPr>
-      <w:r>
-        <w:rPr/>
-        <w:t>- формальний нейрон — математична модель біологічного нейрону;</w:t>
-      </w:r>
-    </w:p>
-    <w:p>
-      <w:pPr>
-        <w:pStyle w:val="P1"/>
-        <w:rPr/>
-      </w:pPr>
-      <w:r>
-        <w:rPr/>
-        <w:t>- синапс — зв’язок;</w:t>
-      </w:r>
-    </w:p>
-    <w:p>
-      <w:pPr>
-        <w:pStyle w:val="P1"/>
-        <w:rPr/>
-      </w:pPr>
-      <w:r>
-        <w:rPr/>
-        <w:t>- вага (ваговий коефіцієнт) — параметр, що визначає силу впливу сигналу на нейрон;</w:t>
-      </w:r>
-    </w:p>
-    <w:p>
-      <w:pPr>
-        <w:pStyle w:val="P1"/>
-        <w:rPr/>
-      </w:pPr>
-      <w:r>
-        <w:rPr/>
-        <w:t>- поріг — параметр, що зміщує функцію активації;</w:t>
-      </w:r>
-    </w:p>
-    <w:p>
-      <w:pPr>
-        <w:pStyle w:val="P1"/>
-        <w:rPr/>
-      </w:pPr>
-      <w:r>
-        <w:rPr/>
-        <w:t>- дискримінантна (вагова) функція — спеціальна математична конструкція, яка використовується при підсумовуванні, інтегруванні чи усередненні, щоб надати більшої ваги певним елементам;</w:t>
-      </w:r>
-    </w:p>
-    <w:p>
-      <w:pPr>
-        <w:pStyle w:val="P1"/>
-        <w:rPr/>
-      </w:pPr>
-      <w:r>
-        <w:rPr/>
-        <w:t>- функція активації — перетворює сумарний сигнал на вихідний;</w:t>
-      </w:r>
-    </w:p>
-    <w:p>
-      <w:pPr>
-        <w:pStyle w:val="P1"/>
-        <w:rPr/>
-      </w:pPr>
-      <w:r>
-        <w:rPr/>
-        <w:t>- бажаний і реальний вихід нейромережі — бажаний це те що має бути за еталоном, реальний це те що обчислила мережа;</w:t>
-      </w:r>
-    </w:p>
-    <w:p>
-      <w:pPr>
-        <w:pStyle w:val="P1"/>
-        <w:rPr/>
-      </w:pPr>
-      <w:r>
-        <w:rPr/>
-        <w:t>- навчання нейромережі — здійснюється в кілька етапів, на кожному визначається різниця між прогнозом та очікуваним результатом;</w:t>
-      </w:r>
-    </w:p>
-    <w:p>
-      <w:pPr>
-        <w:pStyle w:val="P1"/>
-        <w:rPr/>
-      </w:pPr>
-      <w:r>
-        <w:rPr/>
-        <w:t>- класифікація — віднесення до групи;</w:t>
-      </w:r>
-    </w:p>
-    <w:p>
-      <w:pPr>
-        <w:pStyle w:val="P1"/>
-        <w:rPr/>
-      </w:pPr>
-      <w:r>
-        <w:rPr/>
-        <w:t>- апроксимація — обчислення неперервного значення;</w:t>
-      </w:r>
-    </w:p>
-    <w:p>
-      <w:pPr>
-        <w:pStyle w:val="P1"/>
-        <w:rPr/>
-      </w:pPr>
-      <w:r>
-        <w:rPr/>
-        <w:t>- оцінювання — процес використання вже навченої нейронної мережі для отримання результату на нових даних;</w:t>
-      </w:r>
-    </w:p>
-    <w:p>
-      <w:pPr>
-        <w:pStyle w:val="P1"/>
-        <w:rPr/>
-      </w:pPr>
-      <w:r>
-        <w:rPr/>
-        <w:t>- помилка навчання / класифікації — помилка навчання це розбіжність між реальним виходом мережі та бажаним результатом, а помилка класифікації це помилка на даних, які мережа не бачила;</w:t>
-      </w:r>
-    </w:p>
-    <w:p>
-      <w:pPr>
-        <w:pStyle w:val="P1"/>
-        <w:rPr/>
-      </w:pPr>
-      <w:r>
-        <w:rPr/>
-        <w:t>- час навчання / класифікації — навчання це час на підбір ваг, а класифікація це час отримання результатів;</w:t>
-      </w:r>
-    </w:p>
-    <w:p>
-      <w:pPr>
-        <w:pStyle w:val="P1"/>
-        <w:rPr/>
-      </w:pPr>
-      <w:r>
-        <w:rPr/>
-        <w:t>- цільова функція навчання — математичне мірило того, наскільки погано працює мережа на даних момент.</w:t>
-      </w:r>
-    </w:p>
-    <w:p>
-      <w:pPr>
-        <w:pStyle w:val="P1"/>
-        <w:rPr/>
-      </w:pPr>
-      <w:r>
-        <w:rPr/>
+        <w:t>13 Чи  доцільно  застосовувати  мережі  Хопфілда  при  вирішенні задач,  для  рішення  яких  може  використовуватися  одношаровий персептрон?</w:t>
       </w:r>
     </w:p>
     <w:p>
@@ -935,75 +844,7 @@
       </w:pPr>
       <w:r>
         <w:rPr/>
-        <w:t>29 Опишіть  суть  узагальненого  градієнтного  алгоритму. Окремі випадки узагальненого градієнтного алгоритму.</w:t>
-      </w:r>
-    </w:p>
-    <w:p>
-      <w:pPr>
-        <w:pStyle w:val="P1"/>
-        <w:rPr/>
-      </w:pPr>
-      <w:r>
-        <w:rPr/>
-      </w:r>
-    </w:p>
-    <w:p>
-      <w:pPr>
-        <w:pStyle w:val="P1"/>
-        <w:rPr/>
-      </w:pPr>
-      <w:r>
-        <w:rPr/>
-        <w:t>Суть методу полягає в покроковій зміні ваг у напрямку, протилежному до градієнта функції помилки.</w:t>
-      </w:r>
-    </w:p>
-    <w:p>
-      <w:pPr>
-        <w:pStyle w:val="P1"/>
-        <w:rPr/>
-      </w:pPr>
-      <w:r>
-        <w:rPr/>
-        <w:t>Окремі випадки:</w:t>
-      </w:r>
-    </w:p>
-    <w:p>
-      <w:pPr>
-        <w:pStyle w:val="P1"/>
-        <w:rPr/>
-      </w:pPr>
-      <w:r>
-        <w:rPr/>
-        <w:t>- зворотнє поширення помилки — градієнт обчислюється від виходу до входу через усі шари;</w:t>
-      </w:r>
-    </w:p>
-    <w:p>
-      <w:pPr>
-        <w:pStyle w:val="P1"/>
-        <w:rPr/>
-      </w:pPr>
-      <w:r>
-        <w:rPr/>
-        <w:t>- метод найшвидшого спуску — крок підбирається оптимально на кожній ітерації;</w:t>
-      </w:r>
-    </w:p>
-    <w:p>
-      <w:pPr>
-        <w:pStyle w:val="P1"/>
-        <w:rPr/>
-      </w:pPr>
-      <w:r>
-        <w:rPr/>
-        <w:t>- стохастичний градієнтний спуск — ваги оновлюються після кожного окремого прикладу, а не після всієї вибірки.</w:t>
-      </w:r>
-    </w:p>
-    <w:p>
-      <w:pPr>
-        <w:pStyle w:val="P1"/>
-        <w:rPr/>
-      </w:pPr>
-      <w:r>
-        <w:rPr/>
+        <w:t>29 Що таке генеральна сукупність, вибірка, екземпляр, ознака?</w:t>
       </w:r>
     </w:p>
     <w:p>
@@ -1013,65 +854,7 @@
       </w:pPr>
       <w:r>
         <w:rPr/>
-        <w:t xml:space="preserve">33 Застосування кластер-аналізу при навчанні радіально-базисних нейромереж. </w:t>
-      </w:r>
-    </w:p>
-    <w:p>
-      <w:pPr>
-        <w:pStyle w:val="P1"/>
-        <w:rPr/>
-      </w:pPr>
-      <w:r>
-        <w:rPr/>
-      </w:r>
-    </w:p>
-    <w:p>
-      <w:pPr>
-        <w:pStyle w:val="P1"/>
-        <w:rPr/>
-      </w:pPr>
-      <w:r>
-        <w:rPr/>
-        <w:t>У радіально-базисних мережах (RBF) навчання часто розділене на два етапи, і кластер-аналіз (наприклад, метод k-середніх) використовується на першому:</w:t>
-      </w:r>
-    </w:p>
-    <w:p>
-      <w:pPr>
-        <w:pStyle w:val="P1"/>
-        <w:rPr/>
-      </w:pPr>
-      <w:r>
-        <w:rPr/>
-        <w:t xml:space="preserve">1. Щоб визначити </w:t>
-      </w:r>
-      <w:r>
-        <w:rPr>
-          <w:lang w:val="uk-UA"/>
-        </w:rPr>
-        <w:t>центри радіальних функцій у прихованому шарі;</w:t>
-      </w:r>
-    </w:p>
-    <w:p>
-      <w:pPr>
-        <w:pStyle w:val="P1"/>
-        <w:rPr>
-          <w:lang w:val="uk-UA"/>
-        </w:rPr>
-      </w:pPr>
-      <w:r>
-        <w:rPr>
-          <w:lang w:val="uk-UA"/>
-        </w:rPr>
-        <w:t>2. Це дозволяє прихованому шару максимально точно "покрити" простір вхідних ознак.</w:t>
-      </w:r>
-    </w:p>
-    <w:p>
-      <w:pPr>
-        <w:pStyle w:val="P1"/>
-        <w:rPr/>
-      </w:pPr>
-      <w:r>
-        <w:rPr/>
+        <w:t>33 Поняття:     нейрон,     нейромережа,     нейрокомп’ютер, нейроінформатика.</w:t>
       </w:r>
     </w:p>
     <w:p>
@@ -1081,26 +864,7 @@
       </w:pPr>
       <w:r>
         <w:rPr/>
-        <w:t>49 Чи  впливає  репрезентативність  тестової  вибірки  на точність навчання персептрона по навчальній вибірці?</w:t>
-      </w:r>
-    </w:p>
-    <w:p>
-      <w:pPr>
-        <w:pStyle w:val="P1"/>
-        <w:rPr/>
-      </w:pPr>
-      <w:r>
-        <w:rPr/>
-      </w:r>
-    </w:p>
-    <w:p>
-      <w:pPr>
-        <w:pStyle w:val="P1"/>
-        <w:rPr/>
-      </w:pPr>
-      <w:r>
-        <w:rPr/>
-        <w:t>Не впливає.</w:t>
+        <w:t>49 Розпізнавання  образів:  постановка  задачі  та  можливість застосування мереж зі зворотними зв’язками.</w:t>
       </w:r>
     </w:p>
     <w:sectPr>

--- a/42NI Nejroiformatyka/2/NI_KNT-122_Onyshchenko_19_PR2.docx
+++ b/42NI Nejroiformatyka/2/NI_KNT-122_Onyshchenko_19_PR2.docx
@@ -552,93 +552,98 @@
     <w:p>
       <w:pPr>
         <w:pStyle w:val="p11"/>
-        <w:rPr>
-          <w:lang w:val="uk-UA"/>
-        </w:rPr>
-      </w:pPr>
-      <w:r>
-        <w:rPr>
-          <w:lang w:val="uk-UA"/>
-        </w:rPr>
-      </w:r>
-    </w:p>
-    <w:p>
-      <w:pPr>
-        <w:pStyle w:val="p11"/>
-        <w:rPr>
-          <w:lang w:val="uk-UA"/>
-        </w:rPr>
-      </w:pPr>
-      <w:r>
-        <w:rPr>
-          <w:lang w:val="uk-UA"/>
-        </w:rPr>
+        <w:rPr/>
+      </w:pPr>
+      <w:r>
+        <w:rPr/>
         <w:t>Задача: В.2; Номер контрольних питань: 3, 13, 29, 33, 49</w:t>
+      </w:r>
+    </w:p>
+    <w:p>
+      <w:pPr>
+        <w:pStyle w:val="H2"/>
+        <w:rPr/>
+      </w:pPr>
+      <w:r>
+        <w:rPr/>
         <w:br/>
+        <w:tab/>
+        <w:t xml:space="preserve"> Б.2 Прогнозування надійності виробів електронної техніки</w:t>
+      </w:r>
+    </w:p>
+    <w:p>
+      <w:pPr>
+        <w:pStyle w:val="p11"/>
+        <w:rPr/>
+      </w:pPr>
+      <w:r>
+        <w:rPr/>
         <w:br/>
-        <w:t>Б.2 Прогнозування надійності виробів електронної техніки</w:t>
-        <w:br/>
-        <w:br/>
+        <w:tab/>
         <w:t>Вироби електронної техніки (ОСТ 11 ОДО.052.005), далі ВЕТ, являють собою ненадійні вироби, що можуть бути охарактеризовані наступними параметрами:</w:t>
         <w:br/>
-        <w:br/>
+        <w:tab/>
         <w:t>х1 – струм сітки першої зворотний, мкА;</w:t>
         <w:br/>
+        <w:tab/>
         <w:t>х2 – струм сітки першої зворотний при перегарті, мкА;</w:t>
         <w:br/>
+        <w:tab/>
         <w:t>х3 – струм анода, мА;</w:t>
         <w:br/>
+        <w:tab/>
         <w:t>х4 – струм сітки другий, мА;</w:t>
         <w:br/>
+        <w:tab/>
         <w:t>х5 – крутість характеристики, мА/В;</w:t>
         <w:br/>
+        <w:tab/>
         <w:t>х6 – крутість характеристики при недожару, мА/В;</w:t>
         <w:br/>
+        <w:tab/>
         <w:t>х7 – струм розжарення, мА;</w:t>
         <w:br/>
+        <w:tab/>
         <w:t>х8 – ємність вхідна, пф;</w:t>
         <w:br/>
+        <w:tab/>
         <w:t>х9 – ємність вихідна, пф;</w:t>
         <w:br/>
+        <w:tab/>
         <w:t>х10 – ємність прохідна, пф;</w:t>
         <w:br/>
+        <w:tab/>
         <w:t>х11 – час готовності, с;</w:t>
         <w:br/>
+        <w:tab/>
         <w:t>х12 – коефіцієнт підсилення в тріодному включенні;</w:t>
         <w:br/>
+        <w:tab/>
         <w:t>х13 – напруга контактної різниці потенціалів, В;</w:t>
         <w:br/>
+        <w:tab/>
         <w:t>х14 – відносна зміна струму анода, %;</w:t>
         <w:br/>
+        <w:tab/>
         <w:t>х15 – струм емісії при недожару, А;</w:t>
         <w:br/>
+        <w:tab/>
         <w:t>х16 – опір оксидного шару, Ом;</w:t>
         <w:br/>
+        <w:tab/>
         <w:t>х17 – струм емісії, А;</w:t>
         <w:br/>
+        <w:tab/>
         <w:t>х18 – відносна зміна крутості характеристики після іспитів на довговічність 5000 год., %.</w:t>
         <w:br/>
-        <w:br/>
+        <w:tab/>
         <w:t>Будучи піддані навантаженню в процесі експлуатації ці вироби можуть виходити з ладу в різний час. Задачею контролю якості цих виробів при завершенні виробництва, а також в експлуатації є прогнозування ресурсу (терміну служби) ВЕТ. Причому на практиці цілком достатньо якісного прогнозу, тобто досить спрогнозувати, чи зможе конкретний виріб прослужити заданий термін чи ні. Для побудови моделі якісної залежності між параметрами і класом ВЕТ можна використовувати експериментально отримані і пронормовані дані.</w:t>
         <w:br/>
-        <w:br/>
+        <w:tab/>
         <w:t>Формалізувавши задачу маємо: 18 вхідних ознак, що містять параметри ВЕТ 1 цільову ознаку - номер класу ВЕТ (1 - дефектний, 0 - гідний).</w:t>
         <w:br/>
-        <w:br/>
+        <w:tab/>
         <w:t>Кількість шарів: 2, кількість нейронів у шарах: 8-1, назва функції активації: логістична сигмоїдна.</w:t>
-      </w:r>
-    </w:p>
-    <w:p>
-      <w:pPr>
-        <w:pStyle w:val="p11"/>
-        <w:rPr>
-          <w:lang w:val="uk-UA"/>
-        </w:rPr>
-      </w:pPr>
-      <w:r>
-        <w:rPr>
-          <w:lang w:val="uk-UA"/>
-        </w:rPr>
       </w:r>
     </w:p>
     <w:p>

--- a/42NI Nejroiformatyka/2/NI_KNT-122_Onyshchenko_19_PR2.docx
+++ b/42NI Nejroiformatyka/2/NI_KNT-122_Onyshchenko_19_PR2.docx
@@ -580,7 +580,9 @@
         <w:rPr/>
         <w:br/>
         <w:tab/>
-        <w:t>Вироби електронної техніки (ОСТ 11 ОДО.052.005), далі ВЕТ, являють собою ненадійні вироби, що можуть бути охарактеризовані наступними параметрами:</w:t>
+        <w:t>Вироби електронної техніки (ОСТ 11 ОДО.052.005), далі ВЕТ,</w:t>
+        <w:tab/>
+        <w:t xml:space="preserve"> являють собою ненадійні вироби, що можуть бути охарактеризовані наступними параметрами:</w:t>
         <w:br/>
         <w:tab/>
         <w:t>х1 – струм сітки першої зворотний, мкА;</w:t>

--- a/42NI Nejroiformatyka/2/NI_KNT-122_Onyshchenko_19_PR2.docx
+++ b/42NI Nejroiformatyka/2/NI_KNT-122_Onyshchenko_19_PR2.docx
@@ -149,15 +149,7 @@
       </w:pPr>
       <w:r>
         <w:rPr/>
-        <w:t xml:space="preserve">Тема «Нейромережі </w:t>
-      </w:r>
-      <w:r>
-        <w:rPr/>
-        <w:t>зі зворотними зв’язками</w:t>
-      </w:r>
-      <w:r>
-        <w:rPr/>
-        <w:t>»</w:t>
+        <w:t>Тема «Нейромережі зі зворотними зв’язками»</w:t>
       </w:r>
     </w:p>
     <w:p>
@@ -442,7 +434,27 @@
           <w:smallCaps w:val="false"/>
           <w:spacing w:val="0"/>
         </w:rPr>
-        <w:t>Вивчити моделі і методи навчання нейромежер зі зворотними зв’язками, розглянути приклади їхнього практичного використання; порівняти їхні можливості з можливостями нейромереж прямого поширення; ознайомитися зі стандартними програмними засобами для моделювання мереж зі зворотними зв’язками.</w:t>
+        <w:t>Вивчити моделі і методи навчання нейроме</w:t>
+      </w:r>
+      <w:r>
+        <w:rPr>
+          <w:b w:val="false"/>
+          <w:i w:val="false"/>
+          <w:caps w:val="false"/>
+          <w:smallCaps w:val="false"/>
+          <w:spacing w:val="0"/>
+        </w:rPr>
+        <w:t>реж</w:t>
+      </w:r>
+      <w:r>
+        <w:rPr>
+          <w:b w:val="false"/>
+          <w:i w:val="false"/>
+          <w:caps w:val="false"/>
+          <w:smallCaps w:val="false"/>
+          <w:spacing w:val="0"/>
+        </w:rPr>
+        <w:t xml:space="preserve"> зі зворотними зв’язками, розглянути приклади їхнього практичного використання; порівняти їхні можливості з можливостями нейромереж прямого поширення; ознайомитися зі стандартними програмними засобами для моделювання мереж зі зворотними зв’язками.</w:t>
       </w:r>
       <w:r>
         <w:rPr/>
@@ -518,7 +530,7 @@
         <w:rPr>
           <w:lang w:val="uk-UA"/>
         </w:rPr>
-        <w:t>Вивчити архітектуру нейромереж Хоплфілда та Ельмана, а також метоид їхнього навчання.</w:t>
+        <w:t>Вивчити архітектуру нейромереж Хопфілда та Ельмана, а також методи їхнього навчання.</w:t>
       </w:r>
     </w:p>
     <w:p>
@@ -1672,12 +1684,12 @@
       <w:lang w:val="en-US" w:eastAsia="uk-UA"/>
     </w:rPr>
   </w:style>
-  <w:style w:type="character" w:styleId="Style12">
-    <w:name w:val="Символ нумерації"/>
+  <w:style w:type="character" w:styleId="user">
+    <w:name w:val="Символ нумерації (user)"/>
     <w:qFormat/>
     <w:rPr/>
   </w:style>
-  <w:style w:type="paragraph" w:styleId="Style13">
+  <w:style w:type="paragraph" w:styleId="Style12">
     <w:name w:val="Заголовок"/>
     <w:basedOn w:val="Normal"/>
     <w:next w:val="BodyText"/>
@@ -1687,7 +1699,7 @@
       <w:spacing w:before="240" w:after="120"/>
     </w:pPr>
     <w:rPr>
-      <w:rFonts w:ascii="Liberation Sans" w:hAnsi="Liberation Sans" w:eastAsia="Microsoft YaHei" w:cs="Lucida Sans"/>
+      <w:rFonts w:ascii="Liberation Sans" w:hAnsi="Liberation Sans" w:eastAsia="Microsoft YaHei" w:cs="Arial Unicode MS"/>
       <w:sz w:val="28"/>
       <w:szCs w:val="28"/>
     </w:rPr>
@@ -1724,7 +1736,7 @@
       <w:szCs w:val="24"/>
     </w:rPr>
   </w:style>
-  <w:style w:type="paragraph" w:styleId="Style14">
+  <w:style w:type="paragraph" w:styleId="Style13">
     <w:name w:val="Покажчик"/>
     <w:basedOn w:val="Normal"/>
     <w:qFormat/>
@@ -1732,10 +1744,10 @@
       <w:suppressLineNumbers/>
     </w:pPr>
     <w:rPr>
-      <w:rFonts w:cs="Lucida Sans"/>
-    </w:rPr>
-  </w:style>
-  <w:style w:type="paragraph" w:styleId="user">
+      <w:rFonts w:cs="Arial Unicode MS"/>
+    </w:rPr>
+  </w:style>
+  <w:style w:type="paragraph" w:styleId="user1">
     <w:name w:val="Заголовок (user)"/>
     <w:basedOn w:val="Normal"/>
     <w:next w:val="BodyText"/>
@@ -1745,12 +1757,12 @@
       <w:spacing w:before="240" w:after="120"/>
     </w:pPr>
     <w:rPr>
-      <w:rFonts w:ascii="Liberation Sans" w:hAnsi="Liberation Sans" w:eastAsia="Microsoft YaHei" w:cs="Arial Unicode MS"/>
+      <w:rFonts w:ascii="Liberation Sans" w:hAnsi="Liberation Sans" w:eastAsia="Microsoft YaHei" w:cs="Lucida Sans"/>
       <w:sz w:val="28"/>
       <w:szCs w:val="28"/>
     </w:rPr>
   </w:style>
-  <w:style w:type="paragraph" w:styleId="user1">
+  <w:style w:type="paragraph" w:styleId="user2">
     <w:name w:val="Покажчик (user)"/>
     <w:basedOn w:val="Normal"/>
     <w:qFormat/>
@@ -1758,12 +1770,12 @@
       <w:suppressLineNumbers/>
     </w:pPr>
     <w:rPr>
-      <w:rFonts w:cs="Arial Unicode MS"/>
+      <w:rFonts w:cs="Lucida Sans"/>
     </w:rPr>
   </w:style>
   <w:style w:type="paragraph" w:styleId="IndexHeading">
     <w:name w:val="index heading"/>
-    <w:basedOn w:val="user"/>
+    <w:basedOn w:val="Style12"/>
     <w:pPr/>
     <w:rPr/>
   </w:style>
@@ -2038,8 +2050,8 @@
     </w:pPr>
     <w:rPr/>
   </w:style>
-  <w:style w:type="numbering" w:styleId="user2" w:default="1">
-    <w:name w:val="Без маркерів (user)"/>
+  <w:style w:type="numbering" w:styleId="Style14" w:default="1">
+    <w:name w:val="Без маркерів"/>
     <w:uiPriority w:val="99"/>
     <w:semiHidden/>
     <w:unhideWhenUsed/>

--- a/42NI Nejroiformatyka/2/NI_KNT-122_Onyshchenko_19_PR2.docx
+++ b/42NI Nejroiformatyka/2/NI_KNT-122_Onyshchenko_19_PR2.docx
@@ -434,7 +434,264 @@
           <w:smallCaps w:val="false"/>
           <w:spacing w:val="0"/>
         </w:rPr>
-        <w:t>Вивчити моделі і методи навчання нейроме</w:t>
+        <w:t>Вивчити моделі і методи навчання нейромереж зі зворотними зв’язками, розглянути приклади їхнього практичного використання; порівняти їхні можливості з можливостями нейромереж прямого поширення; ознайомитися зі стандартними програмними засобами для моделювання мереж зі зворотними зв’язками.</w:t>
+      </w:r>
+      <w:r>
+        <w:rPr/>
+        <w:t xml:space="preserve"> </w:t>
+      </w:r>
+    </w:p>
+    <w:p>
+      <w:pPr>
+        <w:pStyle w:val="p11"/>
+        <w:rPr/>
+      </w:pPr>
+      <w:r>
+        <w:rPr/>
+      </w:r>
+    </w:p>
+    <w:p>
+      <w:pPr>
+        <w:pStyle w:val="h11"/>
+        <w:rPr/>
+      </w:pPr>
+      <w:r>
+        <w:rPr/>
+        <w:t>Завдання</w:t>
+      </w:r>
+    </w:p>
+    <w:p>
+      <w:pPr>
+        <w:pStyle w:val="p11"/>
+        <w:rPr/>
+      </w:pPr>
+      <w:r>
+        <w:rPr/>
+      </w:r>
+    </w:p>
+    <w:p>
+      <w:pPr>
+        <w:pStyle w:val="p11"/>
+        <w:rPr/>
+      </w:pPr>
+      <w:r>
+        <w:rPr/>
+        <w:t>Завдання на роботу:</w:t>
+      </w:r>
+    </w:p>
+    <w:p>
+      <w:pPr>
+        <w:pStyle w:val="p11"/>
+        <w:rPr>
+          <w:lang w:val="en-US"/>
+        </w:rPr>
+      </w:pPr>
+      <w:r>
+        <w:rPr>
+          <w:lang w:val="en-US"/>
+        </w:rPr>
+        <w:t>1. Ознайомитися з конспектом лекцій та рекомендованою літературою.</w:t>
+      </w:r>
+    </w:p>
+    <w:p>
+      <w:pPr>
+        <w:pStyle w:val="p11"/>
+        <w:rPr>
+          <w:lang w:val="uk-UA"/>
+        </w:rPr>
+      </w:pPr>
+      <w:r>
+        <w:rPr>
+          <w:lang w:val="en-US"/>
+        </w:rPr>
+        <w:t xml:space="preserve">2. </w:t>
+      </w:r>
+      <w:r>
+        <w:rPr>
+          <w:lang w:val="uk-UA"/>
+        </w:rPr>
+        <w:t>Вивчити архітектуру нейромереж Хопфілда та Ельмана, а також методи їхнього навчання.</w:t>
+      </w:r>
+    </w:p>
+    <w:p>
+      <w:pPr>
+        <w:pStyle w:val="p11"/>
+        <w:rPr>
+          <w:lang w:val="uk-UA"/>
+        </w:rPr>
+      </w:pPr>
+      <w:r>
+        <w:rPr>
+          <w:lang w:val="uk-UA"/>
+        </w:rPr>
+        <w:t>3. Використовуючи документацію рекомендованого викладачем програмного засобу, вивчити його архітектуру і компоненти, призначені для моделювання і навчання нейромереж зі зворотними зв’язками, введення і виведення даних, підготовки звітів (виведення і відображення результатів роботи).</w:t>
+      </w:r>
+    </w:p>
+    <w:p>
+      <w:pPr>
+        <w:pStyle w:val="p11"/>
+        <w:rPr>
+          <w:lang w:val="uk-UA"/>
+        </w:rPr>
+      </w:pPr>
+      <w:r>
+        <w:rPr>
+          <w:lang w:val="uk-UA"/>
+        </w:rPr>
+        <w:t>4. Визначити за таблицею 1.1 згідно з номером варіанта студента (обирається за журналом) номер підрозділу Додатку В, що містить опис прикладної задачі, та номери контрольних питань до даної роботи, відповіді на які належить навести у звіті.</w:t>
+      </w:r>
+    </w:p>
+    <w:p>
+      <w:pPr>
+        <w:pStyle w:val="p11"/>
+        <w:rPr/>
+      </w:pPr>
+      <w:r>
+        <w:rPr/>
+        <w:t>Задача: В.2; Номер контрольних питань: 3, 13, 29, 33, 49</w:t>
+      </w:r>
+    </w:p>
+    <w:p>
+      <w:pPr>
+        <w:pStyle w:val="H2"/>
+        <w:rPr/>
+      </w:pPr>
+      <w:r>
+        <w:rPr/>
+        <w:br/>
+        <w:tab/>
+        <w:t xml:space="preserve"> Б.2 Прогнозування надійності виробів електронної техніки</w:t>
+      </w:r>
+    </w:p>
+    <w:p>
+      <w:pPr>
+        <w:pStyle w:val="p11"/>
+        <w:rPr/>
+      </w:pPr>
+      <w:r>
+        <w:rPr/>
+        <w:br/>
+        <w:tab/>
+        <w:t>Вироби електронної техніки (ОСТ 11 ОДО.052.005), далі ВЕТ,</w:t>
+        <w:tab/>
+        <w:t xml:space="preserve"> являють собою ненадійні вироби, що можуть бути охарактеризовані наступними параметрами:</w:t>
+        <w:br/>
+        <w:tab/>
+        <w:t>х1 – струм сітки першої зворотний, мкА;</w:t>
+        <w:br/>
+        <w:tab/>
+        <w:t>х2 – струм сітки першої зворотний при перегарті, мкА;</w:t>
+        <w:br/>
+        <w:tab/>
+        <w:t>х3 – струм анода, мА;</w:t>
+        <w:br/>
+        <w:tab/>
+        <w:t>х4 – струм сітки другий, мА;</w:t>
+        <w:br/>
+        <w:tab/>
+        <w:t>х5 – крутість характеристики, мА/В;</w:t>
+        <w:br/>
+        <w:tab/>
+        <w:t>х6 – крутість характеристики при недожару, мА/В;</w:t>
+        <w:br/>
+        <w:tab/>
+        <w:t>х7 – струм розжарення, мА;</w:t>
+        <w:br/>
+        <w:tab/>
+        <w:t>х8 – ємність вхідна, пф;</w:t>
+        <w:br/>
+        <w:tab/>
+        <w:t>х9 – ємність вихідна, пф;</w:t>
+        <w:br/>
+        <w:tab/>
+        <w:t>х10 – ємність прохідна, пф;</w:t>
+        <w:br/>
+        <w:tab/>
+        <w:t>х11 – час готовності, с;</w:t>
+        <w:br/>
+        <w:tab/>
+        <w:t>х12 – коефіцієнт підсилення в тріодному включенні;</w:t>
+        <w:br/>
+        <w:tab/>
+        <w:t>х13 – напруга контактної різниці потенціалів, В;</w:t>
+        <w:br/>
+        <w:tab/>
+        <w:t>х14 – відносна зміна струму анода, %;</w:t>
+        <w:br/>
+        <w:tab/>
+        <w:t>х15 – струм емісії при недожару, А;</w:t>
+        <w:br/>
+        <w:tab/>
+        <w:t>х16 – опір оксидного шару, Ом;</w:t>
+        <w:br/>
+        <w:tab/>
+        <w:t>х17 – струм емісії, А;</w:t>
+        <w:br/>
+        <w:tab/>
+        <w:t>х18 – відносна зміна крутості характеристики після іспитів на довговічність 5000 год., %.</w:t>
+        <w:br/>
+        <w:tab/>
+        <w:t>Будучи піддані навантаженню в процесі експлуатації ці вироби можуть виходити з ладу в різний час. Задачею контролю якості цих виробів при завершенні виробництва, а також в експлуатації є прогнозування ресурсу (терміну служби) ВЕТ. Причому на практиці цілком достатньо якісного прогнозу, тобто досить спрогнозувати, чи зможе конкретний виріб прослужити заданий термін чи ні. Для побудови моделі якісної залежності між параметрами і класом ВЕТ можна використовувати експериментально отримані і пронормовані дані.</w:t>
+        <w:br/>
+        <w:tab/>
+        <w:t>Формалізувавши задачу маємо: 18 вхідних ознак, що містять параметри ВЕТ 1 цільову ознаку - номер класу ВЕТ (1 - дефектний, 0 - гідний).</w:t>
+        <w:br/>
+        <w:tab/>
+        <w:t>Кількість шарів: 2, кількість нейронів у шарах: 8-1, назва функції активації: логістична сигмоїдна.</w:t>
+      </w:r>
+    </w:p>
+    <w:p>
+      <w:pPr>
+        <w:pStyle w:val="p11"/>
+        <w:rPr>
+          <w:lang w:val="uk-UA"/>
+        </w:rPr>
+      </w:pPr>
+      <w:r>
+        <w:rPr>
+          <w:lang w:val="uk-UA"/>
+        </w:rPr>
+        <w:t xml:space="preserve">5. Використовуючи </w:t>
+      </w:r>
+      <w:r>
+        <w:rPr>
+          <w:lang w:val="en-US"/>
+        </w:rPr>
+        <w:t xml:space="preserve">Python </w:t>
+      </w:r>
+      <w:r>
+        <w:rPr>
+          <w:lang w:val="uk-UA"/>
+        </w:rPr>
+        <w:t>для відповідних варіантів студента вхідних даних вирішити прикладну задачу на основі нейромереж Хопфілда та Ельмана.</w:t>
+      </w:r>
+    </w:p>
+    <w:p>
+      <w:pPr>
+        <w:pStyle w:val="p11"/>
+        <w:rPr>
+          <w:lang w:val="uk-UA"/>
+        </w:rPr>
+      </w:pPr>
+      <w:r>
+        <w:rPr>
+          <w:lang w:val="uk-UA"/>
+        </w:rPr>
+        <w:t>6. Зберегти у файлі на диску початкові параметри нейромоделей, результати їхнього навчання (матрицю ваг та структуру з значенням функцій активації і кількості нейроелементів у шарах) та робити для навчальної та контрольної вибірок (помилку класифікації (оцінювання), значення на входах і виході, час навчання, час класифікації).</w:t>
+      </w:r>
+    </w:p>
+    <w:p>
+      <w:pPr>
+        <w:pStyle w:val="p11"/>
+        <w:rPr>
+          <w:lang w:val="uk-UA"/>
+        </w:rPr>
+      </w:pPr>
+      <w:r>
+        <w:rPr>
+          <w:lang w:val="uk-UA"/>
+        </w:rPr>
+        <w:t xml:space="preserve">7. Результати виконання пунктів 5-6 занести в таблицю, стовпці якої повинні мати назви: </w:t>
       </w:r>
       <w:r>
         <w:rPr>
@@ -444,7 +701,27 @@
           <w:smallCaps w:val="false"/>
           <w:spacing w:val="0"/>
         </w:rPr>
-        <w:t>реж</w:t>
+        <w:t>назва архітектури нейромережі, кількість шарів, кількість нейронів у шарах, функції активації нейронів у шарах, метод навчання, час навчання, час класифікації навченої мережі для навчальної вибірки, помилка класифікації для навчальної вибірки, час класифікації навченої мережі для тестової вибірки, помилка класифікації для тестової вибірки.</w:t>
+      </w:r>
+      <w:r>
+        <w:rPr>
+          <w:lang w:val="uk-UA"/>
+        </w:rPr>
+        <w:t xml:space="preserve"> </w:t>
+      </w:r>
+    </w:p>
+    <w:p>
+      <w:pPr>
+        <w:pStyle w:val="p11"/>
+        <w:rPr>
+          <w:lang w:val="uk-UA"/>
+        </w:rPr>
+      </w:pPr>
+      <w:r>
+        <w:rPr>
+          <w:lang w:val="uk-UA"/>
+        </w:rPr>
+        <w:t xml:space="preserve">8. </w:t>
       </w:r>
       <w:r>
         <w:rPr>
@@ -454,20 +731,60 @@
           <w:smallCaps w:val="false"/>
           <w:spacing w:val="0"/>
         </w:rPr>
-        <w:t xml:space="preserve"> зі зворотними зв’язками, розглянути приклади їхнього практичного використання; порівняти їхні можливості з можливостями нейромереж прямого поширення; ознайомитися зі стандартними програмними засобами для моделювання мереж зі зворотними зв’язками.</w:t>
-      </w:r>
-      <w:r>
-        <w:rPr/>
-        <w:t xml:space="preserve"> </w:t>
-      </w:r>
-    </w:p>
-    <w:p>
-      <w:pPr>
-        <w:pStyle w:val="p11"/>
-        <w:rPr/>
-      </w:pPr>
-      <w:r>
-        <w:rPr/>
+        <w:t>Проаналізувати отримані результати і дати порівняльну характеристику мереж Хопфілда та Ельмана. Дати порівняльну характеристику мереж зі зворотними зв’язками та мереж прямого поширення за швидкістю навчання і точністю класифікації; принципами побудови архітектури.</w:t>
+      </w:r>
+    </w:p>
+    <w:p>
+      <w:pPr>
+        <w:pStyle w:val="p11"/>
+        <w:rPr>
+          <w:lang w:val="en-US"/>
+        </w:rPr>
+      </w:pPr>
+      <w:r>
+        <w:rPr>
+          <w:lang w:val="uk-UA"/>
+        </w:rPr>
+        <w:t>9</w:t>
+      </w:r>
+      <w:r>
+        <w:rPr>
+          <w:lang w:val="en-US"/>
+        </w:rPr>
+        <w:t>. Відповісти на контрольні питання.</w:t>
+      </w:r>
+    </w:p>
+    <w:p>
+      <w:pPr>
+        <w:pStyle w:val="p11"/>
+        <w:rPr>
+          <w:lang w:val="en-US"/>
+        </w:rPr>
+      </w:pPr>
+      <w:r>
+        <w:rPr>
+          <w:lang w:val="uk-UA"/>
+        </w:rPr>
+        <w:t>10</w:t>
+      </w:r>
+      <w:r>
+        <w:rPr>
+          <w:lang w:val="en-US"/>
+        </w:rPr>
+        <w:t>. Оформити звіт з роботи.</w:t>
+      </w:r>
+    </w:p>
+    <w:p>
+      <w:pPr>
+        <w:pStyle w:val="p11"/>
+        <w:rPr>
+          <w:lang w:val="en-US"/>
+        </w:rPr>
+      </w:pPr>
+      <w:r>
+        <w:rPr>
+          <w:lang w:val="en-US"/>
+        </w:rPr>
       </w:r>
     </w:p>
     <w:p>
@@ -477,98 +794,7 @@
       </w:pPr>
       <w:r>
         <w:rPr/>
-        <w:t>Завдання</w:t>
-      </w:r>
-    </w:p>
-    <w:p>
-      <w:pPr>
-        <w:pStyle w:val="p11"/>
-        <w:rPr/>
-      </w:pPr>
-      <w:r>
-        <w:rPr/>
-      </w:r>
-    </w:p>
-    <w:p>
-      <w:pPr>
-        <w:pStyle w:val="p11"/>
-        <w:rPr/>
-      </w:pPr>
-      <w:r>
-        <w:rPr/>
-        <w:t>Завдання на роботу:</w:t>
-      </w:r>
-    </w:p>
-    <w:p>
-      <w:pPr>
-        <w:pStyle w:val="p11"/>
-        <w:rPr>
-          <w:lang w:val="en-US"/>
-        </w:rPr>
-      </w:pPr>
-      <w:r>
-        <w:rPr>
-          <w:lang w:val="en-US"/>
-        </w:rPr>
-        <w:t>1. Ознайомитися з конспектом лекцій та рекомендованою літературою.</w:t>
-      </w:r>
-    </w:p>
-    <w:p>
-      <w:pPr>
-        <w:pStyle w:val="p11"/>
-        <w:rPr>
-          <w:lang w:val="uk-UA"/>
-        </w:rPr>
-      </w:pPr>
-      <w:r>
-        <w:rPr>
-          <w:lang w:val="en-US"/>
-        </w:rPr>
-        <w:t xml:space="preserve">2. </w:t>
-      </w:r>
-      <w:r>
-        <w:rPr>
-          <w:lang w:val="uk-UA"/>
-        </w:rPr>
-        <w:t>Вивчити архітектуру нейромереж Хопфілда та Ельмана, а також методи їхнього навчання.</w:t>
-      </w:r>
-    </w:p>
-    <w:p>
-      <w:pPr>
-        <w:pStyle w:val="p11"/>
-        <w:rPr>
-          <w:lang w:val="uk-UA"/>
-        </w:rPr>
-      </w:pPr>
-      <w:r>
-        <w:rPr>
-          <w:lang w:val="uk-UA"/>
-        </w:rPr>
-        <w:t>3. Використовуючи документацію рекомендованого викладачем програмного засобу, вивчити його архітектуру і компоненти, призначені для моделювання і навчання нейромереж зі зворотними зв’язками, введення і виведення даних, підготовки звітів (виведення і відображення результатів роботи).</w:t>
-      </w:r>
-    </w:p>
-    <w:p>
-      <w:pPr>
-        <w:pStyle w:val="p11"/>
-        <w:rPr>
-          <w:lang w:val="uk-UA"/>
-        </w:rPr>
-      </w:pPr>
-      <w:r>
-        <w:rPr>
-          <w:lang w:val="uk-UA"/>
-        </w:rPr>
-        <w:t>4. Визначити за таблицею 1.1 згідно з номером варіанта студента (обирається за журналом) номер підрозділу Додатку В, що містить опис прикладної задачі, та номери контрольних питань до даної роботи, відповіді на які належить навести у звіті.</w:t>
-      </w:r>
-    </w:p>
-    <w:p>
-      <w:pPr>
-        <w:pStyle w:val="p11"/>
-        <w:rPr/>
-      </w:pPr>
-      <w:r>
-        <w:rPr/>
-        <w:t>Задача: В.2; Номер контрольних питань: 3, 13, 29, 33, 49</w:t>
+        <w:t>Виконання</w:t>
       </w:r>
     </w:p>
     <w:p>
@@ -578,248 +804,675 @@
       </w:pPr>
       <w:r>
         <w:rPr/>
-        <w:br/>
-        <w:tab/>
-        <w:t xml:space="preserve"> Б.2 Прогнозування надійності виробів електронної техніки</w:t>
-      </w:r>
-    </w:p>
-    <w:p>
-      <w:pPr>
-        <w:pStyle w:val="p11"/>
-        <w:rPr/>
-      </w:pPr>
-      <w:r>
-        <w:rPr/>
-        <w:br/>
-        <w:tab/>
-        <w:t>Вироби електронної техніки (ОСТ 11 ОДО.052.005), далі ВЕТ,</w:t>
-        <w:tab/>
-        <w:t xml:space="preserve"> являють собою ненадійні вироби, що можуть бути охарактеризовані наступними параметрами:</w:t>
-        <w:br/>
-        <w:tab/>
-        <w:t>х1 – струм сітки першої зворотний, мкА;</w:t>
-        <w:br/>
-        <w:tab/>
-        <w:t>х2 – струм сітки першої зворотний при перегарті, мкА;</w:t>
-        <w:br/>
-        <w:tab/>
-        <w:t>х3 – струм анода, мА;</w:t>
-        <w:br/>
-        <w:tab/>
-        <w:t>х4 – струм сітки другий, мА;</w:t>
-        <w:br/>
-        <w:tab/>
-        <w:t>х5 – крутість характеристики, мА/В;</w:t>
-        <w:br/>
-        <w:tab/>
-        <w:t>х6 – крутість характеристики при недожару, мА/В;</w:t>
-        <w:br/>
-        <w:tab/>
-        <w:t>х7 – струм розжарення, мА;</w:t>
-        <w:br/>
-        <w:tab/>
-        <w:t>х8 – ємність вхідна, пф;</w:t>
-        <w:br/>
-        <w:tab/>
-        <w:t>х9 – ємність вихідна, пф;</w:t>
-        <w:br/>
-        <w:tab/>
-        <w:t>х10 – ємність прохідна, пф;</w:t>
-        <w:br/>
-        <w:tab/>
-        <w:t>х11 – час готовності, с;</w:t>
-        <w:br/>
-        <w:tab/>
-        <w:t>х12 – коефіцієнт підсилення в тріодному включенні;</w:t>
-        <w:br/>
-        <w:tab/>
-        <w:t>х13 – напруга контактної різниці потенціалів, В;</w:t>
-        <w:br/>
-        <w:tab/>
-        <w:t>х14 – відносна зміна струму анода, %;</w:t>
-        <w:br/>
-        <w:tab/>
-        <w:t>х15 – струм емісії при недожару, А;</w:t>
-        <w:br/>
-        <w:tab/>
-        <w:t>х16 – опір оксидного шару, Ом;</w:t>
-        <w:br/>
-        <w:tab/>
-        <w:t>х17 – струм емісії, А;</w:t>
-        <w:br/>
-        <w:tab/>
-        <w:t>х18 – відносна зміна крутості характеристики після іспитів на довговічність 5000 год., %.</w:t>
-        <w:br/>
-        <w:tab/>
-        <w:t>Будучи піддані навантаженню в процесі експлуатації ці вироби можуть виходити з ладу в різний час. Задачею контролю якості цих виробів при завершенні виробництва, а також в експлуатації є прогнозування ресурсу (терміну служби) ВЕТ. Причому на практиці цілком достатньо якісного прогнозу, тобто досить спрогнозувати, чи зможе конкретний виріб прослужити заданий термін чи ні. Для побудови моделі якісної залежності між параметрами і класом ВЕТ можна використовувати експериментально отримані і пронормовані дані.</w:t>
-        <w:br/>
-        <w:tab/>
-        <w:t>Формалізувавши задачу маємо: 18 вхідних ознак, що містять параметри ВЕТ 1 цільову ознаку - номер класу ВЕТ (1 - дефектний, 0 - гідний).</w:t>
-        <w:br/>
-        <w:tab/>
-        <w:t>Кількість шарів: 2, кількість нейронів у шарах: 8-1, назва функції активації: логістична сигмоїдна.</w:t>
-      </w:r>
-    </w:p>
-    <w:p>
-      <w:pPr>
-        <w:pStyle w:val="p11"/>
-        <w:rPr>
-          <w:lang w:val="uk-UA"/>
-        </w:rPr>
-      </w:pPr>
-      <w:r>
-        <w:rPr>
-          <w:lang w:val="uk-UA"/>
-        </w:rPr>
-        <w:t xml:space="preserve">5. Використовуючи </w:t>
-      </w:r>
-      <w:r>
-        <w:rPr>
-          <w:lang w:val="en-US"/>
-        </w:rPr>
-        <w:t xml:space="preserve">Python </w:t>
-      </w:r>
-      <w:r>
-        <w:rPr>
-          <w:lang w:val="uk-UA"/>
-        </w:rPr>
-        <w:t>для відповідних варіантів студента вхідних даних вирішити прикладну задачу на основі нейромереж Хопфілда та Ельмана.</w:t>
-      </w:r>
-    </w:p>
-    <w:p>
-      <w:pPr>
-        <w:pStyle w:val="p11"/>
-        <w:rPr>
-          <w:lang w:val="uk-UA"/>
-        </w:rPr>
-      </w:pPr>
-      <w:r>
-        <w:rPr>
-          <w:lang w:val="uk-UA"/>
-        </w:rPr>
-        <w:t>6. Зберегти у файлі на диску початкові параметри нейромоделей, результати їхнього навчання (матрицю ваг та структуру з значенням функцій активації і кількості нейроелементів у шарах) та робити для навчальної та контрольної вибірок (помилку класифікації (оцінювання), значення на входах і виході, час навчання, час класифікації).</w:t>
-      </w:r>
-    </w:p>
-    <w:p>
-      <w:pPr>
-        <w:pStyle w:val="p11"/>
-        <w:rPr>
-          <w:lang w:val="uk-UA"/>
-        </w:rPr>
-      </w:pPr>
-      <w:r>
-        <w:rPr>
-          <w:lang w:val="uk-UA"/>
-        </w:rPr>
-        <w:t xml:space="preserve">7. Результати виконання пунктів 5-6 занести в таблицю, стовпці якої повинні мати назви: </w:t>
-      </w:r>
-      <w:r>
-        <w:rPr>
-          <w:b w:val="false"/>
-          <w:i w:val="false"/>
-          <w:caps w:val="false"/>
-          <w:smallCaps w:val="false"/>
-          <w:spacing w:val="0"/>
-        </w:rPr>
-        <w:t>назва архітектури нейромережі, кількість шарів, кількість нейронів у шарах, функції активації нейронів у шарах, метод навчання, час навчання, час класифікації навченої мережі для навчальної вибірки, помилка класифікації для навчальної вибірки, час класифікації навченої мережі для тестової вибірки, помилка класифікації для тестової вибірки.</w:t>
-      </w:r>
-      <w:r>
-        <w:rPr>
-          <w:lang w:val="uk-UA"/>
-        </w:rPr>
-        <w:t xml:space="preserve"> </w:t>
-      </w:r>
-    </w:p>
-    <w:p>
-      <w:pPr>
-        <w:pStyle w:val="p11"/>
-        <w:rPr>
-          <w:lang w:val="uk-UA"/>
-        </w:rPr>
-      </w:pPr>
-      <w:r>
-        <w:rPr>
-          <w:lang w:val="uk-UA"/>
-        </w:rPr>
-        <w:t xml:space="preserve">8. </w:t>
-      </w:r>
-      <w:r>
-        <w:rPr>
-          <w:b w:val="false"/>
-          <w:i w:val="false"/>
-          <w:caps w:val="false"/>
-          <w:smallCaps w:val="false"/>
-          <w:spacing w:val="0"/>
-        </w:rPr>
-        <w:t>Проаналізувати отримані результати і дати порівняльну характеристику мереж Хопфілда та Ельмана. Дати порівняльну характеристику мереж зі зворотними зв’язками та мереж прямого поширення за швидкістю навчання і точністю класифікації; принципами побудови архітектури.</w:t>
-      </w:r>
-    </w:p>
-    <w:p>
-      <w:pPr>
-        <w:pStyle w:val="p11"/>
-        <w:rPr>
-          <w:lang w:val="en-US"/>
-        </w:rPr>
-      </w:pPr>
-      <w:r>
-        <w:rPr>
-          <w:lang w:val="uk-UA"/>
-        </w:rPr>
-        <w:t>9</w:t>
-      </w:r>
-      <w:r>
-        <w:rPr>
-          <w:lang w:val="en-US"/>
-        </w:rPr>
-        <w:t>. Відповісти на контрольні питання.</w:t>
-      </w:r>
-    </w:p>
-    <w:p>
-      <w:pPr>
-        <w:pStyle w:val="p11"/>
-        <w:rPr>
-          <w:lang w:val="en-US"/>
-        </w:rPr>
-      </w:pPr>
-      <w:r>
-        <w:rPr>
-          <w:lang w:val="uk-UA"/>
-        </w:rPr>
-        <w:t>10</w:t>
-      </w:r>
-      <w:r>
-        <w:rPr>
-          <w:lang w:val="en-US"/>
-        </w:rPr>
-        <w:t>. Оформити звіт з роботи.</w:t>
-      </w:r>
-    </w:p>
-    <w:p>
-      <w:pPr>
-        <w:pStyle w:val="p11"/>
-        <w:rPr>
-          <w:lang w:val="en-US"/>
-        </w:rPr>
-      </w:pPr>
-      <w:r>
-        <w:rPr>
-          <w:lang w:val="en-US"/>
-        </w:rPr>
-      </w:r>
-    </w:p>
-    <w:p>
-      <w:pPr>
-        <w:pStyle w:val="h11"/>
-        <w:rPr/>
-      </w:pPr>
-      <w:r>
-        <w:rPr/>
-        <w:t>Виконання</w:t>
-      </w:r>
-    </w:p>
-    <w:p>
-      <w:pPr>
-        <w:pStyle w:val="p11"/>
+        <w:t>Код</w:t>
+      </w:r>
+    </w:p>
+    <w:p>
+      <w:pPr>
+        <w:pStyle w:val="H2"/>
+        <w:rPr/>
+      </w:pPr>
+      <w:r>
+        <w:rPr/>
+        <w:t>Результати</w:t>
+      </w:r>
+    </w:p>
+    <w:p>
+      <w:pPr>
+        <w:pStyle w:val="H2"/>
+        <w:rPr/>
+      </w:pPr>
+      <w:r>
+        <w:rPr/>
+        <w:t>Таблиця</w:t>
+      </w:r>
+    </w:p>
+    <w:p>
+      <w:pPr>
+        <w:pStyle w:val="p11"/>
+        <w:rPr/>
+      </w:pPr>
+      <w:r>
+        <w:rPr/>
+      </w:r>
+    </w:p>
+    <w:tbl>
+      <w:tblPr>
+        <w:tblW w:w="5000" w:type="pct"/>
+        <w:jc w:val="left"/>
+        <w:tblInd w:w="55" w:type="dxa"/>
+        <w:tblLayout w:type="fixed"/>
+        <w:tblCellMar>
+          <w:top w:w="55" w:type="dxa"/>
+          <w:left w:w="55" w:type="dxa"/>
+          <w:bottom w:w="55" w:type="dxa"/>
+          <w:right w:w="55" w:type="dxa"/>
+        </w:tblCellMar>
+      </w:tblPr>
+      <w:tblGrid>
+        <w:gridCol w:w="908"/>
+        <w:gridCol w:w="902"/>
+        <w:gridCol w:w="902"/>
+        <w:gridCol w:w="902"/>
+        <w:gridCol w:w="902"/>
+        <w:gridCol w:w="902"/>
+        <w:gridCol w:w="902"/>
+        <w:gridCol w:w="902"/>
+        <w:gridCol w:w="902"/>
+        <w:gridCol w:w="902"/>
+      </w:tblGrid>
+      <w:tr>
+        <w:trPr/>
+        <w:tc>
+          <w:tcPr>
+            <w:tcW w:w="908" w:type="dxa"/>
+            <w:tcBorders>
+              <w:top w:val="single" w:sz="4" w:space="0" w:color="000000"/>
+              <w:left w:val="single" w:sz="4" w:space="0" w:color="000000"/>
+              <w:bottom w:val="single" w:sz="4" w:space="0" w:color="000000"/>
+            </w:tcBorders>
+          </w:tcPr>
+          <w:p>
+            <w:pPr>
+              <w:pStyle w:val="p11"/>
+              <w:ind w:hanging="0" w:left="0"/>
+              <w:rPr/>
+            </w:pPr>
+            <w:r>
+              <w:rPr>
+                <w:b w:val="false"/>
+                <w:i w:val="false"/>
+                <w:caps w:val="false"/>
+                <w:smallCaps w:val="false"/>
+                <w:spacing w:val="0"/>
+              </w:rPr>
+              <w:t>Н</w:t>
+            </w:r>
+            <w:r>
+              <w:rPr>
+                <w:b w:val="false"/>
+                <w:i w:val="false"/>
+                <w:caps w:val="false"/>
+                <w:smallCaps w:val="false"/>
+                <w:spacing w:val="0"/>
+              </w:rPr>
+              <w:t>азва архітектури нейромережі</w:t>
+            </w:r>
+          </w:p>
+        </w:tc>
+        <w:tc>
+          <w:tcPr>
+            <w:tcW w:w="902" w:type="dxa"/>
+            <w:tcBorders>
+              <w:top w:val="single" w:sz="4" w:space="0" w:color="000000"/>
+              <w:left w:val="single" w:sz="4" w:space="0" w:color="000000"/>
+              <w:bottom w:val="single" w:sz="4" w:space="0" w:color="000000"/>
+            </w:tcBorders>
+          </w:tcPr>
+          <w:p>
+            <w:pPr>
+              <w:pStyle w:val="p11"/>
+              <w:ind w:hanging="0" w:left="0"/>
+              <w:rPr/>
+            </w:pPr>
+            <w:r>
+              <w:rPr>
+                <w:b w:val="false"/>
+                <w:i w:val="false"/>
+                <w:caps w:val="false"/>
+                <w:smallCaps w:val="false"/>
+                <w:spacing w:val="0"/>
+              </w:rPr>
+              <w:t>К</w:t>
+            </w:r>
+            <w:r>
+              <w:rPr>
+                <w:b w:val="false"/>
+                <w:i w:val="false"/>
+                <w:caps w:val="false"/>
+                <w:smallCaps w:val="false"/>
+                <w:spacing w:val="0"/>
+              </w:rPr>
+              <w:t>ількість шарів</w:t>
+            </w:r>
+          </w:p>
+        </w:tc>
+        <w:tc>
+          <w:tcPr>
+            <w:tcW w:w="902" w:type="dxa"/>
+            <w:tcBorders>
+              <w:top w:val="single" w:sz="4" w:space="0" w:color="000000"/>
+              <w:left w:val="single" w:sz="4" w:space="0" w:color="000000"/>
+              <w:bottom w:val="single" w:sz="4" w:space="0" w:color="000000"/>
+            </w:tcBorders>
+          </w:tcPr>
+          <w:p>
+            <w:pPr>
+              <w:pStyle w:val="p11"/>
+              <w:ind w:hanging="0" w:left="0"/>
+              <w:rPr/>
+            </w:pPr>
+            <w:r>
+              <w:rPr>
+                <w:b w:val="false"/>
+                <w:i w:val="false"/>
+                <w:caps w:val="false"/>
+                <w:smallCaps w:val="false"/>
+                <w:spacing w:val="0"/>
+              </w:rPr>
+              <w:t>К</w:t>
+            </w:r>
+            <w:r>
+              <w:rPr>
+                <w:b w:val="false"/>
+                <w:i w:val="false"/>
+                <w:caps w:val="false"/>
+                <w:smallCaps w:val="false"/>
+                <w:spacing w:val="0"/>
+              </w:rPr>
+              <w:t>ількість нейронів у шарах</w:t>
+            </w:r>
+          </w:p>
+        </w:tc>
+        <w:tc>
+          <w:tcPr>
+            <w:tcW w:w="902" w:type="dxa"/>
+            <w:tcBorders>
+              <w:top w:val="single" w:sz="4" w:space="0" w:color="000000"/>
+              <w:left w:val="single" w:sz="4" w:space="0" w:color="000000"/>
+              <w:bottom w:val="single" w:sz="4" w:space="0" w:color="000000"/>
+            </w:tcBorders>
+          </w:tcPr>
+          <w:p>
+            <w:pPr>
+              <w:pStyle w:val="p11"/>
+              <w:ind w:hanging="0" w:left="0"/>
+              <w:rPr/>
+            </w:pPr>
+            <w:r>
+              <w:rPr>
+                <w:b w:val="false"/>
+                <w:i w:val="false"/>
+                <w:caps w:val="false"/>
+                <w:smallCaps w:val="false"/>
+                <w:spacing w:val="0"/>
+              </w:rPr>
+              <w:t>Ф</w:t>
+            </w:r>
+            <w:r>
+              <w:rPr>
+                <w:b w:val="false"/>
+                <w:i w:val="false"/>
+                <w:caps w:val="false"/>
+                <w:smallCaps w:val="false"/>
+                <w:spacing w:val="0"/>
+              </w:rPr>
+              <w:t>ункції активації нейронів у шарах</w:t>
+            </w:r>
+          </w:p>
+        </w:tc>
+        <w:tc>
+          <w:tcPr>
+            <w:tcW w:w="902" w:type="dxa"/>
+            <w:tcBorders>
+              <w:top w:val="single" w:sz="4" w:space="0" w:color="000000"/>
+              <w:left w:val="single" w:sz="4" w:space="0" w:color="000000"/>
+              <w:bottom w:val="single" w:sz="4" w:space="0" w:color="000000"/>
+            </w:tcBorders>
+          </w:tcPr>
+          <w:p>
+            <w:pPr>
+              <w:pStyle w:val="p11"/>
+              <w:ind w:hanging="0" w:left="0"/>
+              <w:rPr/>
+            </w:pPr>
+            <w:r>
+              <w:rPr>
+                <w:b w:val="false"/>
+                <w:i w:val="false"/>
+                <w:caps w:val="false"/>
+                <w:smallCaps w:val="false"/>
+                <w:spacing w:val="0"/>
+              </w:rPr>
+              <w:t>М</w:t>
+            </w:r>
+            <w:r>
+              <w:rPr>
+                <w:b w:val="false"/>
+                <w:i w:val="false"/>
+                <w:caps w:val="false"/>
+                <w:smallCaps w:val="false"/>
+                <w:spacing w:val="0"/>
+              </w:rPr>
+              <w:t>етод навчання</w:t>
+            </w:r>
+          </w:p>
+        </w:tc>
+        <w:tc>
+          <w:tcPr>
+            <w:tcW w:w="902" w:type="dxa"/>
+            <w:tcBorders>
+              <w:top w:val="single" w:sz="4" w:space="0" w:color="000000"/>
+              <w:left w:val="single" w:sz="4" w:space="0" w:color="000000"/>
+              <w:bottom w:val="single" w:sz="4" w:space="0" w:color="000000"/>
+            </w:tcBorders>
+          </w:tcPr>
+          <w:p>
+            <w:pPr>
+              <w:pStyle w:val="p11"/>
+              <w:ind w:hanging="0" w:left="0"/>
+              <w:rPr/>
+            </w:pPr>
+            <w:r>
+              <w:rPr>
+                <w:b w:val="false"/>
+                <w:i w:val="false"/>
+                <w:caps w:val="false"/>
+                <w:smallCaps w:val="false"/>
+                <w:spacing w:val="0"/>
+              </w:rPr>
+              <w:t>Ч</w:t>
+            </w:r>
+            <w:r>
+              <w:rPr>
+                <w:b w:val="false"/>
+                <w:i w:val="false"/>
+                <w:caps w:val="false"/>
+                <w:smallCaps w:val="false"/>
+                <w:spacing w:val="0"/>
+              </w:rPr>
+              <w:t>ас навчання</w:t>
+            </w:r>
+          </w:p>
+        </w:tc>
+        <w:tc>
+          <w:tcPr>
+            <w:tcW w:w="902" w:type="dxa"/>
+            <w:tcBorders>
+              <w:top w:val="single" w:sz="4" w:space="0" w:color="000000"/>
+              <w:left w:val="single" w:sz="4" w:space="0" w:color="000000"/>
+              <w:bottom w:val="single" w:sz="4" w:space="0" w:color="000000"/>
+            </w:tcBorders>
+          </w:tcPr>
+          <w:p>
+            <w:pPr>
+              <w:pStyle w:val="p11"/>
+              <w:ind w:hanging="0" w:left="0"/>
+              <w:rPr/>
+            </w:pPr>
+            <w:r>
+              <w:rPr>
+                <w:b w:val="false"/>
+                <w:i w:val="false"/>
+                <w:caps w:val="false"/>
+                <w:smallCaps w:val="false"/>
+                <w:spacing w:val="0"/>
+              </w:rPr>
+              <w:t>Ч</w:t>
+            </w:r>
+            <w:r>
+              <w:rPr>
+                <w:b w:val="false"/>
+                <w:i w:val="false"/>
+                <w:caps w:val="false"/>
+                <w:smallCaps w:val="false"/>
+                <w:spacing w:val="0"/>
+              </w:rPr>
+              <w:t>ас класифікації навченої мережі для навчальної вибірки</w:t>
+            </w:r>
+          </w:p>
+        </w:tc>
+        <w:tc>
+          <w:tcPr>
+            <w:tcW w:w="902" w:type="dxa"/>
+            <w:tcBorders>
+              <w:top w:val="single" w:sz="4" w:space="0" w:color="000000"/>
+              <w:left w:val="single" w:sz="4" w:space="0" w:color="000000"/>
+              <w:bottom w:val="single" w:sz="4" w:space="0" w:color="000000"/>
+            </w:tcBorders>
+          </w:tcPr>
+          <w:p>
+            <w:pPr>
+              <w:pStyle w:val="p11"/>
+              <w:ind w:hanging="0" w:left="0"/>
+              <w:rPr/>
+            </w:pPr>
+            <w:r>
+              <w:rPr>
+                <w:b w:val="false"/>
+                <w:i w:val="false"/>
+                <w:caps w:val="false"/>
+                <w:smallCaps w:val="false"/>
+                <w:spacing w:val="0"/>
+              </w:rPr>
+              <w:t>П</w:t>
+            </w:r>
+            <w:r>
+              <w:rPr>
+                <w:b w:val="false"/>
+                <w:i w:val="false"/>
+                <w:caps w:val="false"/>
+                <w:smallCaps w:val="false"/>
+                <w:spacing w:val="0"/>
+              </w:rPr>
+              <w:t>омилка класифікації для навчальної вибірки</w:t>
+            </w:r>
+          </w:p>
+        </w:tc>
+        <w:tc>
+          <w:tcPr>
+            <w:tcW w:w="902" w:type="dxa"/>
+            <w:tcBorders>
+              <w:top w:val="single" w:sz="4" w:space="0" w:color="000000"/>
+              <w:left w:val="single" w:sz="4" w:space="0" w:color="000000"/>
+              <w:bottom w:val="single" w:sz="4" w:space="0" w:color="000000"/>
+            </w:tcBorders>
+          </w:tcPr>
+          <w:p>
+            <w:pPr>
+              <w:pStyle w:val="p11"/>
+              <w:ind w:hanging="0" w:left="0"/>
+              <w:rPr/>
+            </w:pPr>
+            <w:r>
+              <w:rPr>
+                <w:b w:val="false"/>
+                <w:i w:val="false"/>
+                <w:caps w:val="false"/>
+                <w:smallCaps w:val="false"/>
+                <w:spacing w:val="0"/>
+              </w:rPr>
+              <w:t>Ч</w:t>
+            </w:r>
+            <w:r>
+              <w:rPr>
+                <w:b w:val="false"/>
+                <w:i w:val="false"/>
+                <w:caps w:val="false"/>
+                <w:smallCaps w:val="false"/>
+                <w:spacing w:val="0"/>
+              </w:rPr>
+              <w:t>ас класифікації навченої мережі для тестової вибірки</w:t>
+            </w:r>
+          </w:p>
+        </w:tc>
+        <w:tc>
+          <w:tcPr>
+            <w:tcW w:w="902" w:type="dxa"/>
+            <w:tcBorders>
+              <w:top w:val="single" w:sz="4" w:space="0" w:color="000000"/>
+              <w:left w:val="single" w:sz="4" w:space="0" w:color="000000"/>
+              <w:bottom w:val="single" w:sz="4" w:space="0" w:color="000000"/>
+              <w:right w:val="single" w:sz="4" w:space="0" w:color="000000"/>
+            </w:tcBorders>
+          </w:tcPr>
+          <w:p>
+            <w:pPr>
+              <w:pStyle w:val="p11"/>
+              <w:ind w:hanging="0" w:left="0"/>
+              <w:rPr/>
+            </w:pPr>
+            <w:r>
+              <w:rPr>
+                <w:b w:val="false"/>
+                <w:i w:val="false"/>
+                <w:caps w:val="false"/>
+                <w:smallCaps w:val="false"/>
+                <w:spacing w:val="0"/>
+              </w:rPr>
+              <w:t>П</w:t>
+            </w:r>
+            <w:r>
+              <w:rPr>
+                <w:b w:val="false"/>
+                <w:i w:val="false"/>
+                <w:caps w:val="false"/>
+                <w:smallCaps w:val="false"/>
+                <w:spacing w:val="0"/>
+              </w:rPr>
+              <w:t>омилка класифікації для тестової вибірки</w:t>
+            </w:r>
+          </w:p>
+        </w:tc>
+      </w:tr>
+      <w:tr>
+        <w:trPr/>
+        <w:tc>
+          <w:tcPr>
+            <w:tcW w:w="908" w:type="dxa"/>
+            <w:tcBorders>
+              <w:left w:val="single" w:sz="4" w:space="0" w:color="000000"/>
+              <w:bottom w:val="single" w:sz="4" w:space="0" w:color="000000"/>
+            </w:tcBorders>
+          </w:tcPr>
+          <w:p>
+            <w:pPr>
+              <w:pStyle w:val="p11"/>
+              <w:ind w:hanging="0" w:left="0"/>
+              <w:rPr>
+                <w:lang w:val="uk-UA"/>
+              </w:rPr>
+            </w:pPr>
+            <w:r>
+              <w:rPr>
+                <w:lang w:val="uk-UA"/>
+              </w:rPr>
+            </w:r>
+          </w:p>
+        </w:tc>
+        <w:tc>
+          <w:tcPr>
+            <w:tcW w:w="902" w:type="dxa"/>
+            <w:tcBorders>
+              <w:left w:val="single" w:sz="4" w:space="0" w:color="000000"/>
+              <w:bottom w:val="single" w:sz="4" w:space="0" w:color="000000"/>
+            </w:tcBorders>
+          </w:tcPr>
+          <w:p>
+            <w:pPr>
+              <w:pStyle w:val="p11"/>
+              <w:ind w:hanging="0" w:left="0"/>
+              <w:rPr>
+                <w:lang w:val="uk-UA"/>
+              </w:rPr>
+            </w:pPr>
+            <w:r>
+              <w:rPr>
+                <w:lang w:val="uk-UA"/>
+              </w:rPr>
+            </w:r>
+          </w:p>
+        </w:tc>
+        <w:tc>
+          <w:tcPr>
+            <w:tcW w:w="902" w:type="dxa"/>
+            <w:tcBorders>
+              <w:left w:val="single" w:sz="4" w:space="0" w:color="000000"/>
+              <w:bottom w:val="single" w:sz="4" w:space="0" w:color="000000"/>
+            </w:tcBorders>
+          </w:tcPr>
+          <w:p>
+            <w:pPr>
+              <w:pStyle w:val="p11"/>
+              <w:ind w:hanging="0" w:left="0"/>
+              <w:rPr>
+                <w:lang w:val="uk-UA"/>
+              </w:rPr>
+            </w:pPr>
+            <w:r>
+              <w:rPr>
+                <w:lang w:val="uk-UA"/>
+              </w:rPr>
+            </w:r>
+          </w:p>
+        </w:tc>
+        <w:tc>
+          <w:tcPr>
+            <w:tcW w:w="902" w:type="dxa"/>
+            <w:tcBorders>
+              <w:left w:val="single" w:sz="4" w:space="0" w:color="000000"/>
+              <w:bottom w:val="single" w:sz="4" w:space="0" w:color="000000"/>
+            </w:tcBorders>
+          </w:tcPr>
+          <w:p>
+            <w:pPr>
+              <w:pStyle w:val="p11"/>
+              <w:ind w:hanging="0" w:left="0"/>
+              <w:rPr>
+                <w:lang w:val="uk-UA"/>
+              </w:rPr>
+            </w:pPr>
+            <w:r>
+              <w:rPr>
+                <w:lang w:val="uk-UA"/>
+              </w:rPr>
+            </w:r>
+          </w:p>
+        </w:tc>
+        <w:tc>
+          <w:tcPr>
+            <w:tcW w:w="902" w:type="dxa"/>
+            <w:tcBorders>
+              <w:left w:val="single" w:sz="4" w:space="0" w:color="000000"/>
+              <w:bottom w:val="single" w:sz="4" w:space="0" w:color="000000"/>
+            </w:tcBorders>
+          </w:tcPr>
+          <w:p>
+            <w:pPr>
+              <w:pStyle w:val="p11"/>
+              <w:ind w:hanging="0" w:left="0"/>
+              <w:rPr>
+                <w:lang w:val="uk-UA"/>
+              </w:rPr>
+            </w:pPr>
+            <w:r>
+              <w:rPr>
+                <w:lang w:val="uk-UA"/>
+              </w:rPr>
+            </w:r>
+          </w:p>
+        </w:tc>
+        <w:tc>
+          <w:tcPr>
+            <w:tcW w:w="902" w:type="dxa"/>
+            <w:tcBorders>
+              <w:left w:val="single" w:sz="4" w:space="0" w:color="000000"/>
+              <w:bottom w:val="single" w:sz="4" w:space="0" w:color="000000"/>
+            </w:tcBorders>
+          </w:tcPr>
+          <w:p>
+            <w:pPr>
+              <w:pStyle w:val="p11"/>
+              <w:ind w:hanging="0" w:left="0"/>
+              <w:rPr>
+                <w:lang w:val="uk-UA"/>
+              </w:rPr>
+            </w:pPr>
+            <w:r>
+              <w:rPr>
+                <w:lang w:val="uk-UA"/>
+              </w:rPr>
+            </w:r>
+          </w:p>
+        </w:tc>
+        <w:tc>
+          <w:tcPr>
+            <w:tcW w:w="902" w:type="dxa"/>
+            <w:tcBorders>
+              <w:left w:val="single" w:sz="4" w:space="0" w:color="000000"/>
+              <w:bottom w:val="single" w:sz="4" w:space="0" w:color="000000"/>
+            </w:tcBorders>
+          </w:tcPr>
+          <w:p>
+            <w:pPr>
+              <w:pStyle w:val="p11"/>
+              <w:ind w:hanging="0" w:left="0"/>
+              <w:rPr>
+                <w:lang w:val="uk-UA"/>
+              </w:rPr>
+            </w:pPr>
+            <w:r>
+              <w:rPr>
+                <w:lang w:val="uk-UA"/>
+              </w:rPr>
+            </w:r>
+          </w:p>
+        </w:tc>
+        <w:tc>
+          <w:tcPr>
+            <w:tcW w:w="902" w:type="dxa"/>
+            <w:tcBorders>
+              <w:left w:val="single" w:sz="4" w:space="0" w:color="000000"/>
+              <w:bottom w:val="single" w:sz="4" w:space="0" w:color="000000"/>
+            </w:tcBorders>
+          </w:tcPr>
+          <w:p>
+            <w:pPr>
+              <w:pStyle w:val="p11"/>
+              <w:ind w:hanging="0" w:left="0"/>
+              <w:rPr>
+                <w:lang w:val="uk-UA"/>
+              </w:rPr>
+            </w:pPr>
+            <w:r>
+              <w:rPr>
+                <w:lang w:val="uk-UA"/>
+              </w:rPr>
+            </w:r>
+          </w:p>
+        </w:tc>
+        <w:tc>
+          <w:tcPr>
+            <w:tcW w:w="902" w:type="dxa"/>
+            <w:tcBorders>
+              <w:left w:val="single" w:sz="4" w:space="0" w:color="000000"/>
+              <w:bottom w:val="single" w:sz="4" w:space="0" w:color="000000"/>
+            </w:tcBorders>
+          </w:tcPr>
+          <w:p>
+            <w:pPr>
+              <w:pStyle w:val="p11"/>
+              <w:ind w:hanging="0" w:left="0"/>
+              <w:rPr>
+                <w:lang w:val="uk-UA"/>
+              </w:rPr>
+            </w:pPr>
+            <w:r>
+              <w:rPr>
+                <w:lang w:val="uk-UA"/>
+              </w:rPr>
+            </w:r>
+          </w:p>
+        </w:tc>
+        <w:tc>
+          <w:tcPr>
+            <w:tcW w:w="902" w:type="dxa"/>
+            <w:tcBorders>
+              <w:left w:val="single" w:sz="4" w:space="0" w:color="000000"/>
+              <w:bottom w:val="single" w:sz="4" w:space="0" w:color="000000"/>
+              <w:right w:val="single" w:sz="4" w:space="0" w:color="000000"/>
+            </w:tcBorders>
+          </w:tcPr>
+          <w:p>
+            <w:pPr>
+              <w:pStyle w:val="p11"/>
+              <w:ind w:hanging="0" w:left="0"/>
+              <w:rPr>
+                <w:lang w:val="uk-UA"/>
+              </w:rPr>
+            </w:pPr>
+            <w:r>
+              <w:rPr>
+                <w:lang w:val="uk-UA"/>
+              </w:rPr>
+            </w:r>
+          </w:p>
+        </w:tc>
+      </w:tr>
+    </w:tbl>
+    <w:p>
+      <w:pPr>
+        <w:pStyle w:val="Normal"/>
         <w:rPr/>
       </w:pPr>
       <w:r>
@@ -1684,12 +2337,12 @@
       <w:lang w:val="en-US" w:eastAsia="uk-UA"/>
     </w:rPr>
   </w:style>
-  <w:style w:type="character" w:styleId="user">
-    <w:name w:val="Символ нумерації (user)"/>
+  <w:style w:type="character" w:styleId="Style12">
+    <w:name w:val="Символ нумерації"/>
     <w:qFormat/>
     <w:rPr/>
   </w:style>
-  <w:style w:type="paragraph" w:styleId="Style12">
+  <w:style w:type="paragraph" w:styleId="Style13">
     <w:name w:val="Заголовок"/>
     <w:basedOn w:val="Normal"/>
     <w:next w:val="BodyText"/>
@@ -1699,7 +2352,7 @@
       <w:spacing w:before="240" w:after="120"/>
     </w:pPr>
     <w:rPr>
-      <w:rFonts w:ascii="Liberation Sans" w:hAnsi="Liberation Sans" w:eastAsia="Microsoft YaHei" w:cs="Arial Unicode MS"/>
+      <w:rFonts w:ascii="Liberation Sans" w:hAnsi="Liberation Sans" w:eastAsia="Microsoft YaHei" w:cs="Lucida Sans"/>
       <w:sz w:val="28"/>
       <w:szCs w:val="28"/>
     </w:rPr>
@@ -1736,7 +2389,7 @@
       <w:szCs w:val="24"/>
     </w:rPr>
   </w:style>
-  <w:style w:type="paragraph" w:styleId="Style13">
+  <w:style w:type="paragraph" w:styleId="Style14">
     <w:name w:val="Покажчик"/>
     <w:basedOn w:val="Normal"/>
     <w:qFormat/>
@@ -1744,10 +2397,10 @@
       <w:suppressLineNumbers/>
     </w:pPr>
     <w:rPr>
-      <w:rFonts w:cs="Arial Unicode MS"/>
-    </w:rPr>
-  </w:style>
-  <w:style w:type="paragraph" w:styleId="user1">
+      <w:rFonts w:cs="Lucida Sans"/>
+    </w:rPr>
+  </w:style>
+  <w:style w:type="paragraph" w:styleId="user">
     <w:name w:val="Заголовок (user)"/>
     <w:basedOn w:val="Normal"/>
     <w:next w:val="BodyText"/>
@@ -1757,12 +2410,12 @@
       <w:spacing w:before="240" w:after="120"/>
     </w:pPr>
     <w:rPr>
-      <w:rFonts w:ascii="Liberation Sans" w:hAnsi="Liberation Sans" w:eastAsia="Microsoft YaHei" w:cs="Lucida Sans"/>
+      <w:rFonts w:ascii="Liberation Sans" w:hAnsi="Liberation Sans" w:eastAsia="Microsoft YaHei" w:cs="Arial Unicode MS"/>
       <w:sz w:val="28"/>
       <w:szCs w:val="28"/>
     </w:rPr>
   </w:style>
-  <w:style w:type="paragraph" w:styleId="user2">
+  <w:style w:type="paragraph" w:styleId="user1">
     <w:name w:val="Покажчик (user)"/>
     <w:basedOn w:val="Normal"/>
     <w:qFormat/>
@@ -1770,12 +2423,12 @@
       <w:suppressLineNumbers/>
     </w:pPr>
     <w:rPr>
-      <w:rFonts w:cs="Lucida Sans"/>
+      <w:rFonts w:cs="Arial Unicode MS"/>
     </w:rPr>
   </w:style>
   <w:style w:type="paragraph" w:styleId="IndexHeading">
     <w:name w:val="index heading"/>
-    <w:basedOn w:val="Style12"/>
+    <w:basedOn w:val="user"/>
     <w:pPr/>
     <w:rPr/>
   </w:style>
@@ -2050,8 +2703,31 @@
     </w:pPr>
     <w:rPr/>
   </w:style>
-  <w:style w:type="numbering" w:styleId="Style14" w:default="1">
-    <w:name w:val="Без маркерів"/>
+  <w:style w:type="paragraph" w:styleId="Style15">
+    <w:name w:val="Вміст таблиці"/>
+    <w:basedOn w:val="Normal"/>
+    <w:qFormat/>
+    <w:pPr>
+      <w:widowControl w:val="false"/>
+      <w:suppressLineNumbers/>
+    </w:pPr>
+    <w:rPr/>
+  </w:style>
+  <w:style w:type="paragraph" w:styleId="Style16">
+    <w:name w:val="Заголовок таблиці"/>
+    <w:basedOn w:val="Style15"/>
+    <w:qFormat/>
+    <w:pPr>
+      <w:suppressLineNumbers/>
+      <w:jc w:val="center"/>
+    </w:pPr>
+    <w:rPr>
+      <w:b/>
+      <w:bCs/>
+    </w:rPr>
+  </w:style>
+  <w:style w:type="numbering" w:styleId="user2" w:default="1">
+    <w:name w:val="Без маркерів (user)"/>
     <w:uiPriority w:val="99"/>
     <w:semiHidden/>
     <w:unhideWhenUsed/>

--- a/42NI Nejroiformatyka/2/NI_KNT-122_Onyshchenko_19_PR2.docx
+++ b/42NI Nejroiformatyka/2/NI_KNT-122_Onyshchenko_19_PR2.docx
@@ -560,12 +560,18 @@
         <w:rPr/>
         <w:br/>
         <w:tab/>
-        <w:t xml:space="preserve"> Б.2 Прогнозування надійності виробів електронної техніки</w:t>
+        <w:t>Б.2 Прогнозування надійності виробів електронної техніки</w:t>
       </w:r>
     </w:p>
     <w:p>
       <w:pPr>
         <w:pStyle w:val="p11"/>
+        <w:widowControl/>
+        <w:suppressAutoHyphens w:val="true"/>
+        <w:bidi w:val="0"/>
+        <w:spacing w:lineRule="auto" w:line="360" w:before="0" w:after="0"/>
+        <w:ind w:firstLine="850" w:left="0" w:right="0"/>
+        <w:jc w:val="left"/>
         <w:rPr/>
       </w:pPr>
       <w:r>
@@ -809,6 +815,3506 @@
     </w:p>
     <w:p>
       <w:pPr>
+        <w:pStyle w:val="H3"/>
+        <w:rPr/>
+      </w:pPr>
+      <w:r>
+        <w:rPr/>
+        <w:t>Хопфілд</w:t>
+      </w:r>
+    </w:p>
+    <w:p>
+      <w:pPr>
+        <w:pStyle w:val="P1"/>
+        <w:rPr/>
+      </w:pPr>
+      <w:r>
+        <w:rPr/>
+      </w:r>
+    </w:p>
+    <w:p>
+      <w:pPr>
+        <w:pStyle w:val="Code"/>
+        <w:rPr>
+          <w:rFonts w:ascii="Consolas" w:hAnsi="Consolas"/>
+        </w:rPr>
+      </w:pPr>
+      <w:r>
+        <w:rPr>
+          <w:rFonts w:ascii="Consolas" w:hAnsi="Consolas"/>
+        </w:rPr>
+        <w:t>import numpy as np</w:t>
+      </w:r>
+    </w:p>
+    <w:p>
+      <w:pPr>
+        <w:pStyle w:val="Code"/>
+        <w:rPr>
+          <w:rFonts w:ascii="Consolas" w:hAnsi="Consolas"/>
+        </w:rPr>
+      </w:pPr>
+      <w:r>
+        <w:rPr>
+          <w:rFonts w:ascii="Consolas" w:hAnsi="Consolas"/>
+        </w:rPr>
+        <w:t>import random</w:t>
+      </w:r>
+    </w:p>
+    <w:p>
+      <w:pPr>
+        <w:pStyle w:val="Code"/>
+        <w:rPr>
+          <w:rFonts w:ascii="Consolas" w:hAnsi="Consolas"/>
+        </w:rPr>
+      </w:pPr>
+      <w:r>
+        <w:rPr>
+          <w:rFonts w:ascii="Consolas" w:hAnsi="Consolas"/>
+        </w:rPr>
+      </w:r>
+    </w:p>
+    <w:p>
+      <w:pPr>
+        <w:pStyle w:val="Code"/>
+        <w:rPr>
+          <w:rFonts w:ascii="Consolas" w:hAnsi="Consolas"/>
+        </w:rPr>
+      </w:pPr>
+      <w:r>
+        <w:rPr>
+          <w:rFonts w:ascii="Consolas" w:hAnsi="Consolas"/>
+        </w:rPr>
+        <w:t>X = np.random.rand(500, 18)</w:t>
+      </w:r>
+    </w:p>
+    <w:p>
+      <w:pPr>
+        <w:pStyle w:val="Code"/>
+        <w:rPr>
+          <w:rFonts w:ascii="Consolas" w:hAnsi="Consolas"/>
+        </w:rPr>
+      </w:pPr>
+      <w:r>
+        <w:rPr>
+          <w:rFonts w:ascii="Consolas" w:hAnsi="Consolas"/>
+        </w:rPr>
+        <w:t>y = [random.choice([-1, 1]) for _ in range(500)]</w:t>
+      </w:r>
+    </w:p>
+    <w:p>
+      <w:pPr>
+        <w:pStyle w:val="Code"/>
+        <w:rPr>
+          <w:rFonts w:ascii="Consolas" w:hAnsi="Consolas"/>
+        </w:rPr>
+      </w:pPr>
+      <w:r>
+        <w:rPr>
+          <w:rFonts w:ascii="Consolas" w:hAnsi="Consolas"/>
+        </w:rPr>
+      </w:r>
+    </w:p>
+    <w:p>
+      <w:pPr>
+        <w:pStyle w:val="Code"/>
+        <w:rPr>
+          <w:rFonts w:ascii="Consolas" w:hAnsi="Consolas"/>
+        </w:rPr>
+      </w:pPr>
+      <w:r>
+        <w:rPr>
+          <w:rFonts w:ascii="Consolas" w:hAnsi="Consolas"/>
+        </w:rPr>
+        <w:t>for row_i, row in enumerate(X):</w:t>
+      </w:r>
+    </w:p>
+    <w:p>
+      <w:pPr>
+        <w:pStyle w:val="Code"/>
+        <w:rPr>
+          <w:rFonts w:ascii="Consolas" w:hAnsi="Consolas"/>
+        </w:rPr>
+      </w:pPr>
+      <w:r>
+        <w:rPr>
+          <w:rFonts w:ascii="Consolas" w:hAnsi="Consolas"/>
+        </w:rPr>
+        <w:t xml:space="preserve">    </w:t>
+      </w:r>
+      <w:r>
+        <w:rPr>
+          <w:rFonts w:ascii="Consolas" w:hAnsi="Consolas"/>
+        </w:rPr>
+        <w:t>row_average = np.mean(row)</w:t>
+      </w:r>
+    </w:p>
+    <w:p>
+      <w:pPr>
+        <w:pStyle w:val="Code"/>
+        <w:rPr>
+          <w:rFonts w:ascii="Consolas" w:hAnsi="Consolas"/>
+        </w:rPr>
+      </w:pPr>
+      <w:r>
+        <w:rPr>
+          <w:rFonts w:ascii="Consolas" w:hAnsi="Consolas"/>
+        </w:rPr>
+      </w:r>
+    </w:p>
+    <w:p>
+      <w:pPr>
+        <w:pStyle w:val="Code"/>
+        <w:rPr>
+          <w:rFonts w:ascii="Consolas" w:hAnsi="Consolas"/>
+        </w:rPr>
+      </w:pPr>
+      <w:r>
+        <w:rPr>
+          <w:rFonts w:ascii="Consolas" w:hAnsi="Consolas"/>
+        </w:rPr>
+        <w:t xml:space="preserve">    </w:t>
+      </w:r>
+      <w:r>
+        <w:rPr>
+          <w:rFonts w:ascii="Consolas" w:hAnsi="Consolas"/>
+        </w:rPr>
+        <w:t>for cel_i, el in enumerate(row):</w:t>
+      </w:r>
+    </w:p>
+    <w:p>
+      <w:pPr>
+        <w:pStyle w:val="Code"/>
+        <w:rPr>
+          <w:rFonts w:ascii="Consolas" w:hAnsi="Consolas"/>
+        </w:rPr>
+      </w:pPr>
+      <w:r>
+        <w:rPr>
+          <w:rFonts w:ascii="Consolas" w:hAnsi="Consolas"/>
+        </w:rPr>
+        <w:t xml:space="preserve">        </w:t>
+      </w:r>
+      <w:r>
+        <w:rPr>
+          <w:rFonts w:ascii="Consolas" w:hAnsi="Consolas"/>
+        </w:rPr>
+        <w:t>if el &lt; row_average:</w:t>
+      </w:r>
+    </w:p>
+    <w:p>
+      <w:pPr>
+        <w:pStyle w:val="Code"/>
+        <w:rPr>
+          <w:rFonts w:ascii="Consolas" w:hAnsi="Consolas"/>
+        </w:rPr>
+      </w:pPr>
+      <w:r>
+        <w:rPr>
+          <w:rFonts w:ascii="Consolas" w:hAnsi="Consolas"/>
+        </w:rPr>
+        <w:t xml:space="preserve">            </w:t>
+      </w:r>
+      <w:r>
+        <w:rPr>
+          <w:rFonts w:ascii="Consolas" w:hAnsi="Consolas"/>
+        </w:rPr>
+        <w:t>X[row_i][cel_i] = -1</w:t>
+      </w:r>
+    </w:p>
+    <w:p>
+      <w:pPr>
+        <w:pStyle w:val="Code"/>
+        <w:rPr>
+          <w:rFonts w:ascii="Consolas" w:hAnsi="Consolas"/>
+        </w:rPr>
+      </w:pPr>
+      <w:r>
+        <w:rPr>
+          <w:rFonts w:ascii="Consolas" w:hAnsi="Consolas"/>
+        </w:rPr>
+        <w:t xml:space="preserve">        </w:t>
+      </w:r>
+      <w:r>
+        <w:rPr>
+          <w:rFonts w:ascii="Consolas" w:hAnsi="Consolas"/>
+        </w:rPr>
+        <w:t>elif el &gt;= row_average:</w:t>
+      </w:r>
+    </w:p>
+    <w:p>
+      <w:pPr>
+        <w:pStyle w:val="Code"/>
+        <w:rPr>
+          <w:rFonts w:ascii="Consolas" w:hAnsi="Consolas"/>
+        </w:rPr>
+      </w:pPr>
+      <w:r>
+        <w:rPr>
+          <w:rFonts w:ascii="Consolas" w:hAnsi="Consolas"/>
+        </w:rPr>
+        <w:t xml:space="preserve">            </w:t>
+      </w:r>
+      <w:r>
+        <w:rPr>
+          <w:rFonts w:ascii="Consolas" w:hAnsi="Consolas"/>
+        </w:rPr>
+        <w:t>X[row_i][cel_i] = 1</w:t>
+      </w:r>
+    </w:p>
+    <w:p>
+      <w:pPr>
+        <w:pStyle w:val="Code"/>
+        <w:rPr>
+          <w:rFonts w:ascii="Consolas" w:hAnsi="Consolas"/>
+        </w:rPr>
+      </w:pPr>
+      <w:r>
+        <w:rPr>
+          <w:rFonts w:ascii="Consolas" w:hAnsi="Consolas"/>
+        </w:rPr>
+      </w:r>
+    </w:p>
+    <w:p>
+      <w:pPr>
+        <w:pStyle w:val="Code"/>
+        <w:rPr>
+          <w:rFonts w:ascii="Consolas" w:hAnsi="Consolas"/>
+        </w:rPr>
+      </w:pPr>
+      <w:r>
+        <w:rPr>
+          <w:rFonts w:ascii="Consolas" w:hAnsi="Consolas"/>
+        </w:rPr>
+        <w:t># Об'єднання (створення еталонів)</w:t>
+      </w:r>
+    </w:p>
+    <w:p>
+      <w:pPr>
+        <w:pStyle w:val="Code"/>
+        <w:rPr>
+          <w:rFonts w:ascii="Consolas" w:hAnsi="Consolas"/>
+        </w:rPr>
+      </w:pPr>
+      <w:r>
+        <w:rPr>
+          <w:rFonts w:ascii="Consolas" w:hAnsi="Consolas"/>
+        </w:rPr>
+        <w:t># по першим зразкам кожного класу</w:t>
+      </w:r>
+    </w:p>
+    <w:p>
+      <w:pPr>
+        <w:pStyle w:val="Code"/>
+        <w:rPr>
+          <w:rFonts w:ascii="Consolas" w:hAnsi="Consolas"/>
+        </w:rPr>
+      </w:pPr>
+      <w:r>
+        <w:rPr>
+          <w:rFonts w:ascii="Consolas" w:hAnsi="Consolas"/>
+        </w:rPr>
+        <w:t>prototype_plus = None</w:t>
+      </w:r>
+    </w:p>
+    <w:p>
+      <w:pPr>
+        <w:pStyle w:val="Code"/>
+        <w:rPr>
+          <w:rFonts w:ascii="Consolas" w:hAnsi="Consolas"/>
+        </w:rPr>
+      </w:pPr>
+      <w:r>
+        <w:rPr>
+          <w:rFonts w:ascii="Consolas" w:hAnsi="Consolas"/>
+        </w:rPr>
+        <w:t>prototype_minus = None</w:t>
+      </w:r>
+    </w:p>
+    <w:p>
+      <w:pPr>
+        <w:pStyle w:val="Code"/>
+        <w:rPr>
+          <w:rFonts w:ascii="Consolas" w:hAnsi="Consolas"/>
+        </w:rPr>
+      </w:pPr>
+      <w:r>
+        <w:rPr>
+          <w:rFonts w:ascii="Consolas" w:hAnsi="Consolas"/>
+        </w:rPr>
+      </w:r>
+    </w:p>
+    <w:p>
+      <w:pPr>
+        <w:pStyle w:val="Code"/>
+        <w:rPr>
+          <w:rFonts w:ascii="Consolas" w:hAnsi="Consolas"/>
+        </w:rPr>
+      </w:pPr>
+      <w:r>
+        <w:rPr>
+          <w:rFonts w:ascii="Consolas" w:hAnsi="Consolas"/>
+        </w:rPr>
+        <w:t>for i in range(len(X)):</w:t>
+      </w:r>
+    </w:p>
+    <w:p>
+      <w:pPr>
+        <w:pStyle w:val="Code"/>
+        <w:rPr>
+          <w:rFonts w:ascii="Consolas" w:hAnsi="Consolas"/>
+        </w:rPr>
+      </w:pPr>
+      <w:r>
+        <w:rPr>
+          <w:rFonts w:ascii="Consolas" w:hAnsi="Consolas"/>
+        </w:rPr>
+        <w:t xml:space="preserve">    </w:t>
+      </w:r>
+      <w:r>
+        <w:rPr>
+          <w:rFonts w:ascii="Consolas" w:hAnsi="Consolas"/>
+        </w:rPr>
+        <w:t>if y[i] == 1 and prototype_plus is None:</w:t>
+      </w:r>
+    </w:p>
+    <w:p>
+      <w:pPr>
+        <w:pStyle w:val="Code"/>
+        <w:rPr>
+          <w:rFonts w:ascii="Consolas" w:hAnsi="Consolas"/>
+        </w:rPr>
+      </w:pPr>
+      <w:r>
+        <w:rPr>
+          <w:rFonts w:ascii="Consolas" w:hAnsi="Consolas"/>
+        </w:rPr>
+        <w:t xml:space="preserve">        </w:t>
+      </w:r>
+      <w:r>
+        <w:rPr>
+          <w:rFonts w:ascii="Consolas" w:hAnsi="Consolas"/>
+        </w:rPr>
+        <w:t>prototype_plus = X[i].copy()</w:t>
+      </w:r>
+    </w:p>
+    <w:p>
+      <w:pPr>
+        <w:pStyle w:val="Code"/>
+        <w:rPr>
+          <w:rFonts w:ascii="Consolas" w:hAnsi="Consolas"/>
+        </w:rPr>
+      </w:pPr>
+      <w:r>
+        <w:rPr>
+          <w:rFonts w:ascii="Consolas" w:hAnsi="Consolas"/>
+        </w:rPr>
+        <w:t xml:space="preserve">    </w:t>
+      </w:r>
+      <w:r>
+        <w:rPr>
+          <w:rFonts w:ascii="Consolas" w:hAnsi="Consolas"/>
+        </w:rPr>
+        <w:t>elif y[i] == -1 and prototype_minus is None:</w:t>
+      </w:r>
+    </w:p>
+    <w:p>
+      <w:pPr>
+        <w:pStyle w:val="Code"/>
+        <w:rPr>
+          <w:rFonts w:ascii="Consolas" w:hAnsi="Consolas"/>
+        </w:rPr>
+      </w:pPr>
+      <w:r>
+        <w:rPr>
+          <w:rFonts w:ascii="Consolas" w:hAnsi="Consolas"/>
+        </w:rPr>
+        <w:t xml:space="preserve">        </w:t>
+      </w:r>
+      <w:r>
+        <w:rPr>
+          <w:rFonts w:ascii="Consolas" w:hAnsi="Consolas"/>
+        </w:rPr>
+        <w:t>prototype_minus = X[i].copy()</w:t>
+      </w:r>
+    </w:p>
+    <w:p>
+      <w:pPr>
+        <w:pStyle w:val="Code"/>
+        <w:rPr>
+          <w:rFonts w:ascii="Consolas" w:hAnsi="Consolas"/>
+        </w:rPr>
+      </w:pPr>
+      <w:r>
+        <w:rPr>
+          <w:rFonts w:ascii="Consolas" w:hAnsi="Consolas"/>
+        </w:rPr>
+        <w:t xml:space="preserve">    </w:t>
+      </w:r>
+      <w:r>
+        <w:rPr>
+          <w:rFonts w:ascii="Consolas" w:hAnsi="Consolas"/>
+        </w:rPr>
+        <w:t>if prototype_plus is not None and prototype_minus is not None:</w:t>
+      </w:r>
+    </w:p>
+    <w:p>
+      <w:pPr>
+        <w:pStyle w:val="Code"/>
+        <w:rPr>
+          <w:rFonts w:ascii="Consolas" w:hAnsi="Consolas"/>
+        </w:rPr>
+      </w:pPr>
+      <w:r>
+        <w:rPr>
+          <w:rFonts w:ascii="Consolas" w:hAnsi="Consolas"/>
+        </w:rPr>
+        <w:t xml:space="preserve">        </w:t>
+      </w:r>
+      <w:r>
+        <w:rPr>
+          <w:rFonts w:ascii="Consolas" w:hAnsi="Consolas"/>
+        </w:rPr>
+        <w:t>break</w:t>
+      </w:r>
+    </w:p>
+    <w:p>
+      <w:pPr>
+        <w:pStyle w:val="Code"/>
+        <w:rPr>
+          <w:rFonts w:ascii="Consolas" w:hAnsi="Consolas"/>
+        </w:rPr>
+      </w:pPr>
+      <w:r>
+        <w:rPr>
+          <w:rFonts w:ascii="Consolas" w:hAnsi="Consolas"/>
+        </w:rPr>
+      </w:r>
+    </w:p>
+    <w:p>
+      <w:pPr>
+        <w:pStyle w:val="Code"/>
+        <w:rPr>
+          <w:rFonts w:ascii="Consolas" w:hAnsi="Consolas"/>
+        </w:rPr>
+      </w:pPr>
+      <w:r>
+        <w:rPr>
+          <w:rFonts w:ascii="Consolas" w:hAnsi="Consolas"/>
+        </w:rPr>
+        <w:t>print("Еталон класу +1:", prototype_plus)</w:t>
+      </w:r>
+    </w:p>
+    <w:p>
+      <w:pPr>
+        <w:pStyle w:val="Code"/>
+        <w:rPr>
+          <w:rFonts w:ascii="Consolas" w:hAnsi="Consolas"/>
+        </w:rPr>
+      </w:pPr>
+      <w:r>
+        <w:rPr>
+          <w:rFonts w:ascii="Consolas" w:hAnsi="Consolas"/>
+        </w:rPr>
+        <w:t>print("Еталон класу -1:", prototype_minus)</w:t>
+      </w:r>
+    </w:p>
+    <w:p>
+      <w:pPr>
+        <w:pStyle w:val="Code"/>
+        <w:rPr>
+          <w:rFonts w:ascii="Consolas" w:hAnsi="Consolas"/>
+        </w:rPr>
+      </w:pPr>
+      <w:r>
+        <w:rPr>
+          <w:rFonts w:ascii="Consolas" w:hAnsi="Consolas"/>
+        </w:rPr>
+      </w:r>
+    </w:p>
+    <w:p>
+      <w:pPr>
+        <w:pStyle w:val="Code"/>
+        <w:rPr>
+          <w:rFonts w:ascii="Consolas" w:hAnsi="Consolas"/>
+        </w:rPr>
+      </w:pPr>
+      <w:r>
+        <w:rPr>
+          <w:rFonts w:ascii="Consolas" w:hAnsi="Consolas"/>
+        </w:rPr>
+      </w:r>
+    </w:p>
+    <w:p>
+      <w:pPr>
+        <w:pStyle w:val="Code"/>
+        <w:rPr>
+          <w:rFonts w:ascii="Consolas" w:hAnsi="Consolas"/>
+        </w:rPr>
+      </w:pPr>
+      <w:r>
+        <w:rPr>
+          <w:rFonts w:ascii="Consolas" w:hAnsi="Consolas"/>
+        </w:rPr>
+        <w:t># --- Хопфілд ---</w:t>
+      </w:r>
+    </w:p>
+    <w:p>
+      <w:pPr>
+        <w:pStyle w:val="Code"/>
+        <w:rPr>
+          <w:rFonts w:ascii="Consolas" w:hAnsi="Consolas"/>
+        </w:rPr>
+      </w:pPr>
+      <w:r>
+        <w:rPr>
+          <w:rFonts w:ascii="Consolas" w:hAnsi="Consolas"/>
+        </w:rPr>
+        <w:t>class HopfieldNetwork:</w:t>
+      </w:r>
+    </w:p>
+    <w:p>
+      <w:pPr>
+        <w:pStyle w:val="Code"/>
+        <w:rPr>
+          <w:rFonts w:ascii="Consolas" w:hAnsi="Consolas"/>
+        </w:rPr>
+      </w:pPr>
+      <w:r>
+        <w:rPr>
+          <w:rFonts w:ascii="Consolas" w:hAnsi="Consolas"/>
+        </w:rPr>
+        <w:t xml:space="preserve">    </w:t>
+      </w:r>
+      <w:r>
+        <w:rPr>
+          <w:rFonts w:ascii="Consolas" w:hAnsi="Consolas"/>
+        </w:rPr>
+        <w:t>def __init__(self, n_neurons):</w:t>
+      </w:r>
+    </w:p>
+    <w:p>
+      <w:pPr>
+        <w:pStyle w:val="Code"/>
+        <w:rPr>
+          <w:rFonts w:ascii="Consolas" w:hAnsi="Consolas"/>
+        </w:rPr>
+      </w:pPr>
+      <w:r>
+        <w:rPr>
+          <w:rFonts w:ascii="Consolas" w:hAnsi="Consolas"/>
+        </w:rPr>
+        <w:t xml:space="preserve">        </w:t>
+      </w:r>
+      <w:r>
+        <w:rPr>
+          <w:rFonts w:ascii="Consolas" w:hAnsi="Consolas"/>
+        </w:rPr>
+        <w:t>self.n = n_neurons</w:t>
+      </w:r>
+    </w:p>
+    <w:p>
+      <w:pPr>
+        <w:pStyle w:val="Code"/>
+        <w:rPr>
+          <w:rFonts w:ascii="Consolas" w:hAnsi="Consolas"/>
+        </w:rPr>
+      </w:pPr>
+      <w:r>
+        <w:rPr>
+          <w:rFonts w:ascii="Consolas" w:hAnsi="Consolas"/>
+        </w:rPr>
+        <w:t xml:space="preserve">        </w:t>
+      </w:r>
+      <w:r>
+        <w:rPr>
+          <w:rFonts w:ascii="Consolas" w:hAnsi="Consolas"/>
+        </w:rPr>
+        <w:t>self.W = np.zeros((n_neurons, n_neurons))</w:t>
+      </w:r>
+    </w:p>
+    <w:p>
+      <w:pPr>
+        <w:pStyle w:val="Code"/>
+        <w:rPr>
+          <w:rFonts w:ascii="Consolas" w:hAnsi="Consolas"/>
+        </w:rPr>
+      </w:pPr>
+      <w:r>
+        <w:rPr>
+          <w:rFonts w:ascii="Consolas" w:hAnsi="Consolas"/>
+        </w:rPr>
+      </w:r>
+    </w:p>
+    <w:p>
+      <w:pPr>
+        <w:pStyle w:val="Code"/>
+        <w:rPr>
+          <w:rFonts w:ascii="Consolas" w:hAnsi="Consolas"/>
+        </w:rPr>
+      </w:pPr>
+      <w:r>
+        <w:rPr>
+          <w:rFonts w:ascii="Consolas" w:hAnsi="Consolas"/>
+        </w:rPr>
+        <w:t xml:space="preserve">    </w:t>
+      </w:r>
+      <w:r>
+        <w:rPr>
+          <w:rFonts w:ascii="Consolas" w:hAnsi="Consolas"/>
+        </w:rPr>
+        <w:t>def train(self, patterns):</w:t>
+      </w:r>
+    </w:p>
+    <w:p>
+      <w:pPr>
+        <w:pStyle w:val="Code"/>
+        <w:rPr>
+          <w:rFonts w:ascii="Consolas" w:hAnsi="Consolas"/>
+        </w:rPr>
+      </w:pPr>
+      <w:r>
+        <w:rPr>
+          <w:rFonts w:ascii="Consolas" w:hAnsi="Consolas"/>
+        </w:rPr>
+        <w:t xml:space="preserve">        </w:t>
+      </w:r>
+      <w:r>
+        <w:rPr>
+          <w:rFonts w:ascii="Consolas" w:hAnsi="Consolas"/>
+        </w:rPr>
+        <w:t>"""Запам'ятовує еталони"""</w:t>
+      </w:r>
+    </w:p>
+    <w:p>
+      <w:pPr>
+        <w:pStyle w:val="Code"/>
+        <w:rPr>
+          <w:rFonts w:ascii="Consolas" w:hAnsi="Consolas"/>
+        </w:rPr>
+      </w:pPr>
+      <w:r>
+        <w:rPr>
+          <w:rFonts w:ascii="Consolas" w:hAnsi="Consolas"/>
+        </w:rPr>
+        <w:t xml:space="preserve">        </w:t>
+      </w:r>
+      <w:r>
+        <w:rPr>
+          <w:rFonts w:ascii="Consolas" w:hAnsi="Consolas"/>
+        </w:rPr>
+        <w:t>for p in patterns:</w:t>
+      </w:r>
+    </w:p>
+    <w:p>
+      <w:pPr>
+        <w:pStyle w:val="Code"/>
+        <w:rPr>
+          <w:rFonts w:ascii="Consolas" w:hAnsi="Consolas"/>
+        </w:rPr>
+      </w:pPr>
+      <w:r>
+        <w:rPr>
+          <w:rFonts w:ascii="Consolas" w:hAnsi="Consolas"/>
+        </w:rPr>
+        <w:t xml:space="preserve">            </w:t>
+      </w:r>
+      <w:r>
+        <w:rPr>
+          <w:rFonts w:ascii="Consolas" w:hAnsi="Consolas"/>
+        </w:rPr>
+        <w:t>p = p.reshape(-1, 1)</w:t>
+      </w:r>
+    </w:p>
+    <w:p>
+      <w:pPr>
+        <w:pStyle w:val="Code"/>
+        <w:rPr>
+          <w:rFonts w:ascii="Consolas" w:hAnsi="Consolas"/>
+        </w:rPr>
+      </w:pPr>
+      <w:r>
+        <w:rPr>
+          <w:rFonts w:ascii="Consolas" w:hAnsi="Consolas"/>
+        </w:rPr>
+        <w:t xml:space="preserve">            </w:t>
+      </w:r>
+      <w:r>
+        <w:rPr>
+          <w:rFonts w:ascii="Consolas" w:hAnsi="Consolas"/>
+        </w:rPr>
+        <w:t>self.W += p @ p.T</w:t>
+      </w:r>
+    </w:p>
+    <w:p>
+      <w:pPr>
+        <w:pStyle w:val="Code"/>
+        <w:rPr>
+          <w:rFonts w:ascii="Consolas" w:hAnsi="Consolas"/>
+        </w:rPr>
+      </w:pPr>
+      <w:r>
+        <w:rPr>
+          <w:rFonts w:ascii="Consolas" w:hAnsi="Consolas"/>
+        </w:rPr>
+        <w:t xml:space="preserve">        </w:t>
+      </w:r>
+      <w:r>
+        <w:rPr>
+          <w:rFonts w:ascii="Consolas" w:hAnsi="Consolas"/>
+        </w:rPr>
+        <w:t>np.fill_diagonal(self.W, 0)  # немає зв'язків нейрона з собою</w:t>
+      </w:r>
+    </w:p>
+    <w:p>
+      <w:pPr>
+        <w:pStyle w:val="Code"/>
+        <w:rPr>
+          <w:rFonts w:ascii="Consolas" w:hAnsi="Consolas"/>
+        </w:rPr>
+      </w:pPr>
+      <w:r>
+        <w:rPr>
+          <w:rFonts w:ascii="Consolas" w:hAnsi="Consolas"/>
+        </w:rPr>
+        <w:t xml:space="preserve">        </w:t>
+      </w:r>
+      <w:r>
+        <w:rPr>
+          <w:rFonts w:ascii="Consolas" w:hAnsi="Consolas"/>
+        </w:rPr>
+        <w:t>self.W /= len(patterns)</w:t>
+      </w:r>
+    </w:p>
+    <w:p>
+      <w:pPr>
+        <w:pStyle w:val="Code"/>
+        <w:rPr>
+          <w:rFonts w:ascii="Consolas" w:hAnsi="Consolas"/>
+        </w:rPr>
+      </w:pPr>
+      <w:r>
+        <w:rPr>
+          <w:rFonts w:ascii="Consolas" w:hAnsi="Consolas"/>
+        </w:rPr>
+      </w:r>
+    </w:p>
+    <w:p>
+      <w:pPr>
+        <w:pStyle w:val="Code"/>
+        <w:rPr>
+          <w:rFonts w:ascii="Consolas" w:hAnsi="Consolas"/>
+        </w:rPr>
+      </w:pPr>
+      <w:r>
+        <w:rPr>
+          <w:rFonts w:ascii="Consolas" w:hAnsi="Consolas"/>
+        </w:rPr>
+        <w:t xml:space="preserve">    </w:t>
+      </w:r>
+      <w:r>
+        <w:rPr>
+          <w:rFonts w:ascii="Consolas" w:hAnsi="Consolas"/>
+        </w:rPr>
+        <w:t>def predict(self, x, max_iters=50):</w:t>
+      </w:r>
+    </w:p>
+    <w:p>
+      <w:pPr>
+        <w:pStyle w:val="Code"/>
+        <w:rPr>
+          <w:rFonts w:ascii="Consolas" w:hAnsi="Consolas"/>
+        </w:rPr>
+      </w:pPr>
+      <w:r>
+        <w:rPr>
+          <w:rFonts w:ascii="Consolas" w:hAnsi="Consolas"/>
+        </w:rPr>
+        <w:t xml:space="preserve">        </w:t>
+      </w:r>
+      <w:r>
+        <w:rPr>
+          <w:rFonts w:ascii="Consolas" w:hAnsi="Consolas"/>
+        </w:rPr>
+        <w:t>"""Відновлює найближчий еталон"""</w:t>
+      </w:r>
+    </w:p>
+    <w:p>
+      <w:pPr>
+        <w:pStyle w:val="Code"/>
+        <w:rPr>
+          <w:rFonts w:ascii="Consolas" w:hAnsi="Consolas"/>
+        </w:rPr>
+      </w:pPr>
+      <w:r>
+        <w:rPr>
+          <w:rFonts w:ascii="Consolas" w:hAnsi="Consolas"/>
+        </w:rPr>
+        <w:t xml:space="preserve">        </w:t>
+      </w:r>
+      <w:r>
+        <w:rPr>
+          <w:rFonts w:ascii="Consolas" w:hAnsi="Consolas"/>
+        </w:rPr>
+        <w:t>x = x.copy()</w:t>
+      </w:r>
+    </w:p>
+    <w:p>
+      <w:pPr>
+        <w:pStyle w:val="Code"/>
+        <w:rPr>
+          <w:rFonts w:ascii="Consolas" w:hAnsi="Consolas"/>
+        </w:rPr>
+      </w:pPr>
+      <w:r>
+        <w:rPr>
+          <w:rFonts w:ascii="Consolas" w:hAnsi="Consolas"/>
+        </w:rPr>
+        <w:t xml:space="preserve">        </w:t>
+      </w:r>
+      <w:r>
+        <w:rPr>
+          <w:rFonts w:ascii="Consolas" w:hAnsi="Consolas"/>
+        </w:rPr>
+        <w:t>for _ in range(max_iters):</w:t>
+      </w:r>
+    </w:p>
+    <w:p>
+      <w:pPr>
+        <w:pStyle w:val="Code"/>
+        <w:rPr>
+          <w:rFonts w:ascii="Consolas" w:hAnsi="Consolas"/>
+        </w:rPr>
+      </w:pPr>
+      <w:r>
+        <w:rPr>
+          <w:rFonts w:ascii="Consolas" w:hAnsi="Consolas"/>
+        </w:rPr>
+        <w:t xml:space="preserve">            </w:t>
+      </w:r>
+      <w:r>
+        <w:rPr>
+          <w:rFonts w:ascii="Consolas" w:hAnsi="Consolas"/>
+        </w:rPr>
+        <w:t>x_old = x.copy()</w:t>
+      </w:r>
+    </w:p>
+    <w:p>
+      <w:pPr>
+        <w:pStyle w:val="Code"/>
+        <w:rPr>
+          <w:rFonts w:ascii="Consolas" w:hAnsi="Consolas"/>
+        </w:rPr>
+      </w:pPr>
+      <w:r>
+        <w:rPr>
+          <w:rFonts w:ascii="Consolas" w:hAnsi="Consolas"/>
+        </w:rPr>
+        <w:t xml:space="preserve">            </w:t>
+      </w:r>
+      <w:r>
+        <w:rPr>
+          <w:rFonts w:ascii="Consolas" w:hAnsi="Consolas"/>
+        </w:rPr>
+        <w:t>for i in range(self.n):</w:t>
+      </w:r>
+    </w:p>
+    <w:p>
+      <w:pPr>
+        <w:pStyle w:val="Code"/>
+        <w:rPr>
+          <w:rFonts w:ascii="Consolas" w:hAnsi="Consolas"/>
+        </w:rPr>
+      </w:pPr>
+      <w:r>
+        <w:rPr>
+          <w:rFonts w:ascii="Consolas" w:hAnsi="Consolas"/>
+        </w:rPr>
+        <w:t xml:space="preserve">                </w:t>
+      </w:r>
+      <w:r>
+        <w:rPr>
+          <w:rFonts w:ascii="Consolas" w:hAnsi="Consolas"/>
+        </w:rPr>
+        <w:t>h = self.W[i] @ x</w:t>
+      </w:r>
+    </w:p>
+    <w:p>
+      <w:pPr>
+        <w:pStyle w:val="Code"/>
+        <w:rPr>
+          <w:rFonts w:ascii="Consolas" w:hAnsi="Consolas"/>
+        </w:rPr>
+      </w:pPr>
+      <w:r>
+        <w:rPr>
+          <w:rFonts w:ascii="Consolas" w:hAnsi="Consolas"/>
+        </w:rPr>
+        <w:t xml:space="preserve">                </w:t>
+      </w:r>
+      <w:r>
+        <w:rPr>
+          <w:rFonts w:ascii="Consolas" w:hAnsi="Consolas"/>
+        </w:rPr>
+        <w:t>x[i] = 1 if h &gt;= 0 else -1</w:t>
+      </w:r>
+    </w:p>
+    <w:p>
+      <w:pPr>
+        <w:pStyle w:val="Code"/>
+        <w:rPr>
+          <w:rFonts w:ascii="Consolas" w:hAnsi="Consolas"/>
+        </w:rPr>
+      </w:pPr>
+      <w:r>
+        <w:rPr>
+          <w:rFonts w:ascii="Consolas" w:hAnsi="Consolas"/>
+        </w:rPr>
+        <w:t xml:space="preserve">            </w:t>
+      </w:r>
+      <w:r>
+        <w:rPr>
+          <w:rFonts w:ascii="Consolas" w:hAnsi="Consolas"/>
+        </w:rPr>
+        <w:t>if np.array_equal(x, x_old):</w:t>
+      </w:r>
+    </w:p>
+    <w:p>
+      <w:pPr>
+        <w:pStyle w:val="Code"/>
+        <w:rPr>
+          <w:rFonts w:ascii="Consolas" w:hAnsi="Consolas"/>
+        </w:rPr>
+      </w:pPr>
+      <w:r>
+        <w:rPr>
+          <w:rFonts w:ascii="Consolas" w:hAnsi="Consolas"/>
+        </w:rPr>
+        <w:t xml:space="preserve">                </w:t>
+      </w:r>
+      <w:r>
+        <w:rPr>
+          <w:rFonts w:ascii="Consolas" w:hAnsi="Consolas"/>
+        </w:rPr>
+        <w:t>break</w:t>
+      </w:r>
+    </w:p>
+    <w:p>
+      <w:pPr>
+        <w:pStyle w:val="Code"/>
+        <w:rPr>
+          <w:rFonts w:ascii="Consolas" w:hAnsi="Consolas"/>
+        </w:rPr>
+      </w:pPr>
+      <w:r>
+        <w:rPr>
+          <w:rFonts w:ascii="Consolas" w:hAnsi="Consolas"/>
+        </w:rPr>
+        <w:t xml:space="preserve">        </w:t>
+      </w:r>
+      <w:r>
+        <w:rPr>
+          <w:rFonts w:ascii="Consolas" w:hAnsi="Consolas"/>
+        </w:rPr>
+        <w:t>return x</w:t>
+      </w:r>
+    </w:p>
+    <w:p>
+      <w:pPr>
+        <w:pStyle w:val="Code"/>
+        <w:rPr>
+          <w:rFonts w:ascii="Consolas" w:hAnsi="Consolas"/>
+        </w:rPr>
+      </w:pPr>
+      <w:r>
+        <w:rPr>
+          <w:rFonts w:ascii="Consolas" w:hAnsi="Consolas"/>
+        </w:rPr>
+      </w:r>
+    </w:p>
+    <w:p>
+      <w:pPr>
+        <w:pStyle w:val="Code"/>
+        <w:rPr>
+          <w:rFonts w:ascii="Consolas" w:hAnsi="Consolas"/>
+        </w:rPr>
+      </w:pPr>
+      <w:r>
+        <w:rPr>
+          <w:rFonts w:ascii="Consolas" w:hAnsi="Consolas"/>
+        </w:rPr>
+      </w:r>
+    </w:p>
+    <w:p>
+      <w:pPr>
+        <w:pStyle w:val="Code"/>
+        <w:rPr>
+          <w:rFonts w:ascii="Consolas" w:hAnsi="Consolas"/>
+        </w:rPr>
+      </w:pPr>
+      <w:r>
+        <w:rPr>
+          <w:rFonts w:ascii="Consolas" w:hAnsi="Consolas"/>
+        </w:rPr>
+        <w:t># Навчання мережі</w:t>
+      </w:r>
+    </w:p>
+    <w:p>
+      <w:pPr>
+        <w:pStyle w:val="Code"/>
+        <w:rPr>
+          <w:rFonts w:ascii="Consolas" w:hAnsi="Consolas"/>
+        </w:rPr>
+      </w:pPr>
+      <w:r>
+        <w:rPr>
+          <w:rFonts w:ascii="Consolas" w:hAnsi="Consolas"/>
+        </w:rPr>
+        <w:t>hopfield = HopfieldNetwork(n_neurons=18)</w:t>
+      </w:r>
+    </w:p>
+    <w:p>
+      <w:pPr>
+        <w:pStyle w:val="Code"/>
+        <w:rPr>
+          <w:rFonts w:ascii="Consolas" w:hAnsi="Consolas"/>
+        </w:rPr>
+      </w:pPr>
+      <w:r>
+        <w:rPr>
+          <w:rFonts w:ascii="Consolas" w:hAnsi="Consolas"/>
+        </w:rPr>
+        <w:t>hopfield.train([prototype_plus, prototype_minus])</w:t>
+      </w:r>
+    </w:p>
+    <w:p>
+      <w:pPr>
+        <w:pStyle w:val="Code"/>
+        <w:rPr>
+          <w:rFonts w:ascii="Consolas" w:hAnsi="Consolas"/>
+        </w:rPr>
+      </w:pPr>
+      <w:r>
+        <w:rPr>
+          <w:rFonts w:ascii="Consolas" w:hAnsi="Consolas"/>
+        </w:rPr>
+      </w:r>
+    </w:p>
+    <w:p>
+      <w:pPr>
+        <w:pStyle w:val="Code"/>
+        <w:rPr>
+          <w:rFonts w:ascii="Consolas" w:hAnsi="Consolas"/>
+        </w:rPr>
+      </w:pPr>
+      <w:r>
+        <w:rPr>
+          <w:rFonts w:ascii="Consolas" w:hAnsi="Consolas"/>
+        </w:rPr>
+      </w:r>
+    </w:p>
+    <w:p>
+      <w:pPr>
+        <w:pStyle w:val="Code"/>
+        <w:rPr>
+          <w:rFonts w:ascii="Consolas" w:hAnsi="Consolas"/>
+        </w:rPr>
+      </w:pPr>
+      <w:r>
+        <w:rPr>
+          <w:rFonts w:ascii="Consolas" w:hAnsi="Consolas"/>
+        </w:rPr>
+        <w:t>def classify(vector):</w:t>
+      </w:r>
+    </w:p>
+    <w:p>
+      <w:pPr>
+        <w:pStyle w:val="Code"/>
+        <w:rPr>
+          <w:rFonts w:ascii="Consolas" w:hAnsi="Consolas"/>
+        </w:rPr>
+      </w:pPr>
+      <w:r>
+        <w:rPr>
+          <w:rFonts w:ascii="Consolas" w:hAnsi="Consolas"/>
+        </w:rPr>
+        <w:t xml:space="preserve">    </w:t>
+      </w:r>
+      <w:r>
+        <w:rPr>
+          <w:rFonts w:ascii="Consolas" w:hAnsi="Consolas"/>
+        </w:rPr>
+        <w:t>restored = hopfield.predict(vector)</w:t>
+      </w:r>
+    </w:p>
+    <w:p>
+      <w:pPr>
+        <w:pStyle w:val="Code"/>
+        <w:rPr>
+          <w:rFonts w:ascii="Consolas" w:hAnsi="Consolas"/>
+        </w:rPr>
+      </w:pPr>
+      <w:r>
+        <w:rPr>
+          <w:rFonts w:ascii="Consolas" w:hAnsi="Consolas"/>
+        </w:rPr>
+      </w:r>
+    </w:p>
+    <w:p>
+      <w:pPr>
+        <w:pStyle w:val="Code"/>
+        <w:rPr>
+          <w:rFonts w:ascii="Consolas" w:hAnsi="Consolas"/>
+        </w:rPr>
+      </w:pPr>
+      <w:r>
+        <w:rPr>
+          <w:rFonts w:ascii="Consolas" w:hAnsi="Consolas"/>
+        </w:rPr>
+        <w:t xml:space="preserve">    </w:t>
+      </w:r>
+      <w:r>
+        <w:rPr>
+          <w:rFonts w:ascii="Consolas" w:hAnsi="Consolas"/>
+        </w:rPr>
+        <w:t># Відстань Хеммінга до кожного еталону</w:t>
+      </w:r>
+    </w:p>
+    <w:p>
+      <w:pPr>
+        <w:pStyle w:val="Code"/>
+        <w:rPr>
+          <w:rFonts w:ascii="Consolas" w:hAnsi="Consolas"/>
+        </w:rPr>
+      </w:pPr>
+      <w:r>
+        <w:rPr>
+          <w:rFonts w:ascii="Consolas" w:hAnsi="Consolas"/>
+        </w:rPr>
+        <w:t xml:space="preserve">    </w:t>
+      </w:r>
+      <w:r>
+        <w:rPr>
+          <w:rFonts w:ascii="Consolas" w:hAnsi="Consolas"/>
+        </w:rPr>
+        <w:t>dist_to_plus = np.sum(restored != prototype_plus)</w:t>
+      </w:r>
+    </w:p>
+    <w:p>
+      <w:pPr>
+        <w:pStyle w:val="Code"/>
+        <w:rPr>
+          <w:rFonts w:ascii="Consolas" w:hAnsi="Consolas"/>
+        </w:rPr>
+      </w:pPr>
+      <w:r>
+        <w:rPr>
+          <w:rFonts w:ascii="Consolas" w:hAnsi="Consolas"/>
+        </w:rPr>
+        <w:t xml:space="preserve">    </w:t>
+      </w:r>
+      <w:r>
+        <w:rPr>
+          <w:rFonts w:ascii="Consolas" w:hAnsi="Consolas"/>
+        </w:rPr>
+        <w:t>dist_to_minus = np.sum(restored != prototype_minus)</w:t>
+      </w:r>
+    </w:p>
+    <w:p>
+      <w:pPr>
+        <w:pStyle w:val="Code"/>
+        <w:rPr>
+          <w:rFonts w:ascii="Consolas" w:hAnsi="Consolas"/>
+        </w:rPr>
+      </w:pPr>
+      <w:r>
+        <w:rPr>
+          <w:rFonts w:ascii="Consolas" w:hAnsi="Consolas"/>
+        </w:rPr>
+      </w:r>
+    </w:p>
+    <w:p>
+      <w:pPr>
+        <w:pStyle w:val="Code"/>
+        <w:rPr>
+          <w:rFonts w:ascii="Consolas" w:hAnsi="Consolas"/>
+        </w:rPr>
+      </w:pPr>
+      <w:r>
+        <w:rPr>
+          <w:rFonts w:ascii="Consolas" w:hAnsi="Consolas"/>
+        </w:rPr>
+        <w:t xml:space="preserve">    </w:t>
+      </w:r>
+      <w:r>
+        <w:rPr>
+          <w:rFonts w:ascii="Consolas" w:hAnsi="Consolas"/>
+        </w:rPr>
+        <w:t>return 1 if dist_to_plus &lt; dist_to_minus else -1</w:t>
+      </w:r>
+    </w:p>
+    <w:p>
+      <w:pPr>
+        <w:pStyle w:val="Code"/>
+        <w:rPr>
+          <w:rFonts w:ascii="Consolas" w:hAnsi="Consolas"/>
+        </w:rPr>
+      </w:pPr>
+      <w:r>
+        <w:rPr>
+          <w:rFonts w:ascii="Consolas" w:hAnsi="Consolas"/>
+        </w:rPr>
+      </w:r>
+    </w:p>
+    <w:p>
+      <w:pPr>
+        <w:pStyle w:val="Code"/>
+        <w:rPr>
+          <w:rFonts w:ascii="Consolas" w:hAnsi="Consolas"/>
+        </w:rPr>
+      </w:pPr>
+      <w:r>
+        <w:rPr>
+          <w:rFonts w:ascii="Consolas" w:hAnsi="Consolas"/>
+        </w:rPr>
+      </w:r>
+    </w:p>
+    <w:p>
+      <w:pPr>
+        <w:pStyle w:val="Code"/>
+        <w:rPr>
+          <w:rFonts w:ascii="Consolas" w:hAnsi="Consolas"/>
+        </w:rPr>
+      </w:pPr>
+      <w:r>
+        <w:rPr>
+          <w:rFonts w:ascii="Consolas" w:hAnsi="Consolas"/>
+        </w:rPr>
+        <w:t>print("\n" + "=" * 50)</w:t>
+      </w:r>
+    </w:p>
+    <w:p>
+      <w:pPr>
+        <w:pStyle w:val="Code"/>
+        <w:rPr>
+          <w:rFonts w:ascii="Consolas" w:hAnsi="Consolas"/>
+        </w:rPr>
+      </w:pPr>
+      <w:r>
+        <w:rPr>
+          <w:rFonts w:ascii="Consolas" w:hAnsi="Consolas"/>
+        </w:rPr>
+        <w:t>print("ПЕРЕВІРКА ТОЧНОСТІ")</w:t>
+      </w:r>
+    </w:p>
+    <w:p>
+      <w:pPr>
+        <w:pStyle w:val="Code"/>
+        <w:rPr>
+          <w:rFonts w:ascii="Consolas" w:hAnsi="Consolas"/>
+        </w:rPr>
+      </w:pPr>
+      <w:r>
+        <w:rPr>
+          <w:rFonts w:ascii="Consolas" w:hAnsi="Consolas"/>
+        </w:rPr>
+        <w:t>print("=" * 50)</w:t>
+      </w:r>
+    </w:p>
+    <w:p>
+      <w:pPr>
+        <w:pStyle w:val="Code"/>
+        <w:rPr>
+          <w:rFonts w:ascii="Consolas" w:hAnsi="Consolas"/>
+        </w:rPr>
+      </w:pPr>
+      <w:r>
+        <w:rPr>
+          <w:rFonts w:ascii="Consolas" w:hAnsi="Consolas"/>
+        </w:rPr>
+      </w:r>
+    </w:p>
+    <w:p>
+      <w:pPr>
+        <w:pStyle w:val="Code"/>
+        <w:rPr>
+          <w:rFonts w:ascii="Consolas" w:hAnsi="Consolas"/>
+        </w:rPr>
+      </w:pPr>
+      <w:r>
+        <w:rPr>
+          <w:rFonts w:ascii="Consolas" w:hAnsi="Consolas"/>
+        </w:rPr>
+        <w:t>correct = 0</w:t>
+      </w:r>
+    </w:p>
+    <w:p>
+      <w:pPr>
+        <w:pStyle w:val="Code"/>
+        <w:rPr>
+          <w:rFonts w:ascii="Consolas" w:hAnsi="Consolas"/>
+        </w:rPr>
+      </w:pPr>
+      <w:r>
+        <w:rPr>
+          <w:rFonts w:ascii="Consolas" w:hAnsi="Consolas"/>
+        </w:rPr>
+        <w:t>for i in range(len(X)):</w:t>
+      </w:r>
+    </w:p>
+    <w:p>
+      <w:pPr>
+        <w:pStyle w:val="Code"/>
+        <w:rPr>
+          <w:rFonts w:ascii="Consolas" w:hAnsi="Consolas"/>
+        </w:rPr>
+      </w:pPr>
+      <w:r>
+        <w:rPr>
+          <w:rFonts w:ascii="Consolas" w:hAnsi="Consolas"/>
+        </w:rPr>
+        <w:t xml:space="preserve">    </w:t>
+      </w:r>
+      <w:r>
+        <w:rPr>
+          <w:rFonts w:ascii="Consolas" w:hAnsi="Consolas"/>
+        </w:rPr>
+        <w:t>pred = classify(X[i])</w:t>
+      </w:r>
+    </w:p>
+    <w:p>
+      <w:pPr>
+        <w:pStyle w:val="Code"/>
+        <w:rPr>
+          <w:rFonts w:ascii="Consolas" w:hAnsi="Consolas"/>
+        </w:rPr>
+      </w:pPr>
+      <w:r>
+        <w:rPr>
+          <w:rFonts w:ascii="Consolas" w:hAnsi="Consolas"/>
+        </w:rPr>
+        <w:t xml:space="preserve">    </w:t>
+      </w:r>
+      <w:r>
+        <w:rPr>
+          <w:rFonts w:ascii="Consolas" w:hAnsi="Consolas"/>
+        </w:rPr>
+        <w:t>if pred == y[i]:</w:t>
+      </w:r>
+    </w:p>
+    <w:p>
+      <w:pPr>
+        <w:pStyle w:val="Code"/>
+        <w:rPr>
+          <w:rFonts w:ascii="Consolas" w:hAnsi="Consolas"/>
+        </w:rPr>
+      </w:pPr>
+      <w:r>
+        <w:rPr>
+          <w:rFonts w:ascii="Consolas" w:hAnsi="Consolas"/>
+        </w:rPr>
+        <w:t xml:space="preserve">        </w:t>
+      </w:r>
+      <w:r>
+        <w:rPr>
+          <w:rFonts w:ascii="Consolas" w:hAnsi="Consolas"/>
+        </w:rPr>
+        <w:t>correct += 1</w:t>
+      </w:r>
+    </w:p>
+    <w:p>
+      <w:pPr>
+        <w:pStyle w:val="Code"/>
+        <w:rPr>
+          <w:rFonts w:ascii="Consolas" w:hAnsi="Consolas"/>
+        </w:rPr>
+      </w:pPr>
+      <w:r>
+        <w:rPr>
+          <w:rFonts w:ascii="Consolas" w:hAnsi="Consolas"/>
+        </w:rPr>
+      </w:r>
+    </w:p>
+    <w:p>
+      <w:pPr>
+        <w:pStyle w:val="Code"/>
+        <w:rPr>
+          <w:rFonts w:ascii="Consolas" w:hAnsi="Consolas"/>
+        </w:rPr>
+      </w:pPr>
+      <w:r>
+        <w:rPr>
+          <w:rFonts w:ascii="Consolas" w:hAnsi="Consolas"/>
+        </w:rPr>
+        <w:t>accuracy = correct / len(X) * 100</w:t>
+      </w:r>
+    </w:p>
+    <w:p>
+      <w:pPr>
+        <w:pStyle w:val="Code"/>
+        <w:rPr>
+          <w:rFonts w:ascii="Consolas" w:hAnsi="Consolas"/>
+        </w:rPr>
+      </w:pPr>
+      <w:r>
+        <w:rPr>
+          <w:rFonts w:ascii="Consolas" w:hAnsi="Consolas"/>
+        </w:rPr>
+        <w:t>print(f"Точність на навчальних даних: {accuracy:.1f}%")</w:t>
+      </w:r>
+    </w:p>
+    <w:p>
+      <w:pPr>
+        <w:pStyle w:val="P1"/>
+        <w:rPr/>
+      </w:pPr>
+      <w:r>
+        <w:rPr/>
+      </w:r>
+    </w:p>
+    <w:p>
+      <w:pPr>
+        <w:pStyle w:val="H3"/>
+        <w:rPr/>
+      </w:pPr>
+      <w:r>
+        <w:rPr/>
+        <w:t>Ельман</w:t>
+      </w:r>
+    </w:p>
+    <w:p>
+      <w:pPr>
+        <w:pStyle w:val="P1"/>
+        <w:rPr/>
+      </w:pPr>
+      <w:r>
+        <w:rPr/>
+      </w:r>
+    </w:p>
+    <w:p>
+      <w:pPr>
+        <w:pStyle w:val="Code"/>
+        <w:rPr>
+          <w:rFonts w:ascii="Consolas" w:hAnsi="Consolas"/>
+        </w:rPr>
+      </w:pPr>
+      <w:r>
+        <w:rPr>
+          <w:rFonts w:ascii="Consolas" w:hAnsi="Consolas"/>
+        </w:rPr>
+        <w:t>from matplotlib import pyplot as plt</w:t>
+      </w:r>
+    </w:p>
+    <w:p>
+      <w:pPr>
+        <w:pStyle w:val="Code"/>
+        <w:rPr>
+          <w:rFonts w:ascii="Consolas" w:hAnsi="Consolas"/>
+        </w:rPr>
+      </w:pPr>
+      <w:r>
+        <w:rPr>
+          <w:rFonts w:ascii="Consolas" w:hAnsi="Consolas"/>
+        </w:rPr>
+        <w:t>import numpy as np</w:t>
+      </w:r>
+    </w:p>
+    <w:p>
+      <w:pPr>
+        <w:pStyle w:val="Code"/>
+        <w:rPr>
+          <w:rFonts w:ascii="Consolas" w:hAnsi="Consolas"/>
+        </w:rPr>
+      </w:pPr>
+      <w:r>
+        <w:rPr>
+          <w:rFonts w:ascii="Consolas" w:hAnsi="Consolas"/>
+        </w:rPr>
+        <w:t>from sklearn.model_selection import train_test_split</w:t>
+      </w:r>
+    </w:p>
+    <w:p>
+      <w:pPr>
+        <w:pStyle w:val="Code"/>
+        <w:rPr>
+          <w:rFonts w:ascii="Consolas" w:hAnsi="Consolas"/>
+        </w:rPr>
+      </w:pPr>
+      <w:r>
+        <w:rPr>
+          <w:rFonts w:ascii="Consolas" w:hAnsi="Consolas"/>
+        </w:rPr>
+        <w:t>import torch</w:t>
+      </w:r>
+    </w:p>
+    <w:p>
+      <w:pPr>
+        <w:pStyle w:val="Code"/>
+        <w:rPr>
+          <w:rFonts w:ascii="Consolas" w:hAnsi="Consolas"/>
+        </w:rPr>
+      </w:pPr>
+      <w:r>
+        <w:rPr>
+          <w:rFonts w:ascii="Consolas" w:hAnsi="Consolas"/>
+        </w:rPr>
+        <w:t>import torch.nn as nn</w:t>
+      </w:r>
+    </w:p>
+    <w:p>
+      <w:pPr>
+        <w:pStyle w:val="Code"/>
+        <w:rPr>
+          <w:rFonts w:ascii="Consolas" w:hAnsi="Consolas"/>
+        </w:rPr>
+      </w:pPr>
+      <w:r>
+        <w:rPr>
+          <w:rFonts w:ascii="Consolas" w:hAnsi="Consolas"/>
+        </w:rPr>
+        <w:t>import torch.optim as optim</w:t>
+      </w:r>
+    </w:p>
+    <w:p>
+      <w:pPr>
+        <w:pStyle w:val="Code"/>
+        <w:rPr>
+          <w:rFonts w:ascii="Consolas" w:hAnsi="Consolas"/>
+        </w:rPr>
+      </w:pPr>
+      <w:r>
+        <w:rPr>
+          <w:rFonts w:ascii="Consolas" w:hAnsi="Consolas"/>
+        </w:rPr>
+      </w:r>
+    </w:p>
+    <w:p>
+      <w:pPr>
+        <w:pStyle w:val="Code"/>
+        <w:rPr>
+          <w:rFonts w:ascii="Consolas" w:hAnsi="Consolas"/>
+        </w:rPr>
+      </w:pPr>
+      <w:r>
+        <w:rPr>
+          <w:rFonts w:ascii="Consolas" w:hAnsi="Consolas"/>
+        </w:rPr>
+        <w:t>INSTANCES = 500</w:t>
+      </w:r>
+    </w:p>
+    <w:p>
+      <w:pPr>
+        <w:pStyle w:val="Code"/>
+        <w:rPr>
+          <w:rFonts w:ascii="Consolas" w:hAnsi="Consolas"/>
+        </w:rPr>
+      </w:pPr>
+      <w:r>
+        <w:rPr>
+          <w:rFonts w:ascii="Consolas" w:hAnsi="Consolas"/>
+        </w:rPr>
+        <w:t>EPOCHS = 500</w:t>
+      </w:r>
+    </w:p>
+    <w:p>
+      <w:pPr>
+        <w:pStyle w:val="Code"/>
+        <w:rPr>
+          <w:rFonts w:ascii="Consolas" w:hAnsi="Consolas"/>
+        </w:rPr>
+      </w:pPr>
+      <w:r>
+        <w:rPr>
+          <w:rFonts w:ascii="Consolas" w:hAnsi="Consolas"/>
+        </w:rPr>
+        <w:t>print(f"{INSTANCES=}, {EPOCHS=}")</w:t>
+      </w:r>
+    </w:p>
+    <w:p>
+      <w:pPr>
+        <w:pStyle w:val="Code"/>
+        <w:rPr>
+          <w:rFonts w:ascii="Consolas" w:hAnsi="Consolas"/>
+        </w:rPr>
+      </w:pPr>
+      <w:r>
+        <w:rPr>
+          <w:rFonts w:ascii="Consolas" w:hAnsi="Consolas"/>
+        </w:rPr>
+      </w:r>
+    </w:p>
+    <w:p>
+      <w:pPr>
+        <w:pStyle w:val="Code"/>
+        <w:rPr>
+          <w:rFonts w:ascii="Consolas" w:hAnsi="Consolas"/>
+        </w:rPr>
+      </w:pPr>
+      <w:r>
+        <w:rPr>
+          <w:rFonts w:ascii="Consolas" w:hAnsi="Consolas"/>
+        </w:rPr>
+        <w:t>np.random.seed(42)</w:t>
+      </w:r>
+    </w:p>
+    <w:p>
+      <w:pPr>
+        <w:pStyle w:val="Code"/>
+        <w:rPr>
+          <w:rFonts w:ascii="Consolas" w:hAnsi="Consolas"/>
+        </w:rPr>
+      </w:pPr>
+      <w:r>
+        <w:rPr>
+          <w:rFonts w:ascii="Consolas" w:hAnsi="Consolas"/>
+        </w:rPr>
+        <w:t>torch.manual_seed(42)</w:t>
+      </w:r>
+    </w:p>
+    <w:p>
+      <w:pPr>
+        <w:pStyle w:val="Code"/>
+        <w:rPr>
+          <w:rFonts w:ascii="Consolas" w:hAnsi="Consolas"/>
+        </w:rPr>
+      </w:pPr>
+      <w:r>
+        <w:rPr>
+          <w:rFonts w:ascii="Consolas" w:hAnsi="Consolas"/>
+        </w:rPr>
+      </w:r>
+    </w:p>
+    <w:p>
+      <w:pPr>
+        <w:pStyle w:val="Code"/>
+        <w:rPr>
+          <w:rFonts w:ascii="Consolas" w:hAnsi="Consolas"/>
+        </w:rPr>
+      </w:pPr>
+      <w:r>
+        <w:rPr>
+          <w:rFonts w:ascii="Consolas" w:hAnsi="Consolas"/>
+        </w:rPr>
+        <w:t># Генерація даних</w:t>
+      </w:r>
+    </w:p>
+    <w:p>
+      <w:pPr>
+        <w:pStyle w:val="Code"/>
+        <w:rPr>
+          <w:rFonts w:ascii="Consolas" w:hAnsi="Consolas"/>
+        </w:rPr>
+      </w:pPr>
+      <w:r>
+        <w:rPr>
+          <w:rFonts w:ascii="Consolas" w:hAnsi="Consolas"/>
+        </w:rPr>
+        <w:t>X = np.random.rand(INSTANCES, 18)</w:t>
+      </w:r>
+    </w:p>
+    <w:p>
+      <w:pPr>
+        <w:pStyle w:val="Code"/>
+        <w:rPr>
+          <w:rFonts w:ascii="Consolas" w:hAnsi="Consolas"/>
+        </w:rPr>
+      </w:pPr>
+      <w:r>
+        <w:rPr>
+          <w:rFonts w:ascii="Consolas" w:hAnsi="Consolas"/>
+        </w:rPr>
+        <w:t>y = np.random.randint(0, 2, INSTANCES)</w:t>
+      </w:r>
+    </w:p>
+    <w:p>
+      <w:pPr>
+        <w:pStyle w:val="Code"/>
+        <w:rPr>
+          <w:rFonts w:ascii="Consolas" w:hAnsi="Consolas"/>
+        </w:rPr>
+      </w:pPr>
+      <w:r>
+        <w:rPr>
+          <w:rFonts w:ascii="Consolas" w:hAnsi="Consolas"/>
+        </w:rPr>
+      </w:r>
+    </w:p>
+    <w:p>
+      <w:pPr>
+        <w:pStyle w:val="Code"/>
+        <w:rPr>
+          <w:rFonts w:ascii="Consolas" w:hAnsi="Consolas"/>
+        </w:rPr>
+      </w:pPr>
+      <w:r>
+        <w:rPr>
+          <w:rFonts w:ascii="Consolas" w:hAnsi="Consolas"/>
+        </w:rPr>
+        <w:t># Розділення вибірки на навчальну та тестову</w:t>
+      </w:r>
+    </w:p>
+    <w:p>
+      <w:pPr>
+        <w:pStyle w:val="Code"/>
+        <w:rPr>
+          <w:rFonts w:ascii="Consolas" w:hAnsi="Consolas"/>
+        </w:rPr>
+      </w:pPr>
+      <w:r>
+        <w:rPr>
+          <w:rFonts w:ascii="Consolas" w:hAnsi="Consolas"/>
+        </w:rPr>
+        <w:t>X_train, X_test, y_train, y_test = train_test_split(X, y, test_size=0.3, random_state=0)</w:t>
+      </w:r>
+    </w:p>
+    <w:p>
+      <w:pPr>
+        <w:pStyle w:val="Code"/>
+        <w:rPr>
+          <w:rFonts w:ascii="Consolas" w:hAnsi="Consolas"/>
+        </w:rPr>
+      </w:pPr>
+      <w:r>
+        <w:rPr>
+          <w:rFonts w:ascii="Consolas" w:hAnsi="Consolas"/>
+        </w:rPr>
+      </w:r>
+    </w:p>
+    <w:p>
+      <w:pPr>
+        <w:pStyle w:val="Code"/>
+        <w:rPr>
+          <w:rFonts w:ascii="Consolas" w:hAnsi="Consolas"/>
+        </w:rPr>
+      </w:pPr>
+      <w:r>
+        <w:rPr>
+          <w:rFonts w:ascii="Consolas" w:hAnsi="Consolas"/>
+        </w:rPr>
+        <w:t># Гіперпараметри</w:t>
+      </w:r>
+    </w:p>
+    <w:p>
+      <w:pPr>
+        <w:pStyle w:val="Code"/>
+        <w:rPr>
+          <w:rFonts w:ascii="Consolas" w:hAnsi="Consolas"/>
+        </w:rPr>
+      </w:pPr>
+      <w:r>
+        <w:rPr>
+          <w:rFonts w:ascii="Consolas" w:hAnsi="Consolas"/>
+        </w:rPr>
+        <w:t>input_size = 1</w:t>
+      </w:r>
+    </w:p>
+    <w:p>
+      <w:pPr>
+        <w:pStyle w:val="Code"/>
+        <w:rPr>
+          <w:rFonts w:ascii="Consolas" w:hAnsi="Consolas"/>
+        </w:rPr>
+      </w:pPr>
+      <w:r>
+        <w:rPr>
+          <w:rFonts w:ascii="Consolas" w:hAnsi="Consolas"/>
+        </w:rPr>
+        <w:t>hidden_size = 18</w:t>
+      </w:r>
+    </w:p>
+    <w:p>
+      <w:pPr>
+        <w:pStyle w:val="Code"/>
+        <w:rPr>
+          <w:rFonts w:ascii="Consolas" w:hAnsi="Consolas"/>
+        </w:rPr>
+      </w:pPr>
+      <w:r>
+        <w:rPr>
+          <w:rFonts w:ascii="Consolas" w:hAnsi="Consolas"/>
+        </w:rPr>
+        <w:t>output_size = 1</w:t>
+      </w:r>
+    </w:p>
+    <w:p>
+      <w:pPr>
+        <w:pStyle w:val="Code"/>
+        <w:rPr>
+          <w:rFonts w:ascii="Consolas" w:hAnsi="Consolas"/>
+        </w:rPr>
+      </w:pPr>
+      <w:r>
+        <w:rPr>
+          <w:rFonts w:ascii="Consolas" w:hAnsi="Consolas"/>
+        </w:rPr>
+        <w:t>epochs = EPOCHS</w:t>
+      </w:r>
+    </w:p>
+    <w:p>
+      <w:pPr>
+        <w:pStyle w:val="Code"/>
+        <w:rPr>
+          <w:rFonts w:ascii="Consolas" w:hAnsi="Consolas"/>
+        </w:rPr>
+      </w:pPr>
+      <w:r>
+        <w:rPr>
+          <w:rFonts w:ascii="Consolas" w:hAnsi="Consolas"/>
+        </w:rPr>
+        <w:t>learning_rate = 0.01</w:t>
+      </w:r>
+    </w:p>
+    <w:p>
+      <w:pPr>
+        <w:pStyle w:val="Code"/>
+        <w:rPr>
+          <w:rFonts w:ascii="Consolas" w:hAnsi="Consolas"/>
+        </w:rPr>
+      </w:pPr>
+      <w:r>
+        <w:rPr>
+          <w:rFonts w:ascii="Consolas" w:hAnsi="Consolas"/>
+        </w:rPr>
+      </w:r>
+    </w:p>
+    <w:p>
+      <w:pPr>
+        <w:pStyle w:val="Code"/>
+        <w:rPr>
+          <w:rFonts w:ascii="Consolas" w:hAnsi="Consolas"/>
+        </w:rPr>
+      </w:pPr>
+      <w:r>
+        <w:rPr>
+          <w:rFonts w:ascii="Consolas" w:hAnsi="Consolas"/>
+        </w:rPr>
+        <w:t># Дані для RNN потрібно перетворити у формат (samples, timesteps, features)</w:t>
+      </w:r>
+    </w:p>
+    <w:p>
+      <w:pPr>
+        <w:pStyle w:val="Code"/>
+        <w:rPr>
+          <w:rFonts w:ascii="Consolas" w:hAnsi="Consolas"/>
+        </w:rPr>
+      </w:pPr>
+      <w:r>
+        <w:rPr>
+          <w:rFonts w:ascii="Consolas" w:hAnsi="Consolas"/>
+        </w:rPr>
+        <w:t>X_train_rnn = X_train.reshape(-1, 18, 1)</w:t>
+      </w:r>
+    </w:p>
+    <w:p>
+      <w:pPr>
+        <w:pStyle w:val="Code"/>
+        <w:rPr>
+          <w:rFonts w:ascii="Consolas" w:hAnsi="Consolas"/>
+        </w:rPr>
+      </w:pPr>
+      <w:r>
+        <w:rPr>
+          <w:rFonts w:ascii="Consolas" w:hAnsi="Consolas"/>
+        </w:rPr>
+        <w:t>X_test_rnn = X_test.reshape(-1, 18, 1)</w:t>
+      </w:r>
+    </w:p>
+    <w:p>
+      <w:pPr>
+        <w:pStyle w:val="Code"/>
+        <w:rPr>
+          <w:rFonts w:ascii="Consolas" w:hAnsi="Consolas"/>
+        </w:rPr>
+      </w:pPr>
+      <w:r>
+        <w:rPr>
+          <w:rFonts w:ascii="Consolas" w:hAnsi="Consolas"/>
+        </w:rPr>
+        <w:t># 18 ознак → 18 часових кроків, 1 ознака на кроці</w:t>
+      </w:r>
+    </w:p>
+    <w:p>
+      <w:pPr>
+        <w:pStyle w:val="Code"/>
+        <w:rPr>
+          <w:rFonts w:ascii="Consolas" w:hAnsi="Consolas"/>
+        </w:rPr>
+      </w:pPr>
+      <w:r>
+        <w:rPr>
+          <w:rFonts w:ascii="Consolas" w:hAnsi="Consolas"/>
+        </w:rPr>
+      </w:r>
+    </w:p>
+    <w:p>
+      <w:pPr>
+        <w:pStyle w:val="Code"/>
+        <w:rPr>
+          <w:rFonts w:ascii="Consolas" w:hAnsi="Consolas"/>
+        </w:rPr>
+      </w:pPr>
+      <w:r>
+        <w:rPr>
+          <w:rFonts w:ascii="Consolas" w:hAnsi="Consolas"/>
+        </w:rPr>
+        <w:t># Перетворення на тензори</w:t>
+      </w:r>
+    </w:p>
+    <w:p>
+      <w:pPr>
+        <w:pStyle w:val="Code"/>
+        <w:rPr>
+          <w:rFonts w:ascii="Consolas" w:hAnsi="Consolas"/>
+        </w:rPr>
+      </w:pPr>
+      <w:r>
+        <w:rPr>
+          <w:rFonts w:ascii="Consolas" w:hAnsi="Consolas"/>
+        </w:rPr>
+        <w:t>X_train_tensor = torch.tensor(X_train_rnn, dtype=torch.float32)</w:t>
+      </w:r>
+    </w:p>
+    <w:p>
+      <w:pPr>
+        <w:pStyle w:val="Code"/>
+        <w:rPr>
+          <w:rFonts w:ascii="Consolas" w:hAnsi="Consolas"/>
+        </w:rPr>
+      </w:pPr>
+      <w:r>
+        <w:rPr>
+          <w:rFonts w:ascii="Consolas" w:hAnsi="Consolas"/>
+        </w:rPr>
+        <w:t>y_train_tensor = torch.tensor(y_train, dtype=torch.float32).view(-1, 1)</w:t>
+      </w:r>
+    </w:p>
+    <w:p>
+      <w:pPr>
+        <w:pStyle w:val="Code"/>
+        <w:rPr>
+          <w:rFonts w:ascii="Consolas" w:hAnsi="Consolas"/>
+        </w:rPr>
+      </w:pPr>
+      <w:r>
+        <w:rPr>
+          <w:rFonts w:ascii="Consolas" w:hAnsi="Consolas"/>
+        </w:rPr>
+        <w:t>X_test_tensor = torch.tensor(X_test_rnn, dtype=torch.float32)</w:t>
+      </w:r>
+    </w:p>
+    <w:p>
+      <w:pPr>
+        <w:pStyle w:val="Code"/>
+        <w:rPr>
+          <w:rFonts w:ascii="Consolas" w:hAnsi="Consolas"/>
+        </w:rPr>
+      </w:pPr>
+      <w:r>
+        <w:rPr>
+          <w:rFonts w:ascii="Consolas" w:hAnsi="Consolas"/>
+        </w:rPr>
+        <w:t>y_test_tensor = torch.tensor(y_test, dtype=torch.float32).view(-1, 1)</w:t>
+      </w:r>
+    </w:p>
+    <w:p>
+      <w:pPr>
+        <w:pStyle w:val="Code"/>
+        <w:rPr>
+          <w:rFonts w:ascii="Consolas" w:hAnsi="Consolas"/>
+        </w:rPr>
+      </w:pPr>
+      <w:r>
+        <w:rPr>
+          <w:rFonts w:ascii="Consolas" w:hAnsi="Consolas"/>
+        </w:rPr>
+      </w:r>
+    </w:p>
+    <w:p>
+      <w:pPr>
+        <w:pStyle w:val="Code"/>
+        <w:rPr>
+          <w:rFonts w:ascii="Consolas" w:hAnsi="Consolas"/>
+        </w:rPr>
+      </w:pPr>
+      <w:r>
+        <w:rPr>
+          <w:rFonts w:ascii="Consolas" w:hAnsi="Consolas"/>
+        </w:rPr>
+      </w:r>
+    </w:p>
+    <w:p>
+      <w:pPr>
+        <w:pStyle w:val="Code"/>
+        <w:rPr>
+          <w:rFonts w:ascii="Consolas" w:hAnsi="Consolas"/>
+        </w:rPr>
+      </w:pPr>
+      <w:r>
+        <w:rPr>
+          <w:rFonts w:ascii="Consolas" w:hAnsi="Consolas"/>
+        </w:rPr>
+        <w:t># Нейромережа Ельмана</w:t>
+      </w:r>
+    </w:p>
+    <w:p>
+      <w:pPr>
+        <w:pStyle w:val="Code"/>
+        <w:rPr>
+          <w:rFonts w:ascii="Consolas" w:hAnsi="Consolas"/>
+        </w:rPr>
+      </w:pPr>
+      <w:r>
+        <w:rPr>
+          <w:rFonts w:ascii="Consolas" w:hAnsi="Consolas"/>
+        </w:rPr>
+        <w:t>class ElmanNN(nn.Module):</w:t>
+      </w:r>
+    </w:p>
+    <w:p>
+      <w:pPr>
+        <w:pStyle w:val="Code"/>
+        <w:rPr>
+          <w:rFonts w:ascii="Consolas" w:hAnsi="Consolas"/>
+        </w:rPr>
+      </w:pPr>
+      <w:r>
+        <w:rPr>
+          <w:rFonts w:ascii="Consolas" w:hAnsi="Consolas"/>
+        </w:rPr>
+        <w:t xml:space="preserve">    </w:t>
+      </w:r>
+      <w:r>
+        <w:rPr>
+          <w:rFonts w:ascii="Consolas" w:hAnsi="Consolas"/>
+        </w:rPr>
+        <w:t>def __init__(self, input_size, hidden_size, output_size):</w:t>
+      </w:r>
+    </w:p>
+    <w:p>
+      <w:pPr>
+        <w:pStyle w:val="Code"/>
+        <w:rPr>
+          <w:rFonts w:ascii="Consolas" w:hAnsi="Consolas"/>
+        </w:rPr>
+      </w:pPr>
+      <w:r>
+        <w:rPr>
+          <w:rFonts w:ascii="Consolas" w:hAnsi="Consolas"/>
+        </w:rPr>
+        <w:t xml:space="preserve">        </w:t>
+      </w:r>
+      <w:r>
+        <w:rPr>
+          <w:rFonts w:ascii="Consolas" w:hAnsi="Consolas"/>
+        </w:rPr>
+        <w:t>super(ElmanNN, self).__init__()</w:t>
+      </w:r>
+    </w:p>
+    <w:p>
+      <w:pPr>
+        <w:pStyle w:val="Code"/>
+        <w:rPr>
+          <w:rFonts w:ascii="Consolas" w:hAnsi="Consolas"/>
+        </w:rPr>
+      </w:pPr>
+      <w:r>
+        <w:rPr>
+          <w:rFonts w:ascii="Consolas" w:hAnsi="Consolas"/>
+        </w:rPr>
+        <w:t xml:space="preserve">        </w:t>
+      </w:r>
+      <w:r>
+        <w:rPr>
+          <w:rFonts w:ascii="Consolas" w:hAnsi="Consolas"/>
+        </w:rPr>
+        <w:t>self.hidden_size = hidden_size</w:t>
+      </w:r>
+    </w:p>
+    <w:p>
+      <w:pPr>
+        <w:pStyle w:val="Code"/>
+        <w:rPr>
+          <w:rFonts w:ascii="Consolas" w:hAnsi="Consolas"/>
+        </w:rPr>
+      </w:pPr>
+      <w:r>
+        <w:rPr>
+          <w:rFonts w:ascii="Consolas" w:hAnsi="Consolas"/>
+        </w:rPr>
+        <w:t xml:space="preserve">        </w:t>
+      </w:r>
+      <w:r>
+        <w:rPr>
+          <w:rFonts w:ascii="Consolas" w:hAnsi="Consolas"/>
+        </w:rPr>
+        <w:t>self.i2h = nn.Linear(input_size + hidden_size, hidden_size)</w:t>
+      </w:r>
+    </w:p>
+    <w:p>
+      <w:pPr>
+        <w:pStyle w:val="Code"/>
+        <w:rPr>
+          <w:rFonts w:ascii="Consolas" w:hAnsi="Consolas"/>
+        </w:rPr>
+      </w:pPr>
+      <w:r>
+        <w:rPr>
+          <w:rFonts w:ascii="Consolas" w:hAnsi="Consolas"/>
+        </w:rPr>
+        <w:t xml:space="preserve">        </w:t>
+      </w:r>
+      <w:r>
+        <w:rPr>
+          <w:rFonts w:ascii="Consolas" w:hAnsi="Consolas"/>
+        </w:rPr>
+        <w:t>self.h2o = nn.Linear(hidden_size, output_size)</w:t>
+      </w:r>
+    </w:p>
+    <w:p>
+      <w:pPr>
+        <w:pStyle w:val="Code"/>
+        <w:rPr>
+          <w:rFonts w:ascii="Consolas" w:hAnsi="Consolas"/>
+        </w:rPr>
+      </w:pPr>
+      <w:r>
+        <w:rPr>
+          <w:rFonts w:ascii="Consolas" w:hAnsi="Consolas"/>
+        </w:rPr>
+      </w:r>
+    </w:p>
+    <w:p>
+      <w:pPr>
+        <w:pStyle w:val="Code"/>
+        <w:rPr>
+          <w:rFonts w:ascii="Consolas" w:hAnsi="Consolas"/>
+        </w:rPr>
+      </w:pPr>
+      <w:r>
+        <w:rPr>
+          <w:rFonts w:ascii="Consolas" w:hAnsi="Consolas"/>
+        </w:rPr>
+        <w:t xml:space="preserve">        </w:t>
+      </w:r>
+      <w:r>
+        <w:rPr>
+          <w:rFonts w:ascii="Consolas" w:hAnsi="Consolas"/>
+        </w:rPr>
+        <w:t>self.tanh = nn.Tanh()</w:t>
+      </w:r>
+    </w:p>
+    <w:p>
+      <w:pPr>
+        <w:pStyle w:val="Code"/>
+        <w:rPr>
+          <w:rFonts w:ascii="Consolas" w:hAnsi="Consolas"/>
+        </w:rPr>
+      </w:pPr>
+      <w:r>
+        <w:rPr>
+          <w:rFonts w:ascii="Consolas" w:hAnsi="Consolas"/>
+        </w:rPr>
+        <w:t xml:space="preserve">        </w:t>
+      </w:r>
+      <w:r>
+        <w:rPr>
+          <w:rFonts w:ascii="Consolas" w:hAnsi="Consolas"/>
+        </w:rPr>
+        <w:t>self.sigmoid = nn.Sigmoid()</w:t>
+      </w:r>
+    </w:p>
+    <w:p>
+      <w:pPr>
+        <w:pStyle w:val="Code"/>
+        <w:rPr>
+          <w:rFonts w:ascii="Consolas" w:hAnsi="Consolas"/>
+        </w:rPr>
+      </w:pPr>
+      <w:r>
+        <w:rPr>
+          <w:rFonts w:ascii="Consolas" w:hAnsi="Consolas"/>
+        </w:rPr>
+      </w:r>
+    </w:p>
+    <w:p>
+      <w:pPr>
+        <w:pStyle w:val="Code"/>
+        <w:rPr>
+          <w:rFonts w:ascii="Consolas" w:hAnsi="Consolas"/>
+        </w:rPr>
+      </w:pPr>
+      <w:r>
+        <w:rPr>
+          <w:rFonts w:ascii="Consolas" w:hAnsi="Consolas"/>
+        </w:rPr>
+        <w:t xml:space="preserve">    </w:t>
+      </w:r>
+      <w:r>
+        <w:rPr>
+          <w:rFonts w:ascii="Consolas" w:hAnsi="Consolas"/>
+        </w:rPr>
+        <w:t>def forward(self, x, hidden):</w:t>
+      </w:r>
+    </w:p>
+    <w:p>
+      <w:pPr>
+        <w:pStyle w:val="Code"/>
+        <w:rPr>
+          <w:rFonts w:ascii="Consolas" w:hAnsi="Consolas"/>
+        </w:rPr>
+      </w:pPr>
+      <w:r>
+        <w:rPr>
+          <w:rFonts w:ascii="Consolas" w:hAnsi="Consolas"/>
+        </w:rPr>
+        <w:t xml:space="preserve">        </w:t>
+      </w:r>
+      <w:r>
+        <w:rPr>
+          <w:rFonts w:ascii="Consolas" w:hAnsi="Consolas"/>
+        </w:rPr>
+        <w:t># Об'єднання поточного входу і прихованого стану</w:t>
+      </w:r>
+    </w:p>
+    <w:p>
+      <w:pPr>
+        <w:pStyle w:val="Code"/>
+        <w:rPr>
+          <w:rFonts w:ascii="Consolas" w:hAnsi="Consolas"/>
+        </w:rPr>
+      </w:pPr>
+      <w:r>
+        <w:rPr>
+          <w:rFonts w:ascii="Consolas" w:hAnsi="Consolas"/>
+        </w:rPr>
+        <w:t xml:space="preserve">        </w:t>
+      </w:r>
+      <w:r>
+        <w:rPr>
+          <w:rFonts w:ascii="Consolas" w:hAnsi="Consolas"/>
+        </w:rPr>
+        <w:t>combined = torch.cat((x, hidden), dim=1)</w:t>
+      </w:r>
+    </w:p>
+    <w:p>
+      <w:pPr>
+        <w:pStyle w:val="Code"/>
+        <w:rPr>
+          <w:rFonts w:ascii="Consolas" w:hAnsi="Consolas"/>
+        </w:rPr>
+      </w:pPr>
+      <w:r>
+        <w:rPr>
+          <w:rFonts w:ascii="Consolas" w:hAnsi="Consolas"/>
+        </w:rPr>
+        <w:t xml:space="preserve">        </w:t>
+      </w:r>
+      <w:r>
+        <w:rPr>
+          <w:rFonts w:ascii="Consolas" w:hAnsi="Consolas"/>
+        </w:rPr>
+        <w:t>hidden = torch.tanh(self.i2h(combined))</w:t>
+      </w:r>
+    </w:p>
+    <w:p>
+      <w:pPr>
+        <w:pStyle w:val="Code"/>
+        <w:rPr>
+          <w:rFonts w:ascii="Consolas" w:hAnsi="Consolas"/>
+        </w:rPr>
+      </w:pPr>
+      <w:r>
+        <w:rPr>
+          <w:rFonts w:ascii="Consolas" w:hAnsi="Consolas"/>
+        </w:rPr>
+        <w:t xml:space="preserve">        </w:t>
+      </w:r>
+      <w:r>
+        <w:rPr>
+          <w:rFonts w:ascii="Consolas" w:hAnsi="Consolas"/>
+        </w:rPr>
+        <w:t>output = self.sigmoid(self.h2o(hidden))</w:t>
+      </w:r>
+    </w:p>
+    <w:p>
+      <w:pPr>
+        <w:pStyle w:val="Code"/>
+        <w:rPr>
+          <w:rFonts w:ascii="Consolas" w:hAnsi="Consolas"/>
+        </w:rPr>
+      </w:pPr>
+      <w:r>
+        <w:rPr>
+          <w:rFonts w:ascii="Consolas" w:hAnsi="Consolas"/>
+        </w:rPr>
+        <w:t xml:space="preserve">        </w:t>
+      </w:r>
+      <w:r>
+        <w:rPr>
+          <w:rFonts w:ascii="Consolas" w:hAnsi="Consolas"/>
+        </w:rPr>
+        <w:t>return output, hidden</w:t>
+      </w:r>
+    </w:p>
+    <w:p>
+      <w:pPr>
+        <w:pStyle w:val="Code"/>
+        <w:rPr>
+          <w:rFonts w:ascii="Consolas" w:hAnsi="Consolas"/>
+        </w:rPr>
+      </w:pPr>
+      <w:r>
+        <w:rPr>
+          <w:rFonts w:ascii="Consolas" w:hAnsi="Consolas"/>
+        </w:rPr>
+      </w:r>
+    </w:p>
+    <w:p>
+      <w:pPr>
+        <w:pStyle w:val="Code"/>
+        <w:rPr>
+          <w:rFonts w:ascii="Consolas" w:hAnsi="Consolas"/>
+        </w:rPr>
+      </w:pPr>
+      <w:r>
+        <w:rPr>
+          <w:rFonts w:ascii="Consolas" w:hAnsi="Consolas"/>
+        </w:rPr>
+      </w:r>
+    </w:p>
+    <w:p>
+      <w:pPr>
+        <w:pStyle w:val="Code"/>
+        <w:rPr>
+          <w:rFonts w:ascii="Consolas" w:hAnsi="Consolas"/>
+        </w:rPr>
+      </w:pPr>
+      <w:r>
+        <w:rPr>
+          <w:rFonts w:ascii="Consolas" w:hAnsi="Consolas"/>
+        </w:rPr>
+        <w:t># Ініціалізація мережі</w:t>
+      </w:r>
+    </w:p>
+    <w:p>
+      <w:pPr>
+        <w:pStyle w:val="Code"/>
+        <w:rPr>
+          <w:rFonts w:ascii="Consolas" w:hAnsi="Consolas"/>
+        </w:rPr>
+      </w:pPr>
+      <w:r>
+        <w:rPr>
+          <w:rFonts w:ascii="Consolas" w:hAnsi="Consolas"/>
+        </w:rPr>
+        <w:t>model = ElmanNN(input_size, hidden_size, output_size)</w:t>
+      </w:r>
+    </w:p>
+    <w:p>
+      <w:pPr>
+        <w:pStyle w:val="Code"/>
+        <w:rPr>
+          <w:rFonts w:ascii="Consolas" w:hAnsi="Consolas"/>
+        </w:rPr>
+      </w:pPr>
+      <w:r>
+        <w:rPr>
+          <w:rFonts w:ascii="Consolas" w:hAnsi="Consolas"/>
+        </w:rPr>
+        <w:t>criterion = nn.BCELoss()</w:t>
+      </w:r>
+    </w:p>
+    <w:p>
+      <w:pPr>
+        <w:pStyle w:val="Code"/>
+        <w:rPr>
+          <w:rFonts w:ascii="Consolas" w:hAnsi="Consolas"/>
+        </w:rPr>
+      </w:pPr>
+      <w:r>
+        <w:rPr>
+          <w:rFonts w:ascii="Consolas" w:hAnsi="Consolas"/>
+        </w:rPr>
+        <w:t>optimizer = optim.Adam(model.parameters(), lr=learning_rate)</w:t>
+      </w:r>
+    </w:p>
+    <w:p>
+      <w:pPr>
+        <w:pStyle w:val="Code"/>
+        <w:rPr>
+          <w:rFonts w:ascii="Consolas" w:hAnsi="Consolas"/>
+        </w:rPr>
+      </w:pPr>
+      <w:r>
+        <w:rPr>
+          <w:rFonts w:ascii="Consolas" w:hAnsi="Consolas"/>
+        </w:rPr>
+      </w:r>
+    </w:p>
+    <w:p>
+      <w:pPr>
+        <w:pStyle w:val="Code"/>
+        <w:rPr>
+          <w:rFonts w:ascii="Consolas" w:hAnsi="Consolas"/>
+        </w:rPr>
+      </w:pPr>
+      <w:r>
+        <w:rPr>
+          <w:rFonts w:ascii="Consolas" w:hAnsi="Consolas"/>
+        </w:rPr>
+        <w:t># --- Навчання ---</w:t>
+      </w:r>
+    </w:p>
+    <w:p>
+      <w:pPr>
+        <w:pStyle w:val="Code"/>
+        <w:rPr>
+          <w:rFonts w:ascii="Consolas" w:hAnsi="Consolas"/>
+        </w:rPr>
+      </w:pPr>
+      <w:r>
+        <w:rPr>
+          <w:rFonts w:ascii="Consolas" w:hAnsi="Consolas"/>
+        </w:rPr>
+        <w:t>train_losses = []</w:t>
+      </w:r>
+    </w:p>
+    <w:p>
+      <w:pPr>
+        <w:pStyle w:val="Code"/>
+        <w:rPr>
+          <w:rFonts w:ascii="Consolas" w:hAnsi="Consolas"/>
+        </w:rPr>
+      </w:pPr>
+      <w:r>
+        <w:rPr>
+          <w:rFonts w:ascii="Consolas" w:hAnsi="Consolas"/>
+        </w:rPr>
+      </w:r>
+    </w:p>
+    <w:p>
+      <w:pPr>
+        <w:pStyle w:val="Code"/>
+        <w:rPr>
+          <w:rFonts w:ascii="Consolas" w:hAnsi="Consolas"/>
+        </w:rPr>
+      </w:pPr>
+      <w:r>
+        <w:rPr>
+          <w:rFonts w:ascii="Consolas" w:hAnsi="Consolas"/>
+        </w:rPr>
+        <w:t>for epoch in range(epochs):</w:t>
+      </w:r>
+    </w:p>
+    <w:p>
+      <w:pPr>
+        <w:pStyle w:val="Code"/>
+        <w:rPr>
+          <w:rFonts w:ascii="Consolas" w:hAnsi="Consolas"/>
+        </w:rPr>
+      </w:pPr>
+      <w:r>
+        <w:rPr>
+          <w:rFonts w:ascii="Consolas" w:hAnsi="Consolas"/>
+        </w:rPr>
+        <w:t xml:space="preserve">    </w:t>
+      </w:r>
+      <w:r>
+        <w:rPr>
+          <w:rFonts w:ascii="Consolas" w:hAnsi="Consolas"/>
+        </w:rPr>
+        <w:t>model.train()</w:t>
+      </w:r>
+    </w:p>
+    <w:p>
+      <w:pPr>
+        <w:pStyle w:val="Code"/>
+        <w:rPr>
+          <w:rFonts w:ascii="Consolas" w:hAnsi="Consolas"/>
+        </w:rPr>
+      </w:pPr>
+      <w:r>
+        <w:rPr>
+          <w:rFonts w:ascii="Consolas" w:hAnsi="Consolas"/>
+        </w:rPr>
+        <w:t xml:space="preserve">    </w:t>
+      </w:r>
+      <w:r>
+        <w:rPr>
+          <w:rFonts w:ascii="Consolas" w:hAnsi="Consolas"/>
+        </w:rPr>
+        <w:t>optimizer.zero_grad()</w:t>
+      </w:r>
+    </w:p>
+    <w:p>
+      <w:pPr>
+        <w:pStyle w:val="Code"/>
+        <w:rPr>
+          <w:rFonts w:ascii="Consolas" w:hAnsi="Consolas"/>
+        </w:rPr>
+      </w:pPr>
+      <w:r>
+        <w:rPr>
+          <w:rFonts w:ascii="Consolas" w:hAnsi="Consolas"/>
+        </w:rPr>
+      </w:r>
+    </w:p>
+    <w:p>
+      <w:pPr>
+        <w:pStyle w:val="Code"/>
+        <w:rPr>
+          <w:rFonts w:ascii="Consolas" w:hAnsi="Consolas"/>
+        </w:rPr>
+      </w:pPr>
+      <w:r>
+        <w:rPr>
+          <w:rFonts w:ascii="Consolas" w:hAnsi="Consolas"/>
+        </w:rPr>
+        <w:t xml:space="preserve">    </w:t>
+      </w:r>
+      <w:r>
+        <w:rPr>
+          <w:rFonts w:ascii="Consolas" w:hAnsi="Consolas"/>
+        </w:rPr>
+        <w:t>total_loss = 0</w:t>
+      </w:r>
+    </w:p>
+    <w:p>
+      <w:pPr>
+        <w:pStyle w:val="Code"/>
+        <w:rPr>
+          <w:rFonts w:ascii="Consolas" w:hAnsi="Consolas"/>
+        </w:rPr>
+      </w:pPr>
+      <w:r>
+        <w:rPr>
+          <w:rFonts w:ascii="Consolas" w:hAnsi="Consolas"/>
+        </w:rPr>
+        <w:t xml:space="preserve">    </w:t>
+      </w:r>
+      <w:r>
+        <w:rPr>
+          <w:rFonts w:ascii="Consolas" w:hAnsi="Consolas"/>
+        </w:rPr>
+        <w:t>for i in range(len(X_train_tensor)):</w:t>
+      </w:r>
+    </w:p>
+    <w:p>
+      <w:pPr>
+        <w:pStyle w:val="Code"/>
+        <w:rPr>
+          <w:rFonts w:ascii="Consolas" w:hAnsi="Consolas"/>
+        </w:rPr>
+      </w:pPr>
+      <w:r>
+        <w:rPr>
+          <w:rFonts w:ascii="Consolas" w:hAnsi="Consolas"/>
+        </w:rPr>
+        <w:t xml:space="preserve">        </w:t>
+      </w:r>
+      <w:r>
+        <w:rPr>
+          <w:rFonts w:ascii="Consolas" w:hAnsi="Consolas"/>
+        </w:rPr>
+        <w:t>hidden = torch.zeros(1, hidden_size)</w:t>
+      </w:r>
+    </w:p>
+    <w:p>
+      <w:pPr>
+        <w:pStyle w:val="Code"/>
+        <w:rPr>
+          <w:rFonts w:ascii="Consolas" w:hAnsi="Consolas"/>
+        </w:rPr>
+      </w:pPr>
+      <w:r>
+        <w:rPr>
+          <w:rFonts w:ascii="Consolas" w:hAnsi="Consolas"/>
+        </w:rPr>
+      </w:r>
+    </w:p>
+    <w:p>
+      <w:pPr>
+        <w:pStyle w:val="Code"/>
+        <w:rPr>
+          <w:rFonts w:ascii="Consolas" w:hAnsi="Consolas"/>
+        </w:rPr>
+      </w:pPr>
+      <w:r>
+        <w:rPr>
+          <w:rFonts w:ascii="Consolas" w:hAnsi="Consolas"/>
+        </w:rPr>
+        <w:t xml:space="preserve">        </w:t>
+      </w:r>
+      <w:r>
+        <w:rPr>
+          <w:rFonts w:ascii="Consolas" w:hAnsi="Consolas"/>
+        </w:rPr>
+        <w:t># 18 ознак послідовно</w:t>
+      </w:r>
+    </w:p>
+    <w:p>
+      <w:pPr>
+        <w:pStyle w:val="Code"/>
+        <w:rPr>
+          <w:rFonts w:ascii="Consolas" w:hAnsi="Consolas"/>
+        </w:rPr>
+      </w:pPr>
+      <w:r>
+        <w:rPr>
+          <w:rFonts w:ascii="Consolas" w:hAnsi="Consolas"/>
+        </w:rPr>
+        <w:t xml:space="preserve">        </w:t>
+      </w:r>
+      <w:r>
+        <w:rPr>
+          <w:rFonts w:ascii="Consolas" w:hAnsi="Consolas"/>
+        </w:rPr>
+        <w:t>for t in range(18):</w:t>
+      </w:r>
+    </w:p>
+    <w:p>
+      <w:pPr>
+        <w:pStyle w:val="Code"/>
+        <w:rPr>
+          <w:rFonts w:ascii="Consolas" w:hAnsi="Consolas"/>
+        </w:rPr>
+      </w:pPr>
+      <w:r>
+        <w:rPr>
+          <w:rFonts w:ascii="Consolas" w:hAnsi="Consolas"/>
+        </w:rPr>
+        <w:t xml:space="preserve">            </w:t>
+      </w:r>
+      <w:r>
+        <w:rPr>
+          <w:rFonts w:ascii="Consolas" w:hAnsi="Consolas"/>
+        </w:rPr>
+        <w:t>current_input = X_train_tensor[i, t, :].view(1, -1)  # (1, 1)</w:t>
+      </w:r>
+    </w:p>
+    <w:p>
+      <w:pPr>
+        <w:pStyle w:val="Code"/>
+        <w:rPr>
+          <w:rFonts w:ascii="Consolas" w:hAnsi="Consolas"/>
+        </w:rPr>
+      </w:pPr>
+      <w:r>
+        <w:rPr>
+          <w:rFonts w:ascii="Consolas" w:hAnsi="Consolas"/>
+        </w:rPr>
+        <w:t xml:space="preserve">            </w:t>
+      </w:r>
+      <w:r>
+        <w:rPr>
+          <w:rFonts w:ascii="Consolas" w:hAnsi="Consolas"/>
+        </w:rPr>
+        <w:t>output, hidden = model(current_input, hidden)</w:t>
+      </w:r>
+    </w:p>
+    <w:p>
+      <w:pPr>
+        <w:pStyle w:val="Code"/>
+        <w:rPr>
+          <w:rFonts w:ascii="Consolas" w:hAnsi="Consolas"/>
+        </w:rPr>
+      </w:pPr>
+      <w:r>
+        <w:rPr>
+          <w:rFonts w:ascii="Consolas" w:hAnsi="Consolas"/>
+        </w:rPr>
+      </w:r>
+    </w:p>
+    <w:p>
+      <w:pPr>
+        <w:pStyle w:val="Code"/>
+        <w:rPr>
+          <w:rFonts w:ascii="Consolas" w:hAnsi="Consolas"/>
+        </w:rPr>
+      </w:pPr>
+      <w:r>
+        <w:rPr>
+          <w:rFonts w:ascii="Consolas" w:hAnsi="Consolas"/>
+        </w:rPr>
+        <w:t xml:space="preserve">        </w:t>
+      </w:r>
+      <w:r>
+        <w:rPr>
+          <w:rFonts w:ascii="Consolas" w:hAnsi="Consolas"/>
+        </w:rPr>
+        <w:t># Втрати (тільки останній вихід)</w:t>
+      </w:r>
+    </w:p>
+    <w:p>
+      <w:pPr>
+        <w:pStyle w:val="Code"/>
+        <w:rPr>
+          <w:rFonts w:ascii="Consolas" w:hAnsi="Consolas"/>
+        </w:rPr>
+      </w:pPr>
+      <w:r>
+        <w:rPr>
+          <w:rFonts w:ascii="Consolas" w:hAnsi="Consolas"/>
+        </w:rPr>
+        <w:t xml:space="preserve">        </w:t>
+      </w:r>
+      <w:r>
+        <w:rPr>
+          <w:rFonts w:ascii="Consolas" w:hAnsi="Consolas"/>
+        </w:rPr>
+        <w:t>loss = criterion(output, y_train_tensor[i].view(1, -1))</w:t>
+      </w:r>
+    </w:p>
+    <w:p>
+      <w:pPr>
+        <w:pStyle w:val="Code"/>
+        <w:rPr>
+          <w:rFonts w:ascii="Consolas" w:hAnsi="Consolas"/>
+        </w:rPr>
+      </w:pPr>
+      <w:r>
+        <w:rPr>
+          <w:rFonts w:ascii="Consolas" w:hAnsi="Consolas"/>
+        </w:rPr>
+        <w:t xml:space="preserve">        </w:t>
+      </w:r>
+      <w:r>
+        <w:rPr>
+          <w:rFonts w:ascii="Consolas" w:hAnsi="Consolas"/>
+        </w:rPr>
+        <w:t>total_loss += loss</w:t>
+      </w:r>
+    </w:p>
+    <w:p>
+      <w:pPr>
+        <w:pStyle w:val="Code"/>
+        <w:rPr>
+          <w:rFonts w:ascii="Consolas" w:hAnsi="Consolas"/>
+        </w:rPr>
+      </w:pPr>
+      <w:r>
+        <w:rPr>
+          <w:rFonts w:ascii="Consolas" w:hAnsi="Consolas"/>
+        </w:rPr>
+      </w:r>
+    </w:p>
+    <w:p>
+      <w:pPr>
+        <w:pStyle w:val="Code"/>
+        <w:rPr>
+          <w:rFonts w:ascii="Consolas" w:hAnsi="Consolas"/>
+        </w:rPr>
+      </w:pPr>
+      <w:r>
+        <w:rPr>
+          <w:rFonts w:ascii="Consolas" w:hAnsi="Consolas"/>
+        </w:rPr>
+        <w:t xml:space="preserve">    </w:t>
+      </w:r>
+      <w:r>
+        <w:rPr>
+          <w:rFonts w:ascii="Consolas" w:hAnsi="Consolas"/>
+        </w:rPr>
+        <w:t># Зворотне поширення</w:t>
+      </w:r>
+    </w:p>
+    <w:p>
+      <w:pPr>
+        <w:pStyle w:val="Code"/>
+        <w:rPr>
+          <w:rFonts w:ascii="Consolas" w:hAnsi="Consolas"/>
+        </w:rPr>
+      </w:pPr>
+      <w:r>
+        <w:rPr>
+          <w:rFonts w:ascii="Consolas" w:hAnsi="Consolas"/>
+        </w:rPr>
+        <w:t xml:space="preserve">    </w:t>
+      </w:r>
+      <w:r>
+        <w:rPr>
+          <w:rFonts w:ascii="Consolas" w:hAnsi="Consolas"/>
+        </w:rPr>
+        <w:t>total_loss.backward()</w:t>
+      </w:r>
+    </w:p>
+    <w:p>
+      <w:pPr>
+        <w:pStyle w:val="Code"/>
+        <w:rPr>
+          <w:rFonts w:ascii="Consolas" w:hAnsi="Consolas"/>
+        </w:rPr>
+      </w:pPr>
+      <w:r>
+        <w:rPr>
+          <w:rFonts w:ascii="Consolas" w:hAnsi="Consolas"/>
+        </w:rPr>
+        <w:t xml:space="preserve">    </w:t>
+      </w:r>
+      <w:r>
+        <w:rPr>
+          <w:rFonts w:ascii="Consolas" w:hAnsi="Consolas"/>
+        </w:rPr>
+        <w:t>optimizer.step()</w:t>
+      </w:r>
+    </w:p>
+    <w:p>
+      <w:pPr>
+        <w:pStyle w:val="Code"/>
+        <w:rPr>
+          <w:rFonts w:ascii="Consolas" w:hAnsi="Consolas"/>
+        </w:rPr>
+      </w:pPr>
+      <w:r>
+        <w:rPr>
+          <w:rFonts w:ascii="Consolas" w:hAnsi="Consolas"/>
+        </w:rPr>
+      </w:r>
+    </w:p>
+    <w:p>
+      <w:pPr>
+        <w:pStyle w:val="Code"/>
+        <w:rPr>
+          <w:rFonts w:ascii="Consolas" w:hAnsi="Consolas"/>
+        </w:rPr>
+      </w:pPr>
+      <w:r>
+        <w:rPr>
+          <w:rFonts w:ascii="Consolas" w:hAnsi="Consolas"/>
+        </w:rPr>
+        <w:t xml:space="preserve">    </w:t>
+      </w:r>
+      <w:r>
+        <w:rPr>
+          <w:rFonts w:ascii="Consolas" w:hAnsi="Consolas"/>
+        </w:rPr>
+        <w:t>avg_loss = total_loss.item() / len(X_train_tensor)</w:t>
+      </w:r>
+    </w:p>
+    <w:p>
+      <w:pPr>
+        <w:pStyle w:val="Code"/>
+        <w:rPr>
+          <w:rFonts w:ascii="Consolas" w:hAnsi="Consolas"/>
+        </w:rPr>
+      </w:pPr>
+      <w:r>
+        <w:rPr>
+          <w:rFonts w:ascii="Consolas" w:hAnsi="Consolas"/>
+        </w:rPr>
+        <w:t xml:space="preserve">    </w:t>
+      </w:r>
+      <w:r>
+        <w:rPr>
+          <w:rFonts w:ascii="Consolas" w:hAnsi="Consolas"/>
+        </w:rPr>
+        <w:t>train_losses.append(avg_loss)</w:t>
+      </w:r>
+    </w:p>
+    <w:p>
+      <w:pPr>
+        <w:pStyle w:val="Code"/>
+        <w:rPr>
+          <w:rFonts w:ascii="Consolas" w:hAnsi="Consolas"/>
+        </w:rPr>
+      </w:pPr>
+      <w:r>
+        <w:rPr>
+          <w:rFonts w:ascii="Consolas" w:hAnsi="Consolas"/>
+        </w:rPr>
+      </w:r>
+    </w:p>
+    <w:p>
+      <w:pPr>
+        <w:pStyle w:val="Code"/>
+        <w:rPr>
+          <w:rFonts w:ascii="Consolas" w:hAnsi="Consolas"/>
+        </w:rPr>
+      </w:pPr>
+      <w:r>
+        <w:rPr>
+          <w:rFonts w:ascii="Consolas" w:hAnsi="Consolas"/>
+        </w:rPr>
+        <w:t># Перевірка результату</w:t>
+      </w:r>
+    </w:p>
+    <w:p>
+      <w:pPr>
+        <w:pStyle w:val="Code"/>
+        <w:rPr>
+          <w:rFonts w:ascii="Consolas" w:hAnsi="Consolas"/>
+        </w:rPr>
+      </w:pPr>
+      <w:r>
+        <w:rPr>
+          <w:rFonts w:ascii="Consolas" w:hAnsi="Consolas"/>
+        </w:rPr>
+        <w:t>print("\nОцінка моделі:")</w:t>
+      </w:r>
+    </w:p>
+    <w:p>
+      <w:pPr>
+        <w:pStyle w:val="Code"/>
+        <w:rPr>
+          <w:rFonts w:ascii="Consolas" w:hAnsi="Consolas"/>
+        </w:rPr>
+      </w:pPr>
+      <w:r>
+        <w:rPr>
+          <w:rFonts w:ascii="Consolas" w:hAnsi="Consolas"/>
+        </w:rPr>
+        <w:t>print("-" * 40)</w:t>
+      </w:r>
+    </w:p>
+    <w:p>
+      <w:pPr>
+        <w:pStyle w:val="Code"/>
+        <w:rPr>
+          <w:rFonts w:ascii="Consolas" w:hAnsi="Consolas"/>
+        </w:rPr>
+      </w:pPr>
+      <w:r>
+        <w:rPr>
+          <w:rFonts w:ascii="Consolas" w:hAnsi="Consolas"/>
+        </w:rPr>
+      </w:r>
+    </w:p>
+    <w:p>
+      <w:pPr>
+        <w:pStyle w:val="Code"/>
+        <w:rPr>
+          <w:rFonts w:ascii="Consolas" w:hAnsi="Consolas"/>
+        </w:rPr>
+      </w:pPr>
+      <w:r>
+        <w:rPr>
+          <w:rFonts w:ascii="Consolas" w:hAnsi="Consolas"/>
+        </w:rPr>
+        <w:t>model.eval()</w:t>
+      </w:r>
+    </w:p>
+    <w:p>
+      <w:pPr>
+        <w:pStyle w:val="Code"/>
+        <w:rPr>
+          <w:rFonts w:ascii="Consolas" w:hAnsi="Consolas"/>
+        </w:rPr>
+      </w:pPr>
+      <w:r>
+        <w:rPr>
+          <w:rFonts w:ascii="Consolas" w:hAnsi="Consolas"/>
+        </w:rPr>
+      </w:r>
+    </w:p>
+    <w:p>
+      <w:pPr>
+        <w:pStyle w:val="Code"/>
+        <w:rPr>
+          <w:rFonts w:ascii="Consolas" w:hAnsi="Consolas"/>
+        </w:rPr>
+      </w:pPr>
+      <w:r>
+        <w:rPr>
+          <w:rFonts w:ascii="Consolas" w:hAnsi="Consolas"/>
+        </w:rPr>
+        <w:t># --- Навчальні дані ---</w:t>
+      </w:r>
+    </w:p>
+    <w:p>
+      <w:pPr>
+        <w:pStyle w:val="Code"/>
+        <w:rPr>
+          <w:rFonts w:ascii="Consolas" w:hAnsi="Consolas"/>
+        </w:rPr>
+      </w:pPr>
+      <w:r>
+        <w:rPr>
+          <w:rFonts w:ascii="Consolas" w:hAnsi="Consolas"/>
+        </w:rPr>
+        <w:t>train_correct = 0</w:t>
+      </w:r>
+    </w:p>
+    <w:p>
+      <w:pPr>
+        <w:pStyle w:val="Code"/>
+        <w:rPr>
+          <w:rFonts w:ascii="Consolas" w:hAnsi="Consolas"/>
+        </w:rPr>
+      </w:pPr>
+      <w:r>
+        <w:rPr>
+          <w:rFonts w:ascii="Consolas" w:hAnsi="Consolas"/>
+        </w:rPr>
+        <w:t>with torch.no_grad():</w:t>
+      </w:r>
+    </w:p>
+    <w:p>
+      <w:pPr>
+        <w:pStyle w:val="Code"/>
+        <w:rPr>
+          <w:rFonts w:ascii="Consolas" w:hAnsi="Consolas"/>
+        </w:rPr>
+      </w:pPr>
+      <w:r>
+        <w:rPr>
+          <w:rFonts w:ascii="Consolas" w:hAnsi="Consolas"/>
+        </w:rPr>
+        <w:t xml:space="preserve">    </w:t>
+      </w:r>
+      <w:r>
+        <w:rPr>
+          <w:rFonts w:ascii="Consolas" w:hAnsi="Consolas"/>
+        </w:rPr>
+        <w:t>for i in range(len(X_train_tensor)):</w:t>
+      </w:r>
+    </w:p>
+    <w:p>
+      <w:pPr>
+        <w:pStyle w:val="Code"/>
+        <w:rPr>
+          <w:rFonts w:ascii="Consolas" w:hAnsi="Consolas"/>
+        </w:rPr>
+      </w:pPr>
+      <w:r>
+        <w:rPr>
+          <w:rFonts w:ascii="Consolas" w:hAnsi="Consolas"/>
+        </w:rPr>
+        <w:t xml:space="preserve">        </w:t>
+      </w:r>
+      <w:r>
+        <w:rPr>
+          <w:rFonts w:ascii="Consolas" w:hAnsi="Consolas"/>
+        </w:rPr>
+        <w:t>hidden = torch.zeros(1, hidden_size)</w:t>
+      </w:r>
+    </w:p>
+    <w:p>
+      <w:pPr>
+        <w:pStyle w:val="Code"/>
+        <w:rPr>
+          <w:rFonts w:ascii="Consolas" w:hAnsi="Consolas"/>
+        </w:rPr>
+      </w:pPr>
+      <w:r>
+        <w:rPr>
+          <w:rFonts w:ascii="Consolas" w:hAnsi="Consolas"/>
+        </w:rPr>
+        <w:t xml:space="preserve">        </w:t>
+      </w:r>
+      <w:r>
+        <w:rPr>
+          <w:rFonts w:ascii="Consolas" w:hAnsi="Consolas"/>
+        </w:rPr>
+        <w:t>for t in range(18):</w:t>
+      </w:r>
+    </w:p>
+    <w:p>
+      <w:pPr>
+        <w:pStyle w:val="Code"/>
+        <w:rPr>
+          <w:rFonts w:ascii="Consolas" w:hAnsi="Consolas"/>
+        </w:rPr>
+      </w:pPr>
+      <w:r>
+        <w:rPr>
+          <w:rFonts w:ascii="Consolas" w:hAnsi="Consolas"/>
+        </w:rPr>
+        <w:t xml:space="preserve">            </w:t>
+      </w:r>
+      <w:r>
+        <w:rPr>
+          <w:rFonts w:ascii="Consolas" w:hAnsi="Consolas"/>
+        </w:rPr>
+        <w:t>current_input = X_train_tensor[i, t, :].view(1, -1)</w:t>
+      </w:r>
+    </w:p>
+    <w:p>
+      <w:pPr>
+        <w:pStyle w:val="Code"/>
+        <w:rPr>
+          <w:rFonts w:ascii="Consolas" w:hAnsi="Consolas"/>
+        </w:rPr>
+      </w:pPr>
+      <w:r>
+        <w:rPr>
+          <w:rFonts w:ascii="Consolas" w:hAnsi="Consolas"/>
+        </w:rPr>
+        <w:t xml:space="preserve">            </w:t>
+      </w:r>
+      <w:r>
+        <w:rPr>
+          <w:rFonts w:ascii="Consolas" w:hAnsi="Consolas"/>
+        </w:rPr>
+        <w:t>output, hidden = model(current_input, hidden)</w:t>
+      </w:r>
+    </w:p>
+    <w:p>
+      <w:pPr>
+        <w:pStyle w:val="Code"/>
+        <w:rPr>
+          <w:rFonts w:ascii="Consolas" w:hAnsi="Consolas"/>
+        </w:rPr>
+      </w:pPr>
+      <w:r>
+        <w:rPr>
+          <w:rFonts w:ascii="Consolas" w:hAnsi="Consolas"/>
+        </w:rPr>
+        <w:t xml:space="preserve">        </w:t>
+      </w:r>
+      <w:r>
+        <w:rPr>
+          <w:rFonts w:ascii="Consolas" w:hAnsi="Consolas"/>
+        </w:rPr>
+        <w:t>pred = 1 if output.item() &gt;= 0.5 else 0</w:t>
+      </w:r>
+    </w:p>
+    <w:p>
+      <w:pPr>
+        <w:pStyle w:val="Code"/>
+        <w:rPr>
+          <w:rFonts w:ascii="Consolas" w:hAnsi="Consolas"/>
+        </w:rPr>
+      </w:pPr>
+      <w:r>
+        <w:rPr>
+          <w:rFonts w:ascii="Consolas" w:hAnsi="Consolas"/>
+        </w:rPr>
+        <w:t xml:space="preserve">        </w:t>
+      </w:r>
+      <w:r>
+        <w:rPr>
+          <w:rFonts w:ascii="Consolas" w:hAnsi="Consolas"/>
+        </w:rPr>
+        <w:t>if pred == y_train[i]:</w:t>
+      </w:r>
+    </w:p>
+    <w:p>
+      <w:pPr>
+        <w:pStyle w:val="Code"/>
+        <w:rPr>
+          <w:rFonts w:ascii="Consolas" w:hAnsi="Consolas"/>
+        </w:rPr>
+      </w:pPr>
+      <w:r>
+        <w:rPr>
+          <w:rFonts w:ascii="Consolas" w:hAnsi="Consolas"/>
+        </w:rPr>
+        <w:t xml:space="preserve">            </w:t>
+      </w:r>
+      <w:r>
+        <w:rPr>
+          <w:rFonts w:ascii="Consolas" w:hAnsi="Consolas"/>
+        </w:rPr>
+        <w:t>train_correct += 1</w:t>
+      </w:r>
+    </w:p>
+    <w:p>
+      <w:pPr>
+        <w:pStyle w:val="Code"/>
+        <w:rPr>
+          <w:rFonts w:ascii="Consolas" w:hAnsi="Consolas"/>
+        </w:rPr>
+      </w:pPr>
+      <w:r>
+        <w:rPr>
+          <w:rFonts w:ascii="Consolas" w:hAnsi="Consolas"/>
+        </w:rPr>
+      </w:r>
+    </w:p>
+    <w:p>
+      <w:pPr>
+        <w:pStyle w:val="Code"/>
+        <w:rPr>
+          <w:rFonts w:ascii="Consolas" w:hAnsi="Consolas"/>
+        </w:rPr>
+      </w:pPr>
+      <w:r>
+        <w:rPr>
+          <w:rFonts w:ascii="Consolas" w:hAnsi="Consolas"/>
+        </w:rPr>
+        <w:t>train_acc = train_correct / len(X_train_tensor)</w:t>
+      </w:r>
+    </w:p>
+    <w:p>
+      <w:pPr>
+        <w:pStyle w:val="Code"/>
+        <w:rPr>
+          <w:rFonts w:ascii="Consolas" w:hAnsi="Consolas"/>
+        </w:rPr>
+      </w:pPr>
+      <w:r>
+        <w:rPr>
+          <w:rFonts w:ascii="Consolas" w:hAnsi="Consolas"/>
+        </w:rPr>
+        <w:t>print(f"Точність на навчальних даних: {train_acc * 100:.2f}%")</w:t>
+      </w:r>
+    </w:p>
+    <w:p>
+      <w:pPr>
+        <w:pStyle w:val="Code"/>
+        <w:rPr>
+          <w:rFonts w:ascii="Consolas" w:hAnsi="Consolas"/>
+        </w:rPr>
+      </w:pPr>
+      <w:r>
+        <w:rPr>
+          <w:rFonts w:ascii="Consolas" w:hAnsi="Consolas"/>
+        </w:rPr>
+      </w:r>
+    </w:p>
+    <w:p>
+      <w:pPr>
+        <w:pStyle w:val="Code"/>
+        <w:rPr>
+          <w:rFonts w:ascii="Consolas" w:hAnsi="Consolas"/>
+        </w:rPr>
+      </w:pPr>
+      <w:r>
+        <w:rPr>
+          <w:rFonts w:ascii="Consolas" w:hAnsi="Consolas"/>
+        </w:rPr>
+        <w:t># --- Тестові дані ---</w:t>
+      </w:r>
+    </w:p>
+    <w:p>
+      <w:pPr>
+        <w:pStyle w:val="Code"/>
+        <w:rPr>
+          <w:rFonts w:ascii="Consolas" w:hAnsi="Consolas"/>
+        </w:rPr>
+      </w:pPr>
+      <w:r>
+        <w:rPr>
+          <w:rFonts w:ascii="Consolas" w:hAnsi="Consolas"/>
+        </w:rPr>
+        <w:t>test_correct = 0</w:t>
+      </w:r>
+    </w:p>
+    <w:p>
+      <w:pPr>
+        <w:pStyle w:val="Code"/>
+        <w:rPr>
+          <w:rFonts w:ascii="Consolas" w:hAnsi="Consolas"/>
+        </w:rPr>
+      </w:pPr>
+      <w:r>
+        <w:rPr>
+          <w:rFonts w:ascii="Consolas" w:hAnsi="Consolas"/>
+        </w:rPr>
+        <w:t>with torch.no_grad():</w:t>
+      </w:r>
+    </w:p>
+    <w:p>
+      <w:pPr>
+        <w:pStyle w:val="Code"/>
+        <w:rPr>
+          <w:rFonts w:ascii="Consolas" w:hAnsi="Consolas"/>
+        </w:rPr>
+      </w:pPr>
+      <w:r>
+        <w:rPr>
+          <w:rFonts w:ascii="Consolas" w:hAnsi="Consolas"/>
+        </w:rPr>
+        <w:t xml:space="preserve">    </w:t>
+      </w:r>
+      <w:r>
+        <w:rPr>
+          <w:rFonts w:ascii="Consolas" w:hAnsi="Consolas"/>
+        </w:rPr>
+        <w:t>for i in range(len(X_test_tensor)):</w:t>
+      </w:r>
+    </w:p>
+    <w:p>
+      <w:pPr>
+        <w:pStyle w:val="Code"/>
+        <w:rPr>
+          <w:rFonts w:ascii="Consolas" w:hAnsi="Consolas"/>
+        </w:rPr>
+      </w:pPr>
+      <w:r>
+        <w:rPr>
+          <w:rFonts w:ascii="Consolas" w:hAnsi="Consolas"/>
+        </w:rPr>
+        <w:t xml:space="preserve">        </w:t>
+      </w:r>
+      <w:r>
+        <w:rPr>
+          <w:rFonts w:ascii="Consolas" w:hAnsi="Consolas"/>
+        </w:rPr>
+        <w:t>hidden = torch.zeros(1, hidden_size)</w:t>
+      </w:r>
+    </w:p>
+    <w:p>
+      <w:pPr>
+        <w:pStyle w:val="Code"/>
+        <w:rPr>
+          <w:rFonts w:ascii="Consolas" w:hAnsi="Consolas"/>
+        </w:rPr>
+      </w:pPr>
+      <w:r>
+        <w:rPr>
+          <w:rFonts w:ascii="Consolas" w:hAnsi="Consolas"/>
+        </w:rPr>
+        <w:t xml:space="preserve">        </w:t>
+      </w:r>
+      <w:r>
+        <w:rPr>
+          <w:rFonts w:ascii="Consolas" w:hAnsi="Consolas"/>
+        </w:rPr>
+        <w:t>for t in range(18):</w:t>
+      </w:r>
+    </w:p>
+    <w:p>
+      <w:pPr>
+        <w:pStyle w:val="Code"/>
+        <w:rPr>
+          <w:rFonts w:ascii="Consolas" w:hAnsi="Consolas"/>
+        </w:rPr>
+      </w:pPr>
+      <w:r>
+        <w:rPr>
+          <w:rFonts w:ascii="Consolas" w:hAnsi="Consolas"/>
+        </w:rPr>
+        <w:t xml:space="preserve">            </w:t>
+      </w:r>
+      <w:r>
+        <w:rPr>
+          <w:rFonts w:ascii="Consolas" w:hAnsi="Consolas"/>
+        </w:rPr>
+        <w:t>current_input = X_test_tensor[i, t, :].view(1, -1)</w:t>
+      </w:r>
+    </w:p>
+    <w:p>
+      <w:pPr>
+        <w:pStyle w:val="Code"/>
+        <w:rPr>
+          <w:rFonts w:ascii="Consolas" w:hAnsi="Consolas"/>
+        </w:rPr>
+      </w:pPr>
+      <w:r>
+        <w:rPr>
+          <w:rFonts w:ascii="Consolas" w:hAnsi="Consolas"/>
+        </w:rPr>
+        <w:t xml:space="preserve">            </w:t>
+      </w:r>
+      <w:r>
+        <w:rPr>
+          <w:rFonts w:ascii="Consolas" w:hAnsi="Consolas"/>
+        </w:rPr>
+        <w:t>output, hidden = model(current_input, hidden)</w:t>
+      </w:r>
+    </w:p>
+    <w:p>
+      <w:pPr>
+        <w:pStyle w:val="Code"/>
+        <w:rPr>
+          <w:rFonts w:ascii="Consolas" w:hAnsi="Consolas"/>
+        </w:rPr>
+      </w:pPr>
+      <w:r>
+        <w:rPr>
+          <w:rFonts w:ascii="Consolas" w:hAnsi="Consolas"/>
+        </w:rPr>
+        <w:t xml:space="preserve">        </w:t>
+      </w:r>
+      <w:r>
+        <w:rPr>
+          <w:rFonts w:ascii="Consolas" w:hAnsi="Consolas"/>
+        </w:rPr>
+        <w:t>pred = 1 if output.item() &gt;= 0.5 else 0</w:t>
+      </w:r>
+    </w:p>
+    <w:p>
+      <w:pPr>
+        <w:pStyle w:val="Code"/>
+        <w:rPr>
+          <w:rFonts w:ascii="Consolas" w:hAnsi="Consolas"/>
+        </w:rPr>
+      </w:pPr>
+      <w:r>
+        <w:rPr>
+          <w:rFonts w:ascii="Consolas" w:hAnsi="Consolas"/>
+        </w:rPr>
+        <w:t xml:space="preserve">        </w:t>
+      </w:r>
+      <w:r>
+        <w:rPr>
+          <w:rFonts w:ascii="Consolas" w:hAnsi="Consolas"/>
+        </w:rPr>
+        <w:t>if pred == y_test[i]:</w:t>
+      </w:r>
+    </w:p>
+    <w:p>
+      <w:pPr>
+        <w:pStyle w:val="Code"/>
+        <w:rPr>
+          <w:rFonts w:ascii="Consolas" w:hAnsi="Consolas"/>
+        </w:rPr>
+      </w:pPr>
+      <w:r>
+        <w:rPr>
+          <w:rFonts w:ascii="Consolas" w:hAnsi="Consolas"/>
+        </w:rPr>
+        <w:t xml:space="preserve">            </w:t>
+      </w:r>
+      <w:r>
+        <w:rPr>
+          <w:rFonts w:ascii="Consolas" w:hAnsi="Consolas"/>
+        </w:rPr>
+        <w:t>test_correct += 1</w:t>
+      </w:r>
+    </w:p>
+    <w:p>
+      <w:pPr>
+        <w:pStyle w:val="Code"/>
+        <w:rPr>
+          <w:rFonts w:ascii="Consolas" w:hAnsi="Consolas"/>
+        </w:rPr>
+      </w:pPr>
+      <w:r>
+        <w:rPr>
+          <w:rFonts w:ascii="Consolas" w:hAnsi="Consolas"/>
+        </w:rPr>
+      </w:r>
+    </w:p>
+    <w:p>
+      <w:pPr>
+        <w:pStyle w:val="Code"/>
+        <w:rPr>
+          <w:rFonts w:ascii="Consolas" w:hAnsi="Consolas"/>
+        </w:rPr>
+      </w:pPr>
+      <w:r>
+        <w:rPr>
+          <w:rFonts w:ascii="Consolas" w:hAnsi="Consolas"/>
+        </w:rPr>
+        <w:t>test_acc = test_correct / len(X_test_tensor)</w:t>
+      </w:r>
+    </w:p>
+    <w:p>
+      <w:pPr>
+        <w:pStyle w:val="Code"/>
+        <w:rPr>
+          <w:rFonts w:ascii="Consolas" w:hAnsi="Consolas"/>
+        </w:rPr>
+      </w:pPr>
+      <w:r>
+        <w:rPr>
+          <w:rFonts w:ascii="Consolas" w:hAnsi="Consolas"/>
+        </w:rPr>
+        <w:t>print(f"Точність на тестових даних: {test_acc * 100:.2f}%")</w:t>
+      </w:r>
+    </w:p>
+    <w:p>
+      <w:pPr>
+        <w:pStyle w:val="P1"/>
+        <w:rPr/>
+      </w:pPr>
+      <w:r>
+        <w:rPr/>
+      </w:r>
+    </w:p>
+    <w:p>
+      <w:pPr>
         <w:pStyle w:val="H2"/>
         <w:rPr/>
       </w:pPr>
@@ -824,21 +4330,318 @@
       </w:pPr>
       <w:r>
         <w:rPr/>
-        <w:t>Таблиця</w:t>
-      </w:r>
-    </w:p>
-    <w:p>
-      <w:pPr>
-        <w:pStyle w:val="p11"/>
-        <w:rPr/>
-      </w:pPr>
-      <w:r>
-        <w:rPr/>
+      </w:r>
+    </w:p>
+    <w:p>
+      <w:pPr>
+        <w:pStyle w:val="P1"/>
+        <w:rPr/>
+      </w:pPr>
+      <w:r>
+        <w:rPr/>
+        <w:t>Результати виконання роботи в консолі.</w:t>
+      </w:r>
+    </w:p>
+    <w:p>
+      <w:pPr>
+        <w:pStyle w:val="P1"/>
+        <w:rPr/>
+      </w:pPr>
+      <w:r>
+        <w:rPr/>
+      </w:r>
+    </w:p>
+    <w:p>
+      <w:pPr>
+        <w:pStyle w:val="H3"/>
+        <w:rPr/>
+      </w:pPr>
+      <w:r>
+        <w:rPr/>
+        <w:t>Хопфілд</w:t>
+      </w:r>
+    </w:p>
+    <w:p>
+      <w:pPr>
+        <w:pStyle w:val="P1"/>
+        <w:rPr/>
+      </w:pPr>
+      <w:r>
+        <w:rPr/>
+      </w:r>
+    </w:p>
+    <w:p>
+      <w:pPr>
+        <w:pStyle w:val="Code"/>
+        <w:rPr>
+          <w:rFonts w:ascii="Consolas" w:hAnsi="Consolas"/>
+        </w:rPr>
+      </w:pPr>
+      <w:r>
+        <w:rPr>
+          <w:rFonts w:ascii="Consolas" w:hAnsi="Consolas"/>
+        </w:rPr>
+        <w:t>Еталон класу +1: [-1.  1. -1. -1.  1. -1.  1. -1.  1.  1. -1. -1. -1.  1. -1.  1.  1.  1.]</w:t>
+      </w:r>
+    </w:p>
+    <w:p>
+      <w:pPr>
+        <w:pStyle w:val="Code"/>
+        <w:rPr>
+          <w:rFonts w:ascii="Consolas" w:hAnsi="Consolas"/>
+        </w:rPr>
+      </w:pPr>
+      <w:r>
+        <w:rPr>
+          <w:rFonts w:ascii="Consolas" w:hAnsi="Consolas"/>
+        </w:rPr>
+        <w:t>Еталон класу -1: [ 1. -1. -1.  1. -1.  1.  1. -1. -1.  1. -1.  1.  1.  1.  1.  1.  1. -1.]</w:t>
+      </w:r>
+    </w:p>
+    <w:p>
+      <w:pPr>
+        <w:pStyle w:val="Code"/>
+        <w:rPr>
+          <w:rFonts w:ascii="Consolas" w:hAnsi="Consolas"/>
+        </w:rPr>
+      </w:pPr>
+      <w:r>
+        <w:rPr>
+          <w:rFonts w:ascii="Consolas" w:hAnsi="Consolas"/>
+        </w:rPr>
+      </w:r>
+    </w:p>
+    <w:p>
+      <w:pPr>
+        <w:pStyle w:val="Code"/>
+        <w:rPr>
+          <w:rFonts w:ascii="Consolas" w:hAnsi="Consolas"/>
+        </w:rPr>
+      </w:pPr>
+      <w:r>
+        <w:rPr>
+          <w:rFonts w:ascii="Consolas" w:hAnsi="Consolas"/>
+        </w:rPr>
+        <w:t>==================================================</w:t>
+      </w:r>
+    </w:p>
+    <w:p>
+      <w:pPr>
+        <w:pStyle w:val="Code"/>
+        <w:rPr>
+          <w:rFonts w:ascii="Consolas" w:hAnsi="Consolas"/>
+        </w:rPr>
+      </w:pPr>
+      <w:r>
+        <w:rPr>
+          <w:rFonts w:ascii="Consolas" w:hAnsi="Consolas"/>
+        </w:rPr>
+        <w:t>ПЕРЕВІРКА ТОЧНОСТІ</w:t>
+      </w:r>
+    </w:p>
+    <w:p>
+      <w:pPr>
+        <w:pStyle w:val="Code"/>
+        <w:rPr>
+          <w:rFonts w:ascii="Consolas" w:hAnsi="Consolas"/>
+        </w:rPr>
+      </w:pPr>
+      <w:r>
+        <w:rPr>
+          <w:rFonts w:ascii="Consolas" w:hAnsi="Consolas"/>
+        </w:rPr>
+        <w:t>==================================================</w:t>
+      </w:r>
+    </w:p>
+    <w:p>
+      <w:pPr>
+        <w:pStyle w:val="Code"/>
+        <w:rPr>
+          <w:rFonts w:ascii="Consolas" w:hAnsi="Consolas"/>
+        </w:rPr>
+      </w:pPr>
+      <w:r>
+        <w:rPr>
+          <w:rFonts w:ascii="Consolas" w:hAnsi="Consolas"/>
+        </w:rPr>
+        <w:t>Точність на навчальних даних: 50.0%</w:t>
+      </w:r>
+    </w:p>
+    <w:p>
+      <w:pPr>
+        <w:pStyle w:val="P1"/>
+        <w:rPr/>
+      </w:pPr>
+      <w:r>
+        <w:rPr/>
+      </w:r>
+    </w:p>
+    <w:p>
+      <w:pPr>
+        <w:pStyle w:val="H3"/>
+        <w:rPr/>
+      </w:pPr>
+      <w:r>
+        <w:rPr/>
+        <w:t>Ельман</w:t>
+      </w:r>
+    </w:p>
+    <w:p>
+      <w:pPr>
+        <w:pStyle w:val="P1"/>
+        <w:rPr/>
+      </w:pPr>
+      <w:r>
+        <w:rPr/>
+      </w:r>
+    </w:p>
+    <w:p>
+      <w:pPr>
+        <w:pStyle w:val="Code"/>
+        <w:rPr>
+          <w:rFonts w:ascii="Consolas" w:hAnsi="Consolas"/>
+        </w:rPr>
+      </w:pPr>
+      <w:r>
+        <w:rPr>
+          <w:rFonts w:ascii="Consolas" w:hAnsi="Consolas"/>
+        </w:rPr>
+        <w:t>INSTANCES=500, EPOCHS=500</w:t>
+      </w:r>
+    </w:p>
+    <w:p>
+      <w:pPr>
+        <w:pStyle w:val="Code"/>
+        <w:rPr>
+          <w:rFonts w:ascii="Consolas" w:hAnsi="Consolas"/>
+        </w:rPr>
+      </w:pPr>
+      <w:r>
+        <w:rPr>
+          <w:rFonts w:ascii="Consolas" w:hAnsi="Consolas"/>
+        </w:rPr>
+      </w:r>
+    </w:p>
+    <w:p>
+      <w:pPr>
+        <w:pStyle w:val="Code"/>
+        <w:rPr>
+          <w:rFonts w:ascii="Consolas" w:hAnsi="Consolas"/>
+        </w:rPr>
+      </w:pPr>
+      <w:r>
+        <w:rPr>
+          <w:rFonts w:ascii="Consolas" w:hAnsi="Consolas"/>
+        </w:rPr>
+        <w:t>Оцінка моделі:</w:t>
+      </w:r>
+    </w:p>
+    <w:p>
+      <w:pPr>
+        <w:pStyle w:val="Code"/>
+        <w:rPr>
+          <w:rFonts w:ascii="Consolas" w:hAnsi="Consolas"/>
+        </w:rPr>
+      </w:pPr>
+      <w:r>
+        <w:rPr>
+          <w:rFonts w:ascii="Consolas" w:hAnsi="Consolas"/>
+        </w:rPr>
+        <w:t>----------------------------------------</w:t>
+      </w:r>
+    </w:p>
+    <w:p>
+      <w:pPr>
+        <w:pStyle w:val="Code"/>
+        <w:rPr>
+          <w:rFonts w:ascii="Consolas" w:hAnsi="Consolas"/>
+        </w:rPr>
+      </w:pPr>
+      <w:r>
+        <w:rPr>
+          <w:rFonts w:ascii="Consolas" w:hAnsi="Consolas"/>
+        </w:rPr>
+        <w:t>Точність на навчальних даних: 95.71%</w:t>
+      </w:r>
+    </w:p>
+    <w:p>
+      <w:pPr>
+        <w:pStyle w:val="Code"/>
+        <w:rPr>
+          <w:rFonts w:ascii="Consolas" w:hAnsi="Consolas"/>
+        </w:rPr>
+      </w:pPr>
+      <w:r>
+        <w:rPr>
+          <w:rFonts w:ascii="Consolas" w:hAnsi="Consolas"/>
+        </w:rPr>
+        <w:t>Точність на тестових даних: 52.00%</w:t>
+      </w:r>
+    </w:p>
+    <w:p>
+      <w:pPr>
+        <w:pStyle w:val="P1"/>
+        <w:rPr/>
+      </w:pPr>
+      <w:r>
+        <w:rPr/>
+      </w:r>
+    </w:p>
+    <w:p>
+      <w:pPr>
+        <w:pStyle w:val="H2"/>
+        <w:rPr/>
+      </w:pPr>
+      <w:r>
+        <w:rPr/>
+        <w:t xml:space="preserve">Таблиця </w:t>
+      </w:r>
+      <w:r>
+        <w:rPr/>
+        <w:t>Ельмана</w:t>
+      </w:r>
+    </w:p>
+    <w:p>
+      <w:pPr>
+        <w:pStyle w:val="P1"/>
+        <w:rPr/>
+      </w:pPr>
+      <w:r>
+        <w:rPr/>
+      </w:r>
+    </w:p>
+    <w:p>
+      <w:pPr>
+        <w:pStyle w:val="P1"/>
+        <w:rPr/>
+      </w:pPr>
+      <w:r>
+        <w:rPr/>
+        <w:t>Під час виконання роботи було сформовано таблицю порівняння параметрів мережі Ельмана, її наведено нижче:</w:t>
+      </w:r>
+    </w:p>
+    <w:p>
+      <w:pPr>
+        <w:pStyle w:val="P1"/>
+        <w:rPr/>
+      </w:pPr>
+      <w:r>
+        <w:rPr/>
+      </w:r>
+    </w:p>
+    <w:p>
+      <w:pPr>
+        <w:pStyle w:val="P1"/>
+        <w:rPr/>
+      </w:pPr>
+      <w:r>
+        <w:rPr/>
+        <w:t>Таблиця 1.1 — Параметри та результати нейромережі Ельмана</w:t>
       </w:r>
     </w:p>
     <w:tbl>
       <w:tblPr>
-        <w:tblW w:w="5000" w:type="pct"/>
+        <w:tblW w:w="9073" w:type="dxa"/>
         <w:jc w:val="left"/>
         <w:tblInd w:w="55" w:type="dxa"/>
         <w:tblLayout w:type="fixed"/>
@@ -850,22 +4653,17 @@
         </w:tblCellMar>
       </w:tblPr>
       <w:tblGrid>
-        <w:gridCol w:w="908"/>
-        <w:gridCol w:w="902"/>
-        <w:gridCol w:w="902"/>
-        <w:gridCol w:w="902"/>
-        <w:gridCol w:w="902"/>
-        <w:gridCol w:w="902"/>
-        <w:gridCol w:w="902"/>
-        <w:gridCol w:w="902"/>
-        <w:gridCol w:w="902"/>
-        <w:gridCol w:w="902"/>
+        <w:gridCol w:w="1897"/>
+        <w:gridCol w:w="1734"/>
+        <w:gridCol w:w="1814"/>
+        <w:gridCol w:w="1814"/>
+        <w:gridCol w:w="1814"/>
       </w:tblGrid>
       <w:tr>
         <w:trPr/>
         <w:tc>
           <w:tcPr>
-            <w:tcW w:w="908" w:type="dxa"/>
+            <w:tcW w:w="1897" w:type="dxa"/>
             <w:tcBorders>
               <w:top w:val="single" w:sz="4" w:space="0" w:color="000000"/>
               <w:left w:val="single" w:sz="4" w:space="0" w:color="000000"/>
@@ -874,35 +4672,29 @@
           </w:tcPr>
           <w:p>
             <w:pPr>
-              <w:pStyle w:val="p11"/>
+              <w:pStyle w:val="Style14"/>
               <w:ind w:hanging="0" w:left="0"/>
-              <w:rPr/>
+              <w:rPr>
+                <w:b/>
+                <w:bCs/>
+                <w:sz w:val="24"/>
+                <w:szCs w:val="24"/>
+              </w:rPr>
             </w:pPr>
             <w:r>
               <w:rPr>
-                <w:b w:val="false"/>
-                <w:i w:val="false"/>
-                <w:caps w:val="false"/>
-                <w:smallCaps w:val="false"/>
-                <w:spacing w:val="0"/>
+                <w:b/>
+                <w:bCs/>
+                <w:sz w:val="24"/>
+                <w:szCs w:val="24"/>
               </w:rPr>
-              <w:t>Н</w:t>
-            </w:r>
-            <w:r>
-              <w:rPr>
-                <w:b w:val="false"/>
-                <w:i w:val="false"/>
-                <w:caps w:val="false"/>
-                <w:smallCaps w:val="false"/>
-                <w:spacing w:val="0"/>
-              </w:rPr>
-              <w:t>азва архітектури нейромережі</w:t>
+              <w:t>Кількість екземплярів</w:t>
             </w:r>
           </w:p>
         </w:tc>
         <w:tc>
           <w:tcPr>
-            <w:tcW w:w="902" w:type="dxa"/>
+            <w:tcW w:w="1734" w:type="dxa"/>
             <w:tcBorders>
               <w:top w:val="single" w:sz="4" w:space="0" w:color="000000"/>
               <w:left w:val="single" w:sz="4" w:space="0" w:color="000000"/>
@@ -911,35 +4703,29 @@
           </w:tcPr>
           <w:p>
             <w:pPr>
-              <w:pStyle w:val="p11"/>
+              <w:pStyle w:val="Style14"/>
               <w:ind w:hanging="0" w:left="0"/>
-              <w:rPr/>
+              <w:rPr>
+                <w:b/>
+                <w:bCs/>
+                <w:sz w:val="24"/>
+                <w:szCs w:val="24"/>
+              </w:rPr>
             </w:pPr>
             <w:r>
               <w:rPr>
-                <w:b w:val="false"/>
-                <w:i w:val="false"/>
-                <w:caps w:val="false"/>
-                <w:smallCaps w:val="false"/>
-                <w:spacing w:val="0"/>
+                <w:b/>
+                <w:bCs/>
+                <w:sz w:val="24"/>
+                <w:szCs w:val="24"/>
               </w:rPr>
-              <w:t>К</w:t>
-            </w:r>
-            <w:r>
-              <w:rPr>
-                <w:b w:val="false"/>
-                <w:i w:val="false"/>
-                <w:caps w:val="false"/>
-                <w:smallCaps w:val="false"/>
-                <w:spacing w:val="0"/>
-              </w:rPr>
-              <w:t>ількість шарів</w:t>
+              <w:t>Кількість епох</w:t>
             </w:r>
           </w:p>
         </w:tc>
         <w:tc>
           <w:tcPr>
-            <w:tcW w:w="902" w:type="dxa"/>
+            <w:tcW w:w="1814" w:type="dxa"/>
             <w:tcBorders>
               <w:top w:val="single" w:sz="4" w:space="0" w:color="000000"/>
               <w:left w:val="single" w:sz="4" w:space="0" w:color="000000"/>
@@ -948,35 +4734,29 @@
           </w:tcPr>
           <w:p>
             <w:pPr>
-              <w:pStyle w:val="p11"/>
+              <w:pStyle w:val="Style14"/>
               <w:ind w:hanging="0" w:left="0"/>
-              <w:rPr/>
+              <w:rPr>
+                <w:b/>
+                <w:bCs/>
+                <w:sz w:val="24"/>
+                <w:szCs w:val="24"/>
+              </w:rPr>
             </w:pPr>
             <w:r>
               <w:rPr>
-                <w:b w:val="false"/>
-                <w:i w:val="false"/>
-                <w:caps w:val="false"/>
-                <w:smallCaps w:val="false"/>
-                <w:spacing w:val="0"/>
+                <w:b/>
+                <w:bCs/>
+                <w:sz w:val="24"/>
+                <w:szCs w:val="24"/>
               </w:rPr>
-              <w:t>К</w:t>
-            </w:r>
-            <w:r>
-              <w:rPr>
-                <w:b w:val="false"/>
-                <w:i w:val="false"/>
-                <w:caps w:val="false"/>
-                <w:smallCaps w:val="false"/>
-                <w:spacing w:val="0"/>
-              </w:rPr>
-              <w:t>ількість нейронів у шарах</w:t>
+              <w:t>Розподіл навчальної та тестової вибірок (навчальна / тестова)</w:t>
             </w:r>
           </w:p>
         </w:tc>
         <w:tc>
           <w:tcPr>
-            <w:tcW w:w="902" w:type="dxa"/>
+            <w:tcW w:w="1814" w:type="dxa"/>
             <w:tcBorders>
               <w:top w:val="single" w:sz="4" w:space="0" w:color="000000"/>
               <w:left w:val="single" w:sz="4" w:space="0" w:color="000000"/>
@@ -985,220 +4765,29 @@
           </w:tcPr>
           <w:p>
             <w:pPr>
-              <w:pStyle w:val="p11"/>
+              <w:pStyle w:val="Style14"/>
               <w:ind w:hanging="0" w:left="0"/>
-              <w:rPr/>
+              <w:rPr>
+                <w:b/>
+                <w:bCs/>
+                <w:sz w:val="24"/>
+                <w:szCs w:val="24"/>
+              </w:rPr>
             </w:pPr>
             <w:r>
               <w:rPr>
-                <w:b w:val="false"/>
-                <w:i w:val="false"/>
-                <w:caps w:val="false"/>
-                <w:smallCaps w:val="false"/>
-                <w:spacing w:val="0"/>
+                <w:b/>
+                <w:bCs/>
+                <w:sz w:val="24"/>
+                <w:szCs w:val="24"/>
               </w:rPr>
-              <w:t>Ф</w:t>
-            </w:r>
-            <w:r>
-              <w:rPr>
-                <w:b w:val="false"/>
-                <w:i w:val="false"/>
-                <w:caps w:val="false"/>
-                <w:smallCaps w:val="false"/>
-                <w:spacing w:val="0"/>
-              </w:rPr>
-              <w:t>ункції активації нейронів у шарах</w:t>
+              <w:t>Результати точності на навчальній</w:t>
             </w:r>
           </w:p>
         </w:tc>
         <w:tc>
           <w:tcPr>
-            <w:tcW w:w="902" w:type="dxa"/>
-            <w:tcBorders>
-              <w:top w:val="single" w:sz="4" w:space="0" w:color="000000"/>
-              <w:left w:val="single" w:sz="4" w:space="0" w:color="000000"/>
-              <w:bottom w:val="single" w:sz="4" w:space="0" w:color="000000"/>
-            </w:tcBorders>
-          </w:tcPr>
-          <w:p>
-            <w:pPr>
-              <w:pStyle w:val="p11"/>
-              <w:ind w:hanging="0" w:left="0"/>
-              <w:rPr/>
-            </w:pPr>
-            <w:r>
-              <w:rPr>
-                <w:b w:val="false"/>
-                <w:i w:val="false"/>
-                <w:caps w:val="false"/>
-                <w:smallCaps w:val="false"/>
-                <w:spacing w:val="0"/>
-              </w:rPr>
-              <w:t>М</w:t>
-            </w:r>
-            <w:r>
-              <w:rPr>
-                <w:b w:val="false"/>
-                <w:i w:val="false"/>
-                <w:caps w:val="false"/>
-                <w:smallCaps w:val="false"/>
-                <w:spacing w:val="0"/>
-              </w:rPr>
-              <w:t>етод навчання</w:t>
-            </w:r>
-          </w:p>
-        </w:tc>
-        <w:tc>
-          <w:tcPr>
-            <w:tcW w:w="902" w:type="dxa"/>
-            <w:tcBorders>
-              <w:top w:val="single" w:sz="4" w:space="0" w:color="000000"/>
-              <w:left w:val="single" w:sz="4" w:space="0" w:color="000000"/>
-              <w:bottom w:val="single" w:sz="4" w:space="0" w:color="000000"/>
-            </w:tcBorders>
-          </w:tcPr>
-          <w:p>
-            <w:pPr>
-              <w:pStyle w:val="p11"/>
-              <w:ind w:hanging="0" w:left="0"/>
-              <w:rPr/>
-            </w:pPr>
-            <w:r>
-              <w:rPr>
-                <w:b w:val="false"/>
-                <w:i w:val="false"/>
-                <w:caps w:val="false"/>
-                <w:smallCaps w:val="false"/>
-                <w:spacing w:val="0"/>
-              </w:rPr>
-              <w:t>Ч</w:t>
-            </w:r>
-            <w:r>
-              <w:rPr>
-                <w:b w:val="false"/>
-                <w:i w:val="false"/>
-                <w:caps w:val="false"/>
-                <w:smallCaps w:val="false"/>
-                <w:spacing w:val="0"/>
-              </w:rPr>
-              <w:t>ас навчання</w:t>
-            </w:r>
-          </w:p>
-        </w:tc>
-        <w:tc>
-          <w:tcPr>
-            <w:tcW w:w="902" w:type="dxa"/>
-            <w:tcBorders>
-              <w:top w:val="single" w:sz="4" w:space="0" w:color="000000"/>
-              <w:left w:val="single" w:sz="4" w:space="0" w:color="000000"/>
-              <w:bottom w:val="single" w:sz="4" w:space="0" w:color="000000"/>
-            </w:tcBorders>
-          </w:tcPr>
-          <w:p>
-            <w:pPr>
-              <w:pStyle w:val="p11"/>
-              <w:ind w:hanging="0" w:left="0"/>
-              <w:rPr/>
-            </w:pPr>
-            <w:r>
-              <w:rPr>
-                <w:b w:val="false"/>
-                <w:i w:val="false"/>
-                <w:caps w:val="false"/>
-                <w:smallCaps w:val="false"/>
-                <w:spacing w:val="0"/>
-              </w:rPr>
-              <w:t>Ч</w:t>
-            </w:r>
-            <w:r>
-              <w:rPr>
-                <w:b w:val="false"/>
-                <w:i w:val="false"/>
-                <w:caps w:val="false"/>
-                <w:smallCaps w:val="false"/>
-                <w:spacing w:val="0"/>
-              </w:rPr>
-              <w:t>ас класифікації навченої мережі для навчальної вибірки</w:t>
-            </w:r>
-          </w:p>
-        </w:tc>
-        <w:tc>
-          <w:tcPr>
-            <w:tcW w:w="902" w:type="dxa"/>
-            <w:tcBorders>
-              <w:top w:val="single" w:sz="4" w:space="0" w:color="000000"/>
-              <w:left w:val="single" w:sz="4" w:space="0" w:color="000000"/>
-              <w:bottom w:val="single" w:sz="4" w:space="0" w:color="000000"/>
-            </w:tcBorders>
-          </w:tcPr>
-          <w:p>
-            <w:pPr>
-              <w:pStyle w:val="p11"/>
-              <w:ind w:hanging="0" w:left="0"/>
-              <w:rPr/>
-            </w:pPr>
-            <w:r>
-              <w:rPr>
-                <w:b w:val="false"/>
-                <w:i w:val="false"/>
-                <w:caps w:val="false"/>
-                <w:smallCaps w:val="false"/>
-                <w:spacing w:val="0"/>
-              </w:rPr>
-              <w:t>П</w:t>
-            </w:r>
-            <w:r>
-              <w:rPr>
-                <w:b w:val="false"/>
-                <w:i w:val="false"/>
-                <w:caps w:val="false"/>
-                <w:smallCaps w:val="false"/>
-                <w:spacing w:val="0"/>
-              </w:rPr>
-              <w:t>омилка класифікації для навчальної вибірки</w:t>
-            </w:r>
-          </w:p>
-        </w:tc>
-        <w:tc>
-          <w:tcPr>
-            <w:tcW w:w="902" w:type="dxa"/>
-            <w:tcBorders>
-              <w:top w:val="single" w:sz="4" w:space="0" w:color="000000"/>
-              <w:left w:val="single" w:sz="4" w:space="0" w:color="000000"/>
-              <w:bottom w:val="single" w:sz="4" w:space="0" w:color="000000"/>
-            </w:tcBorders>
-          </w:tcPr>
-          <w:p>
-            <w:pPr>
-              <w:pStyle w:val="p11"/>
-              <w:ind w:hanging="0" w:left="0"/>
-              <w:rPr/>
-            </w:pPr>
-            <w:r>
-              <w:rPr>
-                <w:b w:val="false"/>
-                <w:i w:val="false"/>
-                <w:caps w:val="false"/>
-                <w:smallCaps w:val="false"/>
-                <w:spacing w:val="0"/>
-              </w:rPr>
-              <w:t>Ч</w:t>
-            </w:r>
-            <w:r>
-              <w:rPr>
-                <w:b w:val="false"/>
-                <w:i w:val="false"/>
-                <w:caps w:val="false"/>
-                <w:smallCaps w:val="false"/>
-                <w:spacing w:val="0"/>
-              </w:rPr>
-              <w:t>ас класифікації навченої мережі для тестової вибірки</w:t>
-            </w:r>
-          </w:p>
-        </w:tc>
-        <w:tc>
-          <w:tcPr>
-            <w:tcW w:w="902" w:type="dxa"/>
+            <w:tcW w:w="1814" w:type="dxa"/>
             <w:tcBorders>
               <w:top w:val="single" w:sz="4" w:space="0" w:color="000000"/>
               <w:left w:val="single" w:sz="4" w:space="0" w:color="000000"/>
@@ -1208,29 +4797,23 @@
           </w:tcPr>
           <w:p>
             <w:pPr>
-              <w:pStyle w:val="p11"/>
+              <w:pStyle w:val="Style14"/>
               <w:ind w:hanging="0" w:left="0"/>
-              <w:rPr/>
+              <w:rPr>
+                <w:b/>
+                <w:bCs/>
+                <w:sz w:val="24"/>
+                <w:szCs w:val="24"/>
+              </w:rPr>
             </w:pPr>
             <w:r>
               <w:rPr>
-                <w:b w:val="false"/>
-                <w:i w:val="false"/>
-                <w:caps w:val="false"/>
-                <w:smallCaps w:val="false"/>
-                <w:spacing w:val="0"/>
+                <w:b/>
+                <w:bCs/>
+                <w:sz w:val="24"/>
+                <w:szCs w:val="24"/>
               </w:rPr>
-              <w:t>П</w:t>
-            </w:r>
-            <w:r>
-              <w:rPr>
-                <w:b w:val="false"/>
-                <w:i w:val="false"/>
-                <w:caps w:val="false"/>
-                <w:smallCaps w:val="false"/>
-                <w:spacing w:val="0"/>
-              </w:rPr>
-              <w:t>омилка класифікації для тестової вибірки</w:t>
+              <w:t>Результати точності на тестовій</w:t>
             </w:r>
           </w:p>
         </w:tc>
@@ -1239,7 +4822,7 @@
         <w:trPr/>
         <w:tc>
           <w:tcPr>
-            <w:tcW w:w="908" w:type="dxa"/>
+            <w:tcW w:w="1897" w:type="dxa"/>
             <w:tcBorders>
               <w:left w:val="single" w:sz="4" w:space="0" w:color="000000"/>
               <w:bottom w:val="single" w:sz="4" w:space="0" w:color="000000"/>
@@ -1247,22 +4830,25 @@
           </w:tcPr>
           <w:p>
             <w:pPr>
-              <w:pStyle w:val="p11"/>
+              <w:pStyle w:val="Style14"/>
               <w:ind w:hanging="0" w:left="0"/>
               <w:rPr>
-                <w:lang w:val="uk-UA"/>
+                <w:sz w:val="24"/>
+                <w:szCs w:val="24"/>
               </w:rPr>
             </w:pPr>
             <w:r>
               <w:rPr>
-                <w:lang w:val="uk-UA"/>
+                <w:sz w:val="24"/>
+                <w:szCs w:val="24"/>
               </w:rPr>
+              <w:t>500</w:t>
             </w:r>
           </w:p>
         </w:tc>
         <w:tc>
           <w:tcPr>
-            <w:tcW w:w="902" w:type="dxa"/>
+            <w:tcW w:w="1734" w:type="dxa"/>
             <w:tcBorders>
               <w:left w:val="single" w:sz="4" w:space="0" w:color="000000"/>
               <w:bottom w:val="single" w:sz="4" w:space="0" w:color="000000"/>
@@ -1270,22 +4856,25 @@
           </w:tcPr>
           <w:p>
             <w:pPr>
-              <w:pStyle w:val="p11"/>
+              <w:pStyle w:val="Style14"/>
               <w:ind w:hanging="0" w:left="0"/>
               <w:rPr>
-                <w:lang w:val="uk-UA"/>
+                <w:sz w:val="24"/>
+                <w:szCs w:val="24"/>
               </w:rPr>
             </w:pPr>
             <w:r>
               <w:rPr>
-                <w:lang w:val="uk-UA"/>
+                <w:sz w:val="24"/>
+                <w:szCs w:val="24"/>
               </w:rPr>
+              <w:t>500</w:t>
             </w:r>
           </w:p>
         </w:tc>
         <w:tc>
           <w:tcPr>
-            <w:tcW w:w="902" w:type="dxa"/>
+            <w:tcW w:w="1814" w:type="dxa"/>
             <w:tcBorders>
               <w:left w:val="single" w:sz="4" w:space="0" w:color="000000"/>
               <w:bottom w:val="single" w:sz="4" w:space="0" w:color="000000"/>
@@ -1293,22 +4882,25 @@
           </w:tcPr>
           <w:p>
             <w:pPr>
-              <w:pStyle w:val="p11"/>
+              <w:pStyle w:val="Style14"/>
               <w:ind w:hanging="0" w:left="0"/>
               <w:rPr>
-                <w:lang w:val="uk-UA"/>
+                <w:sz w:val="24"/>
+                <w:szCs w:val="24"/>
               </w:rPr>
             </w:pPr>
             <w:r>
               <w:rPr>
-                <w:lang w:val="uk-UA"/>
+                <w:sz w:val="24"/>
+                <w:szCs w:val="24"/>
               </w:rPr>
+              <w:t>80/20</w:t>
             </w:r>
           </w:p>
         </w:tc>
         <w:tc>
           <w:tcPr>
-            <w:tcW w:w="902" w:type="dxa"/>
+            <w:tcW w:w="1814" w:type="dxa"/>
             <w:tcBorders>
               <w:left w:val="single" w:sz="4" w:space="0" w:color="000000"/>
               <w:bottom w:val="single" w:sz="4" w:space="0" w:color="000000"/>
@@ -1316,137 +4908,25 @@
           </w:tcPr>
           <w:p>
             <w:pPr>
-              <w:pStyle w:val="p11"/>
+              <w:pStyle w:val="Style14"/>
               <w:ind w:hanging="0" w:left="0"/>
               <w:rPr>
-                <w:lang w:val="uk-UA"/>
+                <w:sz w:val="24"/>
+                <w:szCs w:val="24"/>
               </w:rPr>
             </w:pPr>
             <w:r>
               <w:rPr>
-                <w:lang w:val="uk-UA"/>
+                <w:sz w:val="24"/>
+                <w:szCs w:val="24"/>
               </w:rPr>
+              <w:t>73.75%</w:t>
             </w:r>
           </w:p>
         </w:tc>
         <w:tc>
           <w:tcPr>
-            <w:tcW w:w="902" w:type="dxa"/>
-            <w:tcBorders>
-              <w:left w:val="single" w:sz="4" w:space="0" w:color="000000"/>
-              <w:bottom w:val="single" w:sz="4" w:space="0" w:color="000000"/>
-            </w:tcBorders>
-          </w:tcPr>
-          <w:p>
-            <w:pPr>
-              <w:pStyle w:val="p11"/>
-              <w:ind w:hanging="0" w:left="0"/>
-              <w:rPr>
-                <w:lang w:val="uk-UA"/>
-              </w:rPr>
-            </w:pPr>
-            <w:r>
-              <w:rPr>
-                <w:lang w:val="uk-UA"/>
-              </w:rPr>
-            </w:r>
-          </w:p>
-        </w:tc>
-        <w:tc>
-          <w:tcPr>
-            <w:tcW w:w="902" w:type="dxa"/>
-            <w:tcBorders>
-              <w:left w:val="single" w:sz="4" w:space="0" w:color="000000"/>
-              <w:bottom w:val="single" w:sz="4" w:space="0" w:color="000000"/>
-            </w:tcBorders>
-          </w:tcPr>
-          <w:p>
-            <w:pPr>
-              <w:pStyle w:val="p11"/>
-              <w:ind w:hanging="0" w:left="0"/>
-              <w:rPr>
-                <w:lang w:val="uk-UA"/>
-              </w:rPr>
-            </w:pPr>
-            <w:r>
-              <w:rPr>
-                <w:lang w:val="uk-UA"/>
-              </w:rPr>
-            </w:r>
-          </w:p>
-        </w:tc>
-        <w:tc>
-          <w:tcPr>
-            <w:tcW w:w="902" w:type="dxa"/>
-            <w:tcBorders>
-              <w:left w:val="single" w:sz="4" w:space="0" w:color="000000"/>
-              <w:bottom w:val="single" w:sz="4" w:space="0" w:color="000000"/>
-            </w:tcBorders>
-          </w:tcPr>
-          <w:p>
-            <w:pPr>
-              <w:pStyle w:val="p11"/>
-              <w:ind w:hanging="0" w:left="0"/>
-              <w:rPr>
-                <w:lang w:val="uk-UA"/>
-              </w:rPr>
-            </w:pPr>
-            <w:r>
-              <w:rPr>
-                <w:lang w:val="uk-UA"/>
-              </w:rPr>
-            </w:r>
-          </w:p>
-        </w:tc>
-        <w:tc>
-          <w:tcPr>
-            <w:tcW w:w="902" w:type="dxa"/>
-            <w:tcBorders>
-              <w:left w:val="single" w:sz="4" w:space="0" w:color="000000"/>
-              <w:bottom w:val="single" w:sz="4" w:space="0" w:color="000000"/>
-            </w:tcBorders>
-          </w:tcPr>
-          <w:p>
-            <w:pPr>
-              <w:pStyle w:val="p11"/>
-              <w:ind w:hanging="0" w:left="0"/>
-              <w:rPr>
-                <w:lang w:val="uk-UA"/>
-              </w:rPr>
-            </w:pPr>
-            <w:r>
-              <w:rPr>
-                <w:lang w:val="uk-UA"/>
-              </w:rPr>
-            </w:r>
-          </w:p>
-        </w:tc>
-        <w:tc>
-          <w:tcPr>
-            <w:tcW w:w="902" w:type="dxa"/>
-            <w:tcBorders>
-              <w:left w:val="single" w:sz="4" w:space="0" w:color="000000"/>
-              <w:bottom w:val="single" w:sz="4" w:space="0" w:color="000000"/>
-            </w:tcBorders>
-          </w:tcPr>
-          <w:p>
-            <w:pPr>
-              <w:pStyle w:val="p11"/>
-              <w:ind w:hanging="0" w:left="0"/>
-              <w:rPr>
-                <w:lang w:val="uk-UA"/>
-              </w:rPr>
-            </w:pPr>
-            <w:r>
-              <w:rPr>
-                <w:lang w:val="uk-UA"/>
-              </w:rPr>
-            </w:r>
-          </w:p>
-        </w:tc>
-        <w:tc>
-          <w:tcPr>
-            <w:tcW w:w="902" w:type="dxa"/>
+            <w:tcW w:w="1814" w:type="dxa"/>
             <w:tcBorders>
               <w:left w:val="single" w:sz="4" w:space="0" w:color="000000"/>
               <w:bottom w:val="single" w:sz="4" w:space="0" w:color="000000"/>
@@ -1455,16 +4935,555 @@
           </w:tcPr>
           <w:p>
             <w:pPr>
-              <w:pStyle w:val="p11"/>
+              <w:pStyle w:val="Style14"/>
               <w:ind w:hanging="0" w:left="0"/>
               <w:rPr>
-                <w:lang w:val="uk-UA"/>
+                <w:sz w:val="24"/>
+                <w:szCs w:val="24"/>
               </w:rPr>
             </w:pPr>
             <w:r>
               <w:rPr>
-                <w:lang w:val="uk-UA"/>
+                <w:sz w:val="24"/>
+                <w:szCs w:val="24"/>
               </w:rPr>
+              <w:t>48%</w:t>
+            </w:r>
+          </w:p>
+        </w:tc>
+      </w:tr>
+      <w:tr>
+        <w:trPr/>
+        <w:tc>
+          <w:tcPr>
+            <w:tcW w:w="1897" w:type="dxa"/>
+            <w:tcBorders>
+              <w:left w:val="single" w:sz="4" w:space="0" w:color="000000"/>
+              <w:bottom w:val="single" w:sz="4" w:space="0" w:color="000000"/>
+            </w:tcBorders>
+          </w:tcPr>
+          <w:p>
+            <w:pPr>
+              <w:pStyle w:val="Style14"/>
+              <w:ind w:hanging="0" w:left="0"/>
+              <w:rPr>
+                <w:sz w:val="24"/>
+                <w:szCs w:val="24"/>
+              </w:rPr>
+            </w:pPr>
+            <w:r>
+              <w:rPr>
+                <w:sz w:val="24"/>
+                <w:szCs w:val="24"/>
+              </w:rPr>
+              <w:t>500</w:t>
+            </w:r>
+          </w:p>
+        </w:tc>
+        <w:tc>
+          <w:tcPr>
+            <w:tcW w:w="1734" w:type="dxa"/>
+            <w:tcBorders>
+              <w:left w:val="single" w:sz="4" w:space="0" w:color="000000"/>
+              <w:bottom w:val="single" w:sz="4" w:space="0" w:color="000000"/>
+            </w:tcBorders>
+          </w:tcPr>
+          <w:p>
+            <w:pPr>
+              <w:pStyle w:val="Style14"/>
+              <w:ind w:hanging="0" w:left="0"/>
+              <w:rPr>
+                <w:sz w:val="24"/>
+                <w:szCs w:val="24"/>
+              </w:rPr>
+            </w:pPr>
+            <w:r>
+              <w:rPr>
+                <w:sz w:val="24"/>
+                <w:szCs w:val="24"/>
+              </w:rPr>
+              <w:t>500</w:t>
+            </w:r>
+          </w:p>
+        </w:tc>
+        <w:tc>
+          <w:tcPr>
+            <w:tcW w:w="1814" w:type="dxa"/>
+            <w:tcBorders>
+              <w:left w:val="single" w:sz="4" w:space="0" w:color="000000"/>
+              <w:bottom w:val="single" w:sz="4" w:space="0" w:color="000000"/>
+            </w:tcBorders>
+          </w:tcPr>
+          <w:p>
+            <w:pPr>
+              <w:pStyle w:val="Style14"/>
+              <w:ind w:hanging="0" w:left="0"/>
+              <w:rPr>
+                <w:sz w:val="24"/>
+                <w:szCs w:val="24"/>
+              </w:rPr>
+            </w:pPr>
+            <w:r>
+              <w:rPr>
+                <w:sz w:val="24"/>
+                <w:szCs w:val="24"/>
+              </w:rPr>
+              <w:t>70/30</w:t>
+            </w:r>
+          </w:p>
+        </w:tc>
+        <w:tc>
+          <w:tcPr>
+            <w:tcW w:w="1814" w:type="dxa"/>
+            <w:tcBorders>
+              <w:left w:val="single" w:sz="4" w:space="0" w:color="000000"/>
+              <w:bottom w:val="single" w:sz="4" w:space="0" w:color="000000"/>
+            </w:tcBorders>
+          </w:tcPr>
+          <w:p>
+            <w:pPr>
+              <w:pStyle w:val="Style14"/>
+              <w:ind w:hanging="0" w:left="0"/>
+              <w:rPr>
+                <w:sz w:val="24"/>
+                <w:szCs w:val="24"/>
+              </w:rPr>
+            </w:pPr>
+            <w:r>
+              <w:rPr>
+                <w:sz w:val="24"/>
+                <w:szCs w:val="24"/>
+              </w:rPr>
+              <w:t>95.71%</w:t>
+            </w:r>
+          </w:p>
+        </w:tc>
+        <w:tc>
+          <w:tcPr>
+            <w:tcW w:w="1814" w:type="dxa"/>
+            <w:tcBorders>
+              <w:left w:val="single" w:sz="4" w:space="0" w:color="000000"/>
+              <w:bottom w:val="single" w:sz="4" w:space="0" w:color="000000"/>
+              <w:right w:val="single" w:sz="4" w:space="0" w:color="000000"/>
+            </w:tcBorders>
+          </w:tcPr>
+          <w:p>
+            <w:pPr>
+              <w:pStyle w:val="Style14"/>
+              <w:ind w:hanging="0" w:left="0"/>
+              <w:rPr>
+                <w:sz w:val="24"/>
+                <w:szCs w:val="24"/>
+              </w:rPr>
+            </w:pPr>
+            <w:r>
+              <w:rPr>
+                <w:sz w:val="24"/>
+                <w:szCs w:val="24"/>
+              </w:rPr>
+              <w:t>52%</w:t>
+            </w:r>
+          </w:p>
+        </w:tc>
+      </w:tr>
+      <w:tr>
+        <w:trPr/>
+        <w:tc>
+          <w:tcPr>
+            <w:tcW w:w="1897" w:type="dxa"/>
+            <w:tcBorders>
+              <w:left w:val="single" w:sz="4" w:space="0" w:color="000000"/>
+              <w:bottom w:val="single" w:sz="4" w:space="0" w:color="000000"/>
+            </w:tcBorders>
+          </w:tcPr>
+          <w:p>
+            <w:pPr>
+              <w:pStyle w:val="Style14"/>
+              <w:ind w:hanging="0" w:left="0"/>
+              <w:rPr>
+                <w:sz w:val="24"/>
+                <w:szCs w:val="24"/>
+              </w:rPr>
+            </w:pPr>
+            <w:r>
+              <w:rPr>
+                <w:sz w:val="24"/>
+                <w:szCs w:val="24"/>
+              </w:rPr>
+              <w:t>1 000</w:t>
+            </w:r>
+          </w:p>
+        </w:tc>
+        <w:tc>
+          <w:tcPr>
+            <w:tcW w:w="1734" w:type="dxa"/>
+            <w:tcBorders>
+              <w:left w:val="single" w:sz="4" w:space="0" w:color="000000"/>
+              <w:bottom w:val="single" w:sz="4" w:space="0" w:color="000000"/>
+            </w:tcBorders>
+          </w:tcPr>
+          <w:p>
+            <w:pPr>
+              <w:pStyle w:val="Style14"/>
+              <w:ind w:hanging="0" w:left="0"/>
+              <w:rPr>
+                <w:sz w:val="24"/>
+                <w:szCs w:val="24"/>
+              </w:rPr>
+            </w:pPr>
+            <w:r>
+              <w:rPr>
+                <w:sz w:val="24"/>
+                <w:szCs w:val="24"/>
+              </w:rPr>
+              <w:t>500</w:t>
+            </w:r>
+          </w:p>
+        </w:tc>
+        <w:tc>
+          <w:tcPr>
+            <w:tcW w:w="1814" w:type="dxa"/>
+            <w:tcBorders>
+              <w:left w:val="single" w:sz="4" w:space="0" w:color="000000"/>
+              <w:bottom w:val="single" w:sz="4" w:space="0" w:color="000000"/>
+            </w:tcBorders>
+          </w:tcPr>
+          <w:p>
+            <w:pPr>
+              <w:pStyle w:val="Style14"/>
+              <w:ind w:hanging="0" w:left="0"/>
+              <w:rPr>
+                <w:sz w:val="24"/>
+                <w:szCs w:val="24"/>
+              </w:rPr>
+            </w:pPr>
+            <w:r>
+              <w:rPr>
+                <w:sz w:val="24"/>
+                <w:szCs w:val="24"/>
+              </w:rPr>
+              <w:t>70/30</w:t>
+            </w:r>
+          </w:p>
+        </w:tc>
+        <w:tc>
+          <w:tcPr>
+            <w:tcW w:w="1814" w:type="dxa"/>
+            <w:tcBorders>
+              <w:left w:val="single" w:sz="4" w:space="0" w:color="000000"/>
+              <w:bottom w:val="single" w:sz="4" w:space="0" w:color="000000"/>
+            </w:tcBorders>
+          </w:tcPr>
+          <w:p>
+            <w:pPr>
+              <w:pStyle w:val="Style14"/>
+              <w:ind w:hanging="0" w:left="0"/>
+              <w:rPr>
+                <w:sz w:val="24"/>
+                <w:szCs w:val="24"/>
+              </w:rPr>
+            </w:pPr>
+            <w:r>
+              <w:rPr>
+                <w:sz w:val="24"/>
+                <w:szCs w:val="24"/>
+              </w:rPr>
+              <w:t>81.57%</w:t>
+            </w:r>
+          </w:p>
+        </w:tc>
+        <w:tc>
+          <w:tcPr>
+            <w:tcW w:w="1814" w:type="dxa"/>
+            <w:tcBorders>
+              <w:left w:val="single" w:sz="4" w:space="0" w:color="000000"/>
+              <w:bottom w:val="single" w:sz="4" w:space="0" w:color="000000"/>
+              <w:right w:val="single" w:sz="4" w:space="0" w:color="000000"/>
+            </w:tcBorders>
+          </w:tcPr>
+          <w:p>
+            <w:pPr>
+              <w:pStyle w:val="Style14"/>
+              <w:ind w:hanging="0" w:left="0"/>
+              <w:rPr>
+                <w:sz w:val="24"/>
+                <w:szCs w:val="24"/>
+              </w:rPr>
+            </w:pPr>
+            <w:r>
+              <w:rPr>
+                <w:sz w:val="24"/>
+                <w:szCs w:val="24"/>
+              </w:rPr>
+              <w:t>55.33%</w:t>
+            </w:r>
+          </w:p>
+        </w:tc>
+      </w:tr>
+      <w:tr>
+        <w:trPr/>
+        <w:tc>
+          <w:tcPr>
+            <w:tcW w:w="1897" w:type="dxa"/>
+            <w:tcBorders>
+              <w:left w:val="single" w:sz="4" w:space="0" w:color="000000"/>
+              <w:bottom w:val="single" w:sz="4" w:space="0" w:color="000000"/>
+            </w:tcBorders>
+          </w:tcPr>
+          <w:p>
+            <w:pPr>
+              <w:pStyle w:val="Style14"/>
+              <w:ind w:hanging="0" w:left="0"/>
+              <w:rPr>
+                <w:sz w:val="24"/>
+                <w:szCs w:val="24"/>
+              </w:rPr>
+            </w:pPr>
+            <w:r>
+              <w:rPr>
+                <w:sz w:val="24"/>
+                <w:szCs w:val="24"/>
+              </w:rPr>
+              <w:t>5 000</w:t>
+            </w:r>
+          </w:p>
+        </w:tc>
+        <w:tc>
+          <w:tcPr>
+            <w:tcW w:w="1734" w:type="dxa"/>
+            <w:tcBorders>
+              <w:left w:val="single" w:sz="4" w:space="0" w:color="000000"/>
+              <w:bottom w:val="single" w:sz="4" w:space="0" w:color="000000"/>
+            </w:tcBorders>
+          </w:tcPr>
+          <w:p>
+            <w:pPr>
+              <w:pStyle w:val="Style14"/>
+              <w:ind w:hanging="0" w:left="0"/>
+              <w:rPr>
+                <w:sz w:val="24"/>
+                <w:szCs w:val="24"/>
+              </w:rPr>
+            </w:pPr>
+            <w:r>
+              <w:rPr>
+                <w:sz w:val="24"/>
+                <w:szCs w:val="24"/>
+              </w:rPr>
+              <w:t>500</w:t>
+            </w:r>
+          </w:p>
+        </w:tc>
+        <w:tc>
+          <w:tcPr>
+            <w:tcW w:w="1814" w:type="dxa"/>
+            <w:tcBorders>
+              <w:left w:val="single" w:sz="4" w:space="0" w:color="000000"/>
+              <w:bottom w:val="single" w:sz="4" w:space="0" w:color="000000"/>
+            </w:tcBorders>
+          </w:tcPr>
+          <w:p>
+            <w:pPr>
+              <w:pStyle w:val="Style14"/>
+              <w:ind w:hanging="0" w:left="0"/>
+              <w:rPr>
+                <w:sz w:val="24"/>
+                <w:szCs w:val="24"/>
+              </w:rPr>
+            </w:pPr>
+            <w:r>
+              <w:rPr>
+                <w:sz w:val="24"/>
+                <w:szCs w:val="24"/>
+              </w:rPr>
+              <w:t>70/30</w:t>
+            </w:r>
+          </w:p>
+        </w:tc>
+        <w:tc>
+          <w:tcPr>
+            <w:tcW w:w="1814" w:type="dxa"/>
+            <w:tcBorders>
+              <w:left w:val="single" w:sz="4" w:space="0" w:color="000000"/>
+              <w:bottom w:val="single" w:sz="4" w:space="0" w:color="000000"/>
+            </w:tcBorders>
+          </w:tcPr>
+          <w:p>
+            <w:pPr>
+              <w:pStyle w:val="Style14"/>
+              <w:ind w:hanging="0" w:left="0"/>
+              <w:rPr>
+                <w:sz w:val="24"/>
+                <w:szCs w:val="24"/>
+              </w:rPr>
+            </w:pPr>
+            <w:r>
+              <w:rPr>
+                <w:sz w:val="24"/>
+                <w:szCs w:val="24"/>
+              </w:rPr>
+              <w:t>65.6%</w:t>
+            </w:r>
+          </w:p>
+        </w:tc>
+        <w:tc>
+          <w:tcPr>
+            <w:tcW w:w="1814" w:type="dxa"/>
+            <w:tcBorders>
+              <w:left w:val="single" w:sz="4" w:space="0" w:color="000000"/>
+              <w:bottom w:val="single" w:sz="4" w:space="0" w:color="000000"/>
+              <w:right w:val="single" w:sz="4" w:space="0" w:color="000000"/>
+            </w:tcBorders>
+          </w:tcPr>
+          <w:p>
+            <w:pPr>
+              <w:pStyle w:val="Style14"/>
+              <w:ind w:hanging="0" w:left="0"/>
+              <w:rPr>
+                <w:sz w:val="24"/>
+                <w:szCs w:val="24"/>
+              </w:rPr>
+            </w:pPr>
+            <w:r>
+              <w:rPr>
+                <w:sz w:val="24"/>
+                <w:szCs w:val="24"/>
+              </w:rPr>
+              <w:t>50.07%</w:t>
+            </w:r>
+          </w:p>
+        </w:tc>
+      </w:tr>
+      <w:tr>
+        <w:trPr/>
+        <w:tc>
+          <w:tcPr>
+            <w:tcW w:w="1897" w:type="dxa"/>
+            <w:tcBorders>
+              <w:left w:val="single" w:sz="4" w:space="0" w:color="000000"/>
+              <w:bottom w:val="single" w:sz="4" w:space="0" w:color="000000"/>
+            </w:tcBorders>
+          </w:tcPr>
+          <w:p>
+            <w:pPr>
+              <w:pStyle w:val="Style14"/>
+              <w:ind w:hanging="0" w:left="0"/>
+              <w:rPr>
+                <w:sz w:val="24"/>
+                <w:szCs w:val="24"/>
+              </w:rPr>
+            </w:pPr>
+            <w:r>
+              <w:rPr>
+                <w:sz w:val="24"/>
+                <w:szCs w:val="24"/>
+              </w:rPr>
+              <w:t>500</w:t>
+            </w:r>
+          </w:p>
+        </w:tc>
+        <w:tc>
+          <w:tcPr>
+            <w:tcW w:w="1734" w:type="dxa"/>
+            <w:tcBorders>
+              <w:left w:val="single" w:sz="4" w:space="0" w:color="000000"/>
+              <w:bottom w:val="single" w:sz="4" w:space="0" w:color="000000"/>
+            </w:tcBorders>
+          </w:tcPr>
+          <w:p>
+            <w:pPr>
+              <w:pStyle w:val="Style14"/>
+              <w:ind w:hanging="0" w:left="0"/>
+              <w:rPr>
+                <w:sz w:val="24"/>
+                <w:szCs w:val="24"/>
+              </w:rPr>
+            </w:pPr>
+            <w:r>
+              <w:rPr>
+                <w:sz w:val="24"/>
+                <w:szCs w:val="24"/>
+              </w:rPr>
+              <w:t>200</w:t>
+            </w:r>
+          </w:p>
+        </w:tc>
+        <w:tc>
+          <w:tcPr>
+            <w:tcW w:w="1814" w:type="dxa"/>
+            <w:tcBorders>
+              <w:left w:val="single" w:sz="4" w:space="0" w:color="000000"/>
+              <w:bottom w:val="single" w:sz="4" w:space="0" w:color="000000"/>
+            </w:tcBorders>
+          </w:tcPr>
+          <w:p>
+            <w:pPr>
+              <w:pStyle w:val="Style14"/>
+              <w:ind w:hanging="0" w:left="0"/>
+              <w:rPr>
+                <w:sz w:val="24"/>
+                <w:szCs w:val="24"/>
+              </w:rPr>
+            </w:pPr>
+            <w:r>
+              <w:rPr>
+                <w:sz w:val="24"/>
+                <w:szCs w:val="24"/>
+              </w:rPr>
+              <w:t>70/30</w:t>
+            </w:r>
+          </w:p>
+        </w:tc>
+        <w:tc>
+          <w:tcPr>
+            <w:tcW w:w="1814" w:type="dxa"/>
+            <w:tcBorders>
+              <w:left w:val="single" w:sz="4" w:space="0" w:color="000000"/>
+              <w:bottom w:val="single" w:sz="4" w:space="0" w:color="000000"/>
+            </w:tcBorders>
+          </w:tcPr>
+          <w:p>
+            <w:pPr>
+              <w:pStyle w:val="Style14"/>
+              <w:ind w:hanging="0" w:left="0"/>
+              <w:rPr>
+                <w:sz w:val="24"/>
+                <w:szCs w:val="24"/>
+              </w:rPr>
+            </w:pPr>
+            <w:r>
+              <w:rPr>
+                <w:sz w:val="24"/>
+                <w:szCs w:val="24"/>
+              </w:rPr>
+              <w:t>81.43%</w:t>
+            </w:r>
+          </w:p>
+        </w:tc>
+        <w:tc>
+          <w:tcPr>
+            <w:tcW w:w="1814" w:type="dxa"/>
+            <w:tcBorders>
+              <w:left w:val="single" w:sz="4" w:space="0" w:color="000000"/>
+              <w:bottom w:val="single" w:sz="4" w:space="0" w:color="000000"/>
+              <w:right w:val="single" w:sz="4" w:space="0" w:color="000000"/>
+            </w:tcBorders>
+          </w:tcPr>
+          <w:p>
+            <w:pPr>
+              <w:pStyle w:val="Style14"/>
+              <w:ind w:hanging="0" w:left="0"/>
+              <w:rPr>
+                <w:sz w:val="24"/>
+                <w:szCs w:val="24"/>
+              </w:rPr>
+            </w:pPr>
+            <w:r>
+              <w:rPr>
+                <w:sz w:val="24"/>
+                <w:szCs w:val="24"/>
+              </w:rPr>
+              <w:t>52%</w:t>
             </w:r>
           </w:p>
         </w:tc>
@@ -1472,71 +5491,11 @@
     </w:tbl>
     <w:p>
       <w:pPr>
-        <w:pStyle w:val="Normal"/>
-        <w:rPr/>
-      </w:pPr>
-      <w:r>
-        <w:rPr/>
-      </w:r>
-    </w:p>
-    <w:p>
-      <w:pPr>
-        <w:pStyle w:val="h11"/>
-        <w:rPr/>
-      </w:pPr>
-      <w:r>
-        <w:rPr/>
-        <w:t>Питання</w:t>
-      </w:r>
-    </w:p>
-    <w:p>
-      <w:pPr>
-        <w:pStyle w:val="H2"/>
-        <w:rPr/>
-      </w:pPr>
-      <w:r>
-        <w:rPr/>
-        <w:t>3 Псевдоінверсне  навчальне  правило,  проективний  алгоритм настроювання ваг.</w:t>
-      </w:r>
-    </w:p>
-    <w:p>
-      <w:pPr>
-        <w:pStyle w:val="H2"/>
-        <w:rPr/>
-      </w:pPr>
-      <w:r>
-        <w:rPr/>
-        <w:t>13 Чи  доцільно  застосовувати  мережі  Хопфілда  при  вирішенні задач,  для  рішення  яких  може  використовуватися  одношаровий персептрон?</w:t>
-      </w:r>
-    </w:p>
-    <w:p>
-      <w:pPr>
-        <w:pStyle w:val="H2"/>
-        <w:rPr/>
-      </w:pPr>
-      <w:r>
-        <w:rPr/>
-        <w:t>29 Що таке генеральна сукупність, вибірка, екземпляр, ознака?</w:t>
-      </w:r>
-    </w:p>
-    <w:p>
-      <w:pPr>
-        <w:pStyle w:val="H2"/>
-        <w:rPr/>
-      </w:pPr>
-      <w:r>
-        <w:rPr/>
-        <w:t>33 Поняття:     нейрон,     нейромережа,     нейрокомп’ютер, нейроінформатика.</w:t>
-      </w:r>
-    </w:p>
-    <w:p>
-      <w:pPr>
-        <w:pStyle w:val="H2"/>
-        <w:rPr/>
-      </w:pPr>
-      <w:r>
-        <w:rPr/>
-        <w:t>49 Розпізнавання  образів:  постановка  задачі  та  можливість застосування мереж зі зворотними зв’язками.</w:t>
+        <w:pStyle w:val="P1"/>
+        <w:rPr/>
+      </w:pPr>
+      <w:r>
+        <w:rPr/>
       </w:r>
     </w:p>
     <w:sectPr>
@@ -2337,12 +6296,12 @@
       <w:lang w:val="en-US" w:eastAsia="uk-UA"/>
     </w:rPr>
   </w:style>
-  <w:style w:type="character" w:styleId="Style12">
-    <w:name w:val="Символ нумерації"/>
+  <w:style w:type="character" w:styleId="user">
+    <w:name w:val="Символ нумерації (user)"/>
     <w:qFormat/>
     <w:rPr/>
   </w:style>
-  <w:style w:type="paragraph" w:styleId="Style13">
+  <w:style w:type="paragraph" w:styleId="Style12">
     <w:name w:val="Заголовок"/>
     <w:basedOn w:val="Normal"/>
     <w:next w:val="BodyText"/>
@@ -2352,7 +6311,7 @@
       <w:spacing w:before="240" w:after="120"/>
     </w:pPr>
     <w:rPr>
-      <w:rFonts w:ascii="Liberation Sans" w:hAnsi="Liberation Sans" w:eastAsia="Microsoft YaHei" w:cs="Lucida Sans"/>
+      <w:rFonts w:ascii="Liberation Sans" w:hAnsi="Liberation Sans" w:eastAsia="Microsoft YaHei" w:cs="Arial Unicode MS"/>
       <w:sz w:val="28"/>
       <w:szCs w:val="28"/>
     </w:rPr>
@@ -2389,8 +6348,34 @@
       <w:szCs w:val="24"/>
     </w:rPr>
   </w:style>
-  <w:style w:type="paragraph" w:styleId="Style14">
+  <w:style w:type="paragraph" w:styleId="Style13">
     <w:name w:val="Покажчик"/>
+    <w:basedOn w:val="Normal"/>
+    <w:qFormat/>
+    <w:pPr>
+      <w:suppressLineNumbers/>
+    </w:pPr>
+    <w:rPr>
+      <w:rFonts w:cs="Arial Unicode MS"/>
+    </w:rPr>
+  </w:style>
+  <w:style w:type="paragraph" w:styleId="user1">
+    <w:name w:val="Заголовок (user)"/>
+    <w:basedOn w:val="Normal"/>
+    <w:next w:val="BodyText"/>
+    <w:qFormat/>
+    <w:pPr>
+      <w:keepNext w:val="true"/>
+      <w:spacing w:before="240" w:after="120"/>
+    </w:pPr>
+    <w:rPr>
+      <w:rFonts w:ascii="Liberation Sans" w:hAnsi="Liberation Sans" w:eastAsia="Microsoft YaHei" w:cs="Lucida Sans"/>
+      <w:sz w:val="28"/>
+      <w:szCs w:val="28"/>
+    </w:rPr>
+  </w:style>
+  <w:style w:type="paragraph" w:styleId="user2">
+    <w:name w:val="Покажчик (user)"/>
     <w:basedOn w:val="Normal"/>
     <w:qFormat/>
     <w:pPr>
@@ -2400,35 +6385,9 @@
       <w:rFonts w:cs="Lucida Sans"/>
     </w:rPr>
   </w:style>
-  <w:style w:type="paragraph" w:styleId="user">
-    <w:name w:val="Заголовок (user)"/>
-    <w:basedOn w:val="Normal"/>
-    <w:next w:val="BodyText"/>
-    <w:qFormat/>
-    <w:pPr>
-      <w:keepNext w:val="true"/>
-      <w:spacing w:before="240" w:after="120"/>
-    </w:pPr>
-    <w:rPr>
-      <w:rFonts w:ascii="Liberation Sans" w:hAnsi="Liberation Sans" w:eastAsia="Microsoft YaHei" w:cs="Arial Unicode MS"/>
-      <w:sz w:val="28"/>
-      <w:szCs w:val="28"/>
-    </w:rPr>
-  </w:style>
-  <w:style w:type="paragraph" w:styleId="user1">
-    <w:name w:val="Покажчик (user)"/>
-    <w:basedOn w:val="Normal"/>
-    <w:qFormat/>
-    <w:pPr>
-      <w:suppressLineNumbers/>
-    </w:pPr>
-    <w:rPr>
-      <w:rFonts w:cs="Arial Unicode MS"/>
-    </w:rPr>
-  </w:style>
   <w:style w:type="paragraph" w:styleId="IndexHeading">
     <w:name w:val="index heading"/>
-    <w:basedOn w:val="user"/>
+    <w:basedOn w:val="Style12"/>
     <w:pPr/>
     <w:rPr/>
   </w:style>
@@ -2703,8 +6662,8 @@
     </w:pPr>
     <w:rPr/>
   </w:style>
-  <w:style w:type="paragraph" w:styleId="Style15">
-    <w:name w:val="Вміст таблиці"/>
+  <w:style w:type="paragraph" w:styleId="user3">
+    <w:name w:val="Вміст таблиці (user)"/>
     <w:basedOn w:val="Normal"/>
     <w:qFormat/>
     <w:pPr>
@@ -2713,9 +6672,9 @@
     </w:pPr>
     <w:rPr/>
   </w:style>
-  <w:style w:type="paragraph" w:styleId="Style16">
-    <w:name w:val="Заголовок таблиці"/>
-    <w:basedOn w:val="Style15"/>
+  <w:style w:type="paragraph" w:styleId="user4">
+    <w:name w:val="Заголовок таблиці (user)"/>
+    <w:basedOn w:val="user3"/>
     <w:qFormat/>
     <w:pPr>
       <w:suppressLineNumbers/>
@@ -2726,8 +6685,18 @@
       <w:bCs/>
     </w:rPr>
   </w:style>
-  <w:style w:type="numbering" w:styleId="user2" w:default="1">
-    <w:name w:val="Без маркерів (user)"/>
+  <w:style w:type="paragraph" w:styleId="Style14">
+    <w:name w:val="Вміст таблиці"/>
+    <w:basedOn w:val="Normal"/>
+    <w:qFormat/>
+    <w:pPr>
+      <w:widowControl w:val="false"/>
+      <w:suppressLineNumbers/>
+    </w:pPr>
+    <w:rPr/>
+  </w:style>
+  <w:style w:type="numbering" w:styleId="Style15" w:default="1">
+    <w:name w:val="Без маркерів"/>
     <w:uiPriority w:val="99"/>
     <w:semiHidden/>
     <w:unhideWhenUsed/>
